--- a/EXPORTS/DOCX/published/niveau2/English/MilitaryAndNavy.docx
+++ b/EXPORTS/DOCX/published/niveau2/English/MilitaryAndNavy.docx
@@ -17,7 +17,7 @@
         <w:autoSpaceDE w:val="0"/>
         <w:widowControl/>
         <w:spacing w:line="576" w:lineRule="exact" w:before="144" w:after="0"/>
-        <w:ind w:left="20" w:right="1152" w:firstLine="0"/>
+        <w:ind w:left="10" w:right="1152" w:firstLine="0"/>
         <w:jc w:val="left"/>
       </w:pPr>
       <w:r>
@@ -47,7 +47,7 @@
         <w:autoSpaceDE w:val="0"/>
         <w:widowControl/>
         <w:spacing w:line="540" w:lineRule="exact" w:before="214" w:after="0"/>
-        <w:ind w:left="20" w:right="0" w:firstLine="0"/>
+        <w:ind w:left="10" w:right="0" w:firstLine="0"/>
         <w:jc w:val="left"/>
       </w:pPr>
       <w:r>
@@ -67,7 +67,7 @@
         <w:autoSpaceDE w:val="0"/>
         <w:widowControl/>
         <w:spacing w:line="288" w:lineRule="exact" w:before="292" w:after="0"/>
-        <w:ind w:left="20" w:right="432" w:firstLine="0"/>
+        <w:ind w:left="10" w:right="432" w:firstLine="0"/>
         <w:jc w:val="left"/>
       </w:pPr>
       <w:r>
@@ -107,7 +107,7 @@
         <w:autoSpaceDE w:val="0"/>
         <w:widowControl/>
         <w:spacing w:line="420" w:lineRule="exact" w:before="204" w:after="0"/>
-        <w:ind w:left="20" w:right="0" w:firstLine="0"/>
+        <w:ind w:left="10" w:right="0" w:firstLine="0"/>
         <w:jc w:val="left"/>
       </w:pPr>
       <w:r>
@@ -127,7 +127,7 @@
         <w:autoSpaceDE w:val="0"/>
         <w:widowControl/>
         <w:spacing w:line="288" w:lineRule="exact" w:before="274" w:after="0"/>
-        <w:ind w:left="20" w:right="0" w:firstLine="0"/>
+        <w:ind w:left="10" w:right="0" w:firstLine="0"/>
         <w:jc w:val="left"/>
       </w:pPr>
       <w:r>
@@ -145,7 +145,7 @@
           <w:rFonts w:ascii="Charis SIL Regular" w:hAnsi="Charis SIL Regular" w:eastAsia="Charis SIL Regular"/>
           <w:b w:val="0"/>
           <w:i w:val="0"/>
-          <w:color w:val="0066CC"/>
+          <w:color w:val="0000FF"/>
           <w:sz w:val="24"/>
           <w:u w:val="single"/>
         </w:rPr>
@@ -163,7 +163,7 @@
           <w:rFonts w:ascii="Charis SIL Regular" w:hAnsi="Charis SIL Regular" w:eastAsia="Charis SIL Regular"/>
           <w:b w:val="0"/>
           <w:i w:val="0"/>
-          <w:color w:val="0066CC"/>
+          <w:color w:val="0000FF"/>
           <w:sz w:val="24"/>
           <w:u w:val="single"/>
         </w:rPr>
@@ -174,7 +174,7 @@
           <w:rFonts w:ascii="Charis SIL Regular" w:hAnsi="Charis SIL Regular" w:eastAsia="Charis SIL Regular"/>
           <w:b w:val="0"/>
           <w:i w:val="0"/>
-          <w:color w:val="0066CC"/>
+          <w:color w:val="0000FF"/>
           <w:sz w:val="24"/>
           <w:u w:val="single"/>
         </w:rPr>
@@ -192,7 +192,7 @@
           <w:rFonts w:ascii="Charis SIL Regular" w:hAnsi="Charis SIL Regular" w:eastAsia="Charis SIL Regular"/>
           <w:b w:val="0"/>
           <w:i w:val="0"/>
-          <w:color w:val="0066CC"/>
+          <w:color w:val="0000FF"/>
           <w:sz w:val="24"/>
           <w:u w:val="single"/>
         </w:rPr>
@@ -203,7 +203,7 @@
           <w:rFonts w:ascii="Charis SIL Regular" w:hAnsi="Charis SIL Regular" w:eastAsia="Charis SIL Regular"/>
           <w:b w:val="0"/>
           <w:i w:val="0"/>
-          <w:color w:val="0066CC"/>
+          <w:color w:val="0000FF"/>
           <w:sz w:val="24"/>
           <w:u w:val="single"/>
         </w:rPr>
@@ -231,7 +231,7 @@
           <w:rFonts w:ascii="Charis SIL Regular" w:hAnsi="Charis SIL Regular" w:eastAsia="Charis SIL Regular"/>
           <w:b w:val="0"/>
           <w:i w:val="0"/>
-          <w:color w:val="0066CC"/>
+          <w:color w:val="0000FF"/>
           <w:sz w:val="24"/>
           <w:u w:val="single"/>
         </w:rPr>
@@ -259,7 +259,7 @@
           <w:rFonts w:ascii="Charis SIL Regular" w:hAnsi="Charis SIL Regular" w:eastAsia="Charis SIL Regular"/>
           <w:b w:val="0"/>
           <w:i w:val="0"/>
-          <w:color w:val="0066CC"/>
+          <w:color w:val="0000FF"/>
           <w:sz w:val="24"/>
           <w:u w:val="single"/>
         </w:rPr>
@@ -277,7 +277,7 @@
           <w:rFonts w:ascii="Charis SIL Regular" w:hAnsi="Charis SIL Regular" w:eastAsia="Charis SIL Regular"/>
           <w:b w:val="0"/>
           <w:i w:val="0"/>
-          <w:color w:val="0066CC"/>
+          <w:color w:val="0000FF"/>
           <w:sz w:val="24"/>
           <w:u w:val="single"/>
         </w:rPr>
@@ -288,7 +288,7 @@
           <w:rFonts w:ascii="Charis SIL Regular" w:hAnsi="Charis SIL Regular" w:eastAsia="Charis SIL Regular"/>
           <w:b w:val="0"/>
           <w:i w:val="0"/>
-          <w:color w:val="0066CC"/>
+          <w:color w:val="0000FF"/>
           <w:sz w:val="24"/>
           <w:u w:val="single"/>
         </w:rPr>
@@ -319,11 +319,29 @@
           <w:color w:val="000000"/>
           <w:sz w:val="24"/>
         </w:rPr>
-        <w:t>the deployment of the Arm</w:t>
+        <w:t>the deployment of th</w:t>
       </w:r>
       <w:r>
         <w:rPr>
-          <w:u w:val="single" w:color="0066cc"/>
+          <w:u w:val="single" w:color="0000ff"/>
+          <w:rFonts w:ascii="Charis SIL Regular" w:hAnsi="Charis SIL Regular" w:eastAsia="Charis SIL Regular"/>
+          <w:b w:val="0"/>
+          <w:i w:val="0"/>
+          <w:color w:val="000000"/>
+          <w:sz w:val="24"/>
+        </w:rPr>
+        <w:hyperlink r:id="rId9" w:history="1">
+          <w:r>
+            <w:rPr>
+              <w:rStyle w:val="Hyperlink"/>
+            </w:rPr>
+            <w:t>e Arm</w:t>
+          </w:r>
+        </w:hyperlink>
+      </w:r>
+      <w:r>
+        <w:rPr>
+          <w:u w:val="single" w:color="0000ff"/>
           <w:rFonts w:ascii="Charis SIL Regular" w:hAnsi="Charis SIL Regular" w:eastAsia="Charis SIL Regular"/>
           <w:b w:val="0"/>
           <w:i w:val="0"/>
@@ -341,7 +359,7 @@
       </w:r>
       <w:r>
         <w:rPr>
-          <w:u w:val="single" w:color="0066cc"/>
+          <w:u w:val="single" w:color="0000ff"/>
           <w:rFonts w:ascii="Charis SIL Regular" w:hAnsi="Charis SIL Regular" w:eastAsia="Charis SIL Regular"/>
           <w:b w:val="0"/>
           <w:i w:val="0"/>
@@ -369,7 +387,7 @@
       </w:r>
       <w:r>
         <w:rPr>
-          <w:u w:val="single" w:color="0066cc"/>
+          <w:u w:val="single" w:color="0000ff"/>
           <w:rFonts w:ascii="Charis SIL Regular" w:hAnsi="Charis SIL Regular" w:eastAsia="Charis SIL Regular"/>
           <w:b w:val="0"/>
           <w:i w:val="0"/>
@@ -397,7 +415,7 @@
       </w:r>
       <w:r>
         <w:rPr>
-          <w:u w:val="single" w:color="0066cc"/>
+          <w:u w:val="single" w:color="0000ff"/>
           <w:rFonts w:ascii="Charis SIL Regular" w:hAnsi="Charis SIL Regular" w:eastAsia="Charis SIL Regular"/>
           <w:b w:val="0"/>
           <w:i w:val="0"/>
@@ -408,7 +426,7 @@
       </w:r>
       <w:r>
         <w:rPr>
-          <w:u w:val="single" w:color="0066cc"/>
+          <w:u w:val="single" w:color="0000ff"/>
           <w:rFonts w:ascii="Charis SIL Regular" w:hAnsi="Charis SIL Regular" w:eastAsia="Charis SIL Regular"/>
           <w:b w:val="0"/>
           <w:i w:val="0"/>
@@ -426,7 +444,7 @@
       </w:r>
       <w:r>
         <w:rPr>
-          <w:u w:val="single" w:color="0066cc"/>
+          <w:u w:val="single" w:color="0000ff"/>
           <w:rFonts w:ascii="Charis SIL Regular" w:hAnsi="Charis SIL Regular" w:eastAsia="Charis SIL Regular"/>
           <w:b w:val="0"/>
           <w:i w:val="0"/>
@@ -444,7 +462,7 @@
       </w:r>
       <w:r>
         <w:rPr>
-          <w:u w:val="single" w:color="0066cc"/>
+          <w:u w:val="single" w:color="0000ff"/>
           <w:rFonts w:ascii="Charis SIL Regular" w:hAnsi="Charis SIL Regular" w:eastAsia="Charis SIL Regular"/>
           <w:b w:val="0"/>
           <w:i w:val="0"/>
@@ -465,7 +483,7 @@
           <w:rFonts w:ascii="Charis SIL Regular" w:hAnsi="Charis SIL Regular" w:eastAsia="Charis SIL Regular"/>
           <w:b w:val="0"/>
           <w:i w:val="0"/>
-          <w:color w:val="0066CC"/>
+          <w:color w:val="0000FF"/>
           <w:sz w:val="24"/>
           <w:u w:val="single"/>
         </w:rPr>
@@ -483,7 +501,7 @@
           <w:rFonts w:ascii="Charis SIL Regular" w:hAnsi="Charis SIL Regular" w:eastAsia="Charis SIL Regular"/>
           <w:b w:val="0"/>
           <w:i w:val="0"/>
-          <w:color w:val="0066CC"/>
+          <w:color w:val="0000FF"/>
           <w:sz w:val="24"/>
           <w:u w:val="single"/>
         </w:rPr>
@@ -494,7 +512,7 @@
           <w:rFonts w:ascii="Charis SIL Regular" w:hAnsi="Charis SIL Regular" w:eastAsia="Charis SIL Regular"/>
           <w:b w:val="0"/>
           <w:i w:val="0"/>
-          <w:color w:val="0066CC"/>
+          <w:color w:val="0000FF"/>
           <w:sz w:val="24"/>
           <w:u w:val="single"/>
         </w:rPr>
@@ -512,7 +530,7 @@
           <w:rFonts w:ascii="Charis SIL Regular" w:hAnsi="Charis SIL Regular" w:eastAsia="Charis SIL Regular"/>
           <w:b w:val="0"/>
           <w:i w:val="0"/>
-          <w:color w:val="0066CC"/>
+          <w:color w:val="0000FF"/>
           <w:sz w:val="24"/>
           <w:u w:val="single"/>
         </w:rPr>
@@ -523,7 +541,7 @@
           <w:rFonts w:ascii="Charis SIL Regular" w:hAnsi="Charis SIL Regular" w:eastAsia="Charis SIL Regular"/>
           <w:b w:val="0"/>
           <w:i w:val="0"/>
-          <w:color w:val="0066CC"/>
+          <w:color w:val="0000FF"/>
           <w:sz w:val="24"/>
           <w:u w:val="single"/>
         </w:rPr>
@@ -541,7 +559,7 @@
           <w:rFonts w:ascii="Charis SIL Regular" w:hAnsi="Charis SIL Regular" w:eastAsia="Charis SIL Regular"/>
           <w:b w:val="0"/>
           <w:i w:val="0"/>
-          <w:color w:val="0066CC"/>
+          <w:color w:val="0000FF"/>
           <w:sz w:val="24"/>
           <w:u w:val="single"/>
         </w:rPr>
@@ -559,7 +577,7 @@
           <w:rFonts w:ascii="Charis SIL Regular" w:hAnsi="Charis SIL Regular" w:eastAsia="Charis SIL Regular"/>
           <w:b w:val="0"/>
           <w:i w:val="0"/>
-          <w:color w:val="0066CC"/>
+          <w:color w:val="0000FF"/>
           <w:sz w:val="24"/>
           <w:u w:val="single"/>
         </w:rPr>
@@ -570,7 +588,7 @@
           <w:rFonts w:ascii="Charis SIL Regular" w:hAnsi="Charis SIL Regular" w:eastAsia="Charis SIL Regular"/>
           <w:b w:val="0"/>
           <w:i w:val="0"/>
-          <w:color w:val="0066CC"/>
+          <w:color w:val="0000FF"/>
           <w:sz w:val="24"/>
           <w:u w:val="single"/>
         </w:rPr>
@@ -588,7 +606,7 @@
           <w:rFonts w:ascii="Charis SIL Regular" w:hAnsi="Charis SIL Regular" w:eastAsia="Charis SIL Regular"/>
           <w:b w:val="0"/>
           <w:i w:val="0"/>
-          <w:color w:val="0066CC"/>
+          <w:color w:val="0000FF"/>
           <w:sz w:val="24"/>
           <w:u w:val="single"/>
         </w:rPr>
@@ -599,7 +617,7 @@
           <w:rFonts w:ascii="Charis SIL Regular" w:hAnsi="Charis SIL Regular" w:eastAsia="Charis SIL Regular"/>
           <w:b w:val="0"/>
           <w:i w:val="0"/>
-          <w:color w:val="0066CC"/>
+          <w:color w:val="0000FF"/>
           <w:sz w:val="24"/>
           <w:u w:val="single"/>
         </w:rPr>
@@ -624,7 +642,7 @@
       </w:r>
       <w:r>
         <w:rPr>
-          <w:u w:val="single" w:color="0066cc"/>
+          <w:u w:val="single" w:color="0000ff"/>
           <w:rFonts w:ascii="Charis SIL Regular" w:hAnsi="Charis SIL Regular" w:eastAsia="Charis SIL Regular"/>
           <w:b w:val="0"/>
           <w:i w:val="0"/>
@@ -642,7 +660,7 @@
       </w:r>
       <w:r>
         <w:rPr>
-          <w:u w:val="single" w:color="0066cc"/>
+          <w:u w:val="single" w:color="0000ff"/>
           <w:rFonts w:ascii="Charis SIL Regular" w:hAnsi="Charis SIL Regular" w:eastAsia="Charis SIL Regular"/>
           <w:b w:val="0"/>
           <w:i w:val="0"/>
@@ -654,13 +672,29 @@
             <w:rPr>
               <w:rStyle w:val="Hyperlink"/>
             </w:rPr>
-            <w:t xml:space="preserve"> offi</w:t>
+            <w:t xml:space="preserve"> of</w:t>
           </w:r>
         </w:hyperlink>
       </w:r>
       <w:r>
         <w:rPr>
-          <w:u w:val="single" w:color="0066cc"/>
+          <w:rFonts w:ascii="Charis SIL Regular" w:hAnsi="Charis SIL Regular" w:eastAsia="Charis SIL Regular"/>
+          <w:b w:val="0"/>
+          <w:i w:val="0"/>
+          <w:color w:val="000000"/>
+          <w:sz w:val="24"/>
+        </w:rPr>
+        <w:hyperlink r:id="rId12" w:history="1">
+          <w:r>
+            <w:rPr>
+              <w:rStyle w:val="Hyperlink"/>
+            </w:rPr>
+            <w:t>fi</w:t>
+          </w:r>
+        </w:hyperlink>
+      </w:r>
+      <w:r>
+        <w:rPr>
           <w:rFonts w:ascii="Charis SIL Regular" w:hAnsi="Charis SIL Regular" w:eastAsia="Charis SIL Regular"/>
           <w:b w:val="0"/>
           <w:i w:val="0"/>
@@ -671,7 +705,7 @@
       </w:r>
       <w:r>
         <w:rPr>
-          <w:u w:val="single" w:color="0066cc"/>
+          <w:u w:val="single" w:color="0000ff"/>
           <w:rFonts w:ascii="Charis SIL Regular" w:hAnsi="Charis SIL Regular" w:eastAsia="Charis SIL Regular"/>
           <w:b w:val="0"/>
           <w:i w:val="0"/>
@@ -689,7 +723,7 @@
       </w:r>
       <w:r>
         <w:rPr>
-          <w:u w:val="single" w:color="0066cc"/>
+          <w:u w:val="single" w:color="0000ff"/>
           <w:rFonts w:ascii="Charis SIL Regular" w:hAnsi="Charis SIL Regular" w:eastAsia="Charis SIL Regular"/>
           <w:b w:val="0"/>
           <w:i w:val="0"/>
@@ -701,23 +735,13 @@
             <w:rPr>
               <w:rStyle w:val="Hyperlink"/>
             </w:rPr>
-            <w:t xml:space="preserve">s </w:t>
+            <w:t xml:space="preserve">s of </w:t>
           </w:r>
         </w:hyperlink>
       </w:r>
       <w:r>
         <w:rPr>
-          <w:rFonts w:ascii="Charis SIL Regular" w:hAnsi="Charis SIL Regular" w:eastAsia="Charis SIL Regular"/>
-          <w:b w:val="0"/>
-          <w:i w:val="0"/>
-          <w:color w:val="000000"/>
-          <w:sz w:val="24"/>
-        </w:rPr>
-        <w:t xml:space="preserve">of </w:t>
-      </w:r>
-      <w:r>
-        <w:rPr>
-          <w:u w:val="single" w:color="0066cc"/>
+          <w:u w:val="single" w:color="0000ff"/>
           <w:rFonts w:ascii="Charis SIL Regular" w:hAnsi="Charis SIL Regular" w:eastAsia="Charis SIL Regular"/>
           <w:b w:val="0"/>
           <w:i w:val="0"/>
@@ -735,7 +759,7 @@
       </w:r>
       <w:r>
         <w:rPr>
-          <w:u w:val="single" w:color="0066cc"/>
+          <w:u w:val="single" w:color="0000ff"/>
           <w:rFonts w:ascii="Charis SIL Regular" w:hAnsi="Charis SIL Regular" w:eastAsia="Charis SIL Regular"/>
           <w:b w:val="0"/>
           <w:i w:val="0"/>
@@ -746,7 +770,7 @@
       </w:r>
       <w:r>
         <w:rPr>
-          <w:u w:val="single" w:color="0066cc"/>
+          <w:u w:val="single" w:color="0000ff"/>
           <w:rFonts w:ascii="Charis SIL Regular" w:hAnsi="Charis SIL Regular" w:eastAsia="Charis SIL Regular"/>
           <w:b w:val="0"/>
           <w:i w:val="0"/>
@@ -764,7 +788,7 @@
       </w:r>
       <w:r>
         <w:rPr>
-          <w:u w:val="single" w:color="0066cc"/>
+          <w:u w:val="single" w:color="0000ff"/>
           <w:rFonts w:ascii="Charis SIL Regular" w:hAnsi="Charis SIL Regular" w:eastAsia="Charis SIL Regular"/>
           <w:b w:val="0"/>
           <w:i w:val="0"/>
@@ -808,7 +832,7 @@
           <w:rFonts w:ascii="Charis SIL Regular" w:hAnsi="Charis SIL Regular" w:eastAsia="Charis SIL Regular"/>
           <w:b w:val="0"/>
           <w:i w:val="0"/>
-          <w:color w:val="0066CC"/>
+          <w:color w:val="0000FF"/>
           <w:sz w:val="24"/>
           <w:u w:val="single"/>
         </w:rPr>
@@ -843,7 +867,7 @@
       </w:r>
       <w:r>
         <w:rPr>
-          <w:u w:val="single" w:color="0066cc"/>
+          <w:u w:val="single" w:color="0000ff"/>
           <w:rFonts w:ascii="Charis SIL Regular" w:hAnsi="Charis SIL Regular" w:eastAsia="Charis SIL Regular"/>
           <w:b w:val="0"/>
           <w:i w:val="0"/>
@@ -894,7 +918,7 @@
           <w:rFonts w:ascii="Charis SIL Regular" w:hAnsi="Charis SIL Regular" w:eastAsia="Charis SIL Regular"/>
           <w:b w:val="0"/>
           <w:i w:val="0"/>
-          <w:color w:val="0066CC"/>
+          <w:color w:val="0000FF"/>
           <w:sz w:val="24"/>
           <w:u w:val="single"/>
         </w:rPr>
@@ -912,7 +936,7 @@
           <w:rFonts w:ascii="Charis SIL Regular" w:hAnsi="Charis SIL Regular" w:eastAsia="Charis SIL Regular"/>
           <w:b w:val="0"/>
           <w:i w:val="0"/>
-          <w:color w:val="0066CC"/>
+          <w:color w:val="0000FF"/>
           <w:sz w:val="24"/>
           <w:u w:val="single"/>
         </w:rPr>
@@ -923,7 +947,7 @@
           <w:rFonts w:ascii="Charis SIL Regular" w:hAnsi="Charis SIL Regular" w:eastAsia="Charis SIL Regular"/>
           <w:b w:val="0"/>
           <w:i w:val="0"/>
-          <w:color w:val="0066CC"/>
+          <w:color w:val="0000FF"/>
           <w:sz w:val="24"/>
           <w:u w:val="single"/>
         </w:rPr>
@@ -941,7 +965,7 @@
           <w:rFonts w:ascii="Charis SIL Regular" w:hAnsi="Charis SIL Regular" w:eastAsia="Charis SIL Regular"/>
           <w:b w:val="0"/>
           <w:i w:val="0"/>
-          <w:color w:val="0066CC"/>
+          <w:color w:val="0000FF"/>
           <w:sz w:val="24"/>
           <w:u w:val="single"/>
         </w:rPr>
@@ -952,7 +976,7 @@
           <w:rFonts w:ascii="Charis SIL Regular" w:hAnsi="Charis SIL Regular" w:eastAsia="Charis SIL Regular"/>
           <w:b w:val="0"/>
           <w:i w:val="0"/>
-          <w:color w:val="0066CC"/>
+          <w:color w:val="0000FF"/>
           <w:sz w:val="24"/>
           <w:u w:val="single"/>
         </w:rPr>
@@ -970,7 +994,7 @@
           <w:rFonts w:ascii="Charis SIL Regular" w:hAnsi="Charis SIL Regular" w:eastAsia="Charis SIL Regular"/>
           <w:b w:val="0"/>
           <w:i w:val="0"/>
-          <w:color w:val="0066CC"/>
+          <w:color w:val="0000FF"/>
           <w:sz w:val="24"/>
           <w:u w:val="single"/>
         </w:rPr>
@@ -981,7 +1005,7 @@
           <w:rFonts w:ascii="Charis SIL Regular" w:hAnsi="Charis SIL Regular" w:eastAsia="Charis SIL Regular"/>
           <w:b w:val="0"/>
           <w:i w:val="0"/>
-          <w:color w:val="0066CC"/>
+          <w:color w:val="0000FF"/>
           <w:sz w:val="24"/>
           <w:u w:val="single"/>
         </w:rPr>
@@ -999,7 +1023,7 @@
           <w:rFonts w:ascii="Charis SIL Regular" w:hAnsi="Charis SIL Regular" w:eastAsia="Charis SIL Regular"/>
           <w:b w:val="0"/>
           <w:i w:val="0"/>
-          <w:color w:val="0066CC"/>
+          <w:color w:val="0000FF"/>
           <w:sz w:val="24"/>
           <w:u w:val="single"/>
         </w:rPr>
@@ -1010,7 +1034,7 @@
           <w:rFonts w:ascii="Charis SIL Regular" w:hAnsi="Charis SIL Regular" w:eastAsia="Charis SIL Regular"/>
           <w:b w:val="0"/>
           <w:i w:val="0"/>
-          <w:color w:val="0066CC"/>
+          <w:color w:val="0000FF"/>
           <w:sz w:val="24"/>
           <w:u w:val="single"/>
         </w:rPr>
@@ -1041,83 +1065,11 @@
           <w:color w:val="000000"/>
           <w:sz w:val="24"/>
         </w:rPr>
-        <w:t>of tens of thousands of v</w:t>
+        <w:t>of tens of thousands of volunteers and cons</w:t>
       </w:r>
       <w:r>
         <w:rPr>
-          <w:u w:val="single" w:color="0066cc"/>
-          <w:rFonts w:ascii="Charis SIL Regular" w:hAnsi="Charis SIL Regular" w:eastAsia="Charis SIL Regular"/>
-          <w:b w:val="0"/>
-          <w:i w:val="0"/>
-          <w:color w:val="000000"/>
-          <w:sz w:val="24"/>
-        </w:rPr>
-        <w:hyperlink r:id="rId14" w:history="1">
-          <w:r>
-            <w:rPr>
-              <w:rStyle w:val="Hyperlink"/>
-            </w:rPr>
-            <w:t>olunteers a</w:t>
-          </w:r>
-        </w:hyperlink>
-      </w:r>
-      <w:r>
-        <w:rPr>
-          <w:u w:val="single" w:color="0066cc"/>
-          <w:rFonts w:ascii="Charis SIL Regular" w:hAnsi="Charis SIL Regular" w:eastAsia="Charis SIL Regular"/>
-          <w:b w:val="0"/>
-          <w:i w:val="0"/>
-          <w:color w:val="000000"/>
-          <w:sz w:val="24"/>
-        </w:rPr>
-        <w:hyperlink r:id="rId14" w:history="1">
-          <w:r>
-            <w:rPr>
-              <w:rStyle w:val="Hyperlink"/>
-            </w:rPr>
-            <w:t>nd c</w:t>
-          </w:r>
-        </w:hyperlink>
-      </w:r>
-      <w:r>
-        <w:rPr>
-          <w:u w:val="single" w:color="0066cc"/>
-          <w:rFonts w:ascii="Charis SIL Regular" w:hAnsi="Charis SIL Regular" w:eastAsia="Charis SIL Regular"/>
-          <w:b w:val="0"/>
-          <w:i w:val="0"/>
-          <w:color w:val="000000"/>
-          <w:sz w:val="24"/>
-        </w:rPr>
-        <w:hyperlink r:id="rId14" w:history="1">
-          <w:r>
-            <w:rPr>
-              <w:rStyle w:val="Hyperlink"/>
-            </w:rPr>
-            <w:t>o</w:t>
-          </w:r>
-        </w:hyperlink>
-      </w:r>
-      <w:r>
-        <w:rPr>
-          <w:u w:val="single" w:color="0066cc"/>
-          <w:rFonts w:ascii="Charis SIL Regular" w:hAnsi="Charis SIL Regular" w:eastAsia="Charis SIL Regular"/>
-          <w:b w:val="0"/>
-          <w:i w:val="0"/>
-          <w:color w:val="000000"/>
-          <w:sz w:val="24"/>
-        </w:rPr>
-        <w:hyperlink r:id="rId14" w:history="1">
-          <w:r>
-            <w:rPr>
-              <w:rStyle w:val="Hyperlink"/>
-            </w:rPr>
-            <w:t>ns</w:t>
-          </w:r>
-        </w:hyperlink>
-      </w:r>
-      <w:r>
-        <w:rPr>
-          <w:u w:val="single" w:color="0066cc"/>
+          <w:u w:val="single" w:color="0000ff"/>
           <w:rFonts w:ascii="Charis SIL Regular" w:hAnsi="Charis SIL Regular" w:eastAsia="Charis SIL Regular"/>
           <w:b w:val="0"/>
           <w:i w:val="0"/>
@@ -1135,7 +1087,7 @@
       </w:r>
       <w:r>
         <w:rPr>
-          <w:u w:val="single" w:color="0066cc"/>
+          <w:u w:val="single" w:color="0000ff"/>
           <w:rFonts w:ascii="Charis SIL Regular" w:hAnsi="Charis SIL Regular" w:eastAsia="Charis SIL Regular"/>
           <w:b w:val="0"/>
           <w:i w:val="0"/>
@@ -1153,7 +1105,7 @@
       </w:r>
       <w:r>
         <w:rPr>
-          <w:u w:val="single" w:color="0066cc"/>
+          <w:u w:val="single" w:color="0000ff"/>
           <w:rFonts w:ascii="Charis SIL Regular" w:hAnsi="Charis SIL Regular" w:eastAsia="Charis SIL Regular"/>
           <w:b w:val="0"/>
           <w:i w:val="0"/>
@@ -1186,7 +1138,7 @@
         <w:autoSpaceDE w:val="0"/>
         <w:widowControl/>
         <w:spacing w:line="288" w:lineRule="exact" w:before="240" w:after="0"/>
-        <w:ind w:left="20" w:right="0" w:firstLine="0"/>
+        <w:ind w:left="10" w:right="0" w:firstLine="0"/>
         <w:jc w:val="left"/>
       </w:pPr>
       <w:r>
@@ -1214,7 +1166,7 @@
           <w:rFonts w:ascii="Charis SIL Regular" w:hAnsi="Charis SIL Regular" w:eastAsia="Charis SIL Regular"/>
           <w:b w:val="0"/>
           <w:i w:val="0"/>
-          <w:color w:val="0066CC"/>
+          <w:color w:val="0000FF"/>
           <w:sz w:val="24"/>
           <w:u w:val="single"/>
         </w:rPr>
@@ -1232,7 +1184,7 @@
           <w:rFonts w:ascii="Charis SIL Regular" w:hAnsi="Charis SIL Regular" w:eastAsia="Charis SIL Regular"/>
           <w:b w:val="0"/>
           <w:i w:val="0"/>
-          <w:color w:val="0066CC"/>
+          <w:color w:val="0000FF"/>
           <w:sz w:val="24"/>
           <w:u w:val="single"/>
         </w:rPr>
@@ -1257,7 +1209,7 @@
       </w:r>
       <w:r>
         <w:rPr>
-          <w:u w:val="single" w:color="0066cc"/>
+          <w:u w:val="single" w:color="0000ff"/>
           <w:rFonts w:ascii="Charis SIL Regular" w:hAnsi="Charis SIL Regular" w:eastAsia="Charis SIL Regular"/>
           <w:b w:val="0"/>
           <w:i w:val="0"/>
@@ -1275,7 +1227,7 @@
       </w:r>
       <w:r>
         <w:rPr>
-          <w:u w:val="single" w:color="0066cc"/>
+          <w:u w:val="single" w:color="0000ff"/>
           <w:rFonts w:ascii="Charis SIL Regular" w:hAnsi="Charis SIL Regular" w:eastAsia="Charis SIL Regular"/>
           <w:b w:val="0"/>
           <w:i w:val="0"/>
@@ -1341,7 +1293,7 @@
         <w:autoSpaceDE w:val="0"/>
         <w:widowControl/>
         <w:spacing w:line="288" w:lineRule="exact" w:before="240" w:after="0"/>
-        <w:ind w:left="20" w:right="432" w:firstLine="0"/>
+        <w:ind w:left="10" w:right="432" w:firstLine="0"/>
         <w:jc w:val="left"/>
       </w:pPr>
       <w:r>
@@ -1371,7 +1323,7 @@
         <w:autoSpaceDE w:val="0"/>
         <w:widowControl/>
         <w:spacing w:line="288" w:lineRule="exact" w:before="64" w:after="0"/>
-        <w:ind w:left="20" w:right="144" w:firstLine="0"/>
+        <w:ind w:left="10" w:right="144" w:firstLine="0"/>
         <w:jc w:val="left"/>
       </w:pPr>
       <w:r>
@@ -1411,7 +1363,7 @@
         <w:autoSpaceDE w:val="0"/>
         <w:widowControl/>
         <w:spacing w:line="420" w:lineRule="exact" w:before="204" w:after="0"/>
-        <w:ind w:left="20" w:right="0" w:firstLine="0"/>
+        <w:ind w:left="10" w:right="0" w:firstLine="0"/>
         <w:jc w:val="left"/>
       </w:pPr>
       <w:r>
@@ -1431,7 +1383,7 @@
         <w:autoSpaceDE w:val="0"/>
         <w:widowControl/>
         <w:spacing w:line="288" w:lineRule="exact" w:before="276" w:after="0"/>
-        <w:ind w:left="20" w:right="0" w:firstLine="0"/>
+        <w:ind w:left="10" w:right="0" w:firstLine="0"/>
         <w:jc w:val="left"/>
       </w:pPr>
       <w:r>
@@ -1489,7 +1441,7 @@
           <w:rFonts w:ascii="Charis SIL Regular" w:hAnsi="Charis SIL Regular" w:eastAsia="Charis SIL Regular"/>
           <w:b w:val="0"/>
           <w:i w:val="0"/>
-          <w:color w:val="0066CC"/>
+          <w:color w:val="0000FF"/>
           <w:sz w:val="24"/>
           <w:u w:val="single"/>
         </w:rPr>
@@ -1514,7 +1466,7 @@
       </w:r>
       <w:r>
         <w:rPr>
-          <w:u w:val="single" w:color="0066cc"/>
+          <w:u w:val="single" w:color="0000ff"/>
           <w:rFonts w:ascii="Charis SIL Regular" w:hAnsi="Charis SIL Regular" w:eastAsia="Charis SIL Regular"/>
           <w:b w:val="0"/>
           <w:i w:val="0"/>
@@ -1547,7 +1499,7 @@
         <w:autoSpaceDE w:val="0"/>
         <w:widowControl/>
         <w:spacing w:line="288" w:lineRule="exact" w:before="240" w:after="0"/>
-        <w:ind w:left="20" w:right="144" w:firstLine="0"/>
+        <w:ind w:left="10" w:right="144" w:firstLine="0"/>
         <w:jc w:val="left"/>
       </w:pPr>
       <w:r>
@@ -1585,7 +1537,7 @@
           <w:rFonts w:ascii="Charis SIL Regular" w:hAnsi="Charis SIL Regular" w:eastAsia="Charis SIL Regular"/>
           <w:b w:val="0"/>
           <w:i w:val="0"/>
-          <w:color w:val="0066CC"/>
+          <w:color w:val="0000FF"/>
           <w:sz w:val="24"/>
           <w:u w:val="single"/>
         </w:rPr>
@@ -1603,7 +1555,7 @@
           <w:rFonts w:ascii="Charis SIL Regular" w:hAnsi="Charis SIL Regular" w:eastAsia="Charis SIL Regular"/>
           <w:b w:val="0"/>
           <w:i w:val="0"/>
-          <w:color w:val="0066CC"/>
+          <w:color w:val="0000FF"/>
           <w:sz w:val="24"/>
           <w:u w:val="single"/>
         </w:rPr>
@@ -1614,7 +1566,7 @@
           <w:rFonts w:ascii="Charis SIL Regular" w:hAnsi="Charis SIL Regular" w:eastAsia="Charis SIL Regular"/>
           <w:b w:val="0"/>
           <w:i w:val="0"/>
-          <w:color w:val="0066CC"/>
+          <w:color w:val="0000FF"/>
           <w:sz w:val="24"/>
           <w:u w:val="single"/>
         </w:rPr>
@@ -1644,7 +1596,7 @@
         <w:autoSpaceDE w:val="0"/>
         <w:widowControl/>
         <w:spacing w:line="354" w:lineRule="exact" w:before="174" w:after="0"/>
-        <w:ind w:left="20" w:right="0" w:firstLine="0"/>
+        <w:ind w:left="10" w:right="0" w:firstLine="0"/>
         <w:jc w:val="left"/>
       </w:pPr>
       <w:r>
@@ -1662,7 +1614,7 @@
       <w:pPr>
         <w:sectPr>
           <w:pgSz w:w="11900" w:h="16840"/>
-          <w:pgMar w:top="448" w:right="956" w:bottom="382" w:left="940" w:header="720" w:footer="720" w:gutter="0"/>
+          <w:pgMar w:top="448" w:right="956" w:bottom="382" w:left="950" w:header="720" w:footer="720" w:gutter="0"/>
           <w:cols/>
           <w:docGrid w:linePitch="360"/>
         </w:sectPr>
@@ -1721,7 +1673,7 @@
           <w:rFonts w:ascii="Charis SIL Regular" w:hAnsi="Charis SIL Regular" w:eastAsia="Charis SIL Regular"/>
           <w:b w:val="0"/>
           <w:i w:val="0"/>
-          <w:color w:val="0066CC"/>
+          <w:color w:val="0000FF"/>
           <w:sz w:val="24"/>
           <w:u w:val="single"/>
         </w:rPr>
@@ -1789,7 +1741,7 @@
           <w:rFonts w:ascii="Charis SIL Regular" w:hAnsi="Charis SIL Regular" w:eastAsia="Charis SIL Regular"/>
           <w:b w:val="0"/>
           <w:i w:val="0"/>
-          <w:color w:val="0066CC"/>
+          <w:color w:val="0000FF"/>
           <w:sz w:val="24"/>
           <w:u w:val="single"/>
         </w:rPr>
@@ -1807,7 +1759,7 @@
           <w:rFonts w:ascii="Charis SIL Regular" w:hAnsi="Charis SIL Regular" w:eastAsia="Charis SIL Regular"/>
           <w:b w:val="0"/>
           <w:i w:val="0"/>
-          <w:color w:val="0066CC"/>
+          <w:color w:val="0000FF"/>
           <w:sz w:val="24"/>
           <w:u w:val="single"/>
         </w:rPr>
@@ -1818,7 +1770,7 @@
           <w:rFonts w:ascii="Charis SIL Regular" w:hAnsi="Charis SIL Regular" w:eastAsia="Charis SIL Regular"/>
           <w:b w:val="0"/>
           <w:i w:val="0"/>
-          <w:color w:val="0066CC"/>
+          <w:color w:val="0000FF"/>
           <w:sz w:val="24"/>
           <w:u w:val="single"/>
         </w:rPr>
@@ -1836,7 +1788,7 @@
           <w:rFonts w:ascii="Charis SIL Regular" w:hAnsi="Charis SIL Regular" w:eastAsia="Charis SIL Regular"/>
           <w:b w:val="0"/>
           <w:i w:val="0"/>
-          <w:color w:val="0066CC"/>
+          <w:color w:val="0000FF"/>
           <w:sz w:val="24"/>
           <w:u w:val="single"/>
         </w:rPr>
@@ -1847,7 +1799,7 @@
           <w:rFonts w:ascii="Charis SIL Regular" w:hAnsi="Charis SIL Regular" w:eastAsia="Charis SIL Regular"/>
           <w:b w:val="0"/>
           <w:i w:val="0"/>
-          <w:color w:val="0066CC"/>
+          <w:color w:val="0000FF"/>
           <w:sz w:val="24"/>
           <w:u w:val="single"/>
         </w:rPr>
@@ -1865,7 +1817,7 @@
           <w:rFonts w:ascii="Charis SIL Regular" w:hAnsi="Charis SIL Regular" w:eastAsia="Charis SIL Regular"/>
           <w:b w:val="0"/>
           <w:i w:val="0"/>
-          <w:color w:val="0066CC"/>
+          <w:color w:val="0000FF"/>
           <w:sz w:val="24"/>
           <w:u w:val="single"/>
         </w:rPr>
@@ -1876,7 +1828,7 @@
           <w:rFonts w:ascii="Charis SIL Regular" w:hAnsi="Charis SIL Regular" w:eastAsia="Charis SIL Regular"/>
           <w:b w:val="0"/>
           <w:i w:val="0"/>
-          <w:color w:val="0066CC"/>
+          <w:color w:val="0000FF"/>
           <w:sz w:val="24"/>
           <w:u w:val="single"/>
         </w:rPr>
@@ -1911,7 +1863,7 @@
       </w:r>
       <w:r>
         <w:rPr>
-          <w:u w:val="single" w:color="0066cc"/>
+          <w:u w:val="single" w:color="0000ff"/>
           <w:rFonts w:ascii="Charis SIL Regular" w:hAnsi="Charis SIL Regular" w:eastAsia="Charis SIL Regular"/>
           <w:b w:val="0"/>
           <w:i w:val="0"/>
@@ -1922,7 +1874,7 @@
       </w:r>
       <w:r>
         <w:rPr>
-          <w:u w:val="single" w:color="0066cc"/>
+          <w:u w:val="single" w:color="0000ff"/>
           <w:rFonts w:ascii="Charis SIL Regular" w:hAnsi="Charis SIL Regular" w:eastAsia="Charis SIL Regular"/>
           <w:b w:val="0"/>
           <w:i w:val="0"/>
@@ -1940,7 +1892,6 @@
       </w:r>
       <w:r>
         <w:rPr>
-          <w:u w:val="single" w:color="0066cc"/>
           <w:rFonts w:ascii="Charis SIL Regular" w:hAnsi="Charis SIL Regular" w:eastAsia="Charis SIL Regular"/>
           <w:b w:val="0"/>
           <w:i w:val="0"/>
@@ -1951,7 +1902,7 @@
       </w:r>
       <w:r>
         <w:rPr>
-          <w:u w:val="single" w:color="0066cc"/>
+          <w:u w:val="single" w:color="0000ff"/>
           <w:rFonts w:ascii="Charis SIL Regular" w:hAnsi="Charis SIL Regular" w:eastAsia="Charis SIL Regular"/>
           <w:b w:val="0"/>
           <w:i w:val="0"/>
@@ -1969,7 +1920,7 @@
       </w:r>
       <w:r>
         <w:rPr>
-          <w:u w:val="single" w:color="0066cc"/>
+          <w:u w:val="single" w:color="0000ff"/>
           <w:rFonts w:ascii="Charis SIL Regular" w:hAnsi="Charis SIL Regular" w:eastAsia="Charis SIL Regular"/>
           <w:b w:val="0"/>
           <w:i w:val="0"/>
@@ -1987,7 +1938,7 @@
       </w:r>
       <w:r>
         <w:rPr>
-          <w:u w:val="single" w:color="0066cc"/>
+          <w:u w:val="single" w:color="0000ff"/>
           <w:rFonts w:ascii="Charis SIL Regular" w:hAnsi="Charis SIL Regular" w:eastAsia="Charis SIL Regular"/>
           <w:b w:val="0"/>
           <w:i w:val="0"/>
@@ -2005,7 +1956,7 @@
       </w:r>
       <w:r>
         <w:rPr>
-          <w:u w:val="single" w:color="0066cc"/>
+          <w:u w:val="single" w:color="0000ff"/>
           <w:rFonts w:ascii="Charis SIL Regular" w:hAnsi="Charis SIL Regular" w:eastAsia="Charis SIL Regular"/>
           <w:b w:val="0"/>
           <w:i w:val="0"/>
@@ -2017,23 +1968,13 @@
             <w:rPr>
               <w:rStyle w:val="Hyperlink"/>
             </w:rPr>
-            <w:t xml:space="preserve">s </w:t>
+            <w:t>s a</w:t>
           </w:r>
         </w:hyperlink>
       </w:r>
       <w:r>
         <w:rPr>
-          <w:rFonts w:ascii="Charis SIL Regular" w:hAnsi="Charis SIL Regular" w:eastAsia="Charis SIL Regular"/>
-          <w:b w:val="0"/>
-          <w:i w:val="0"/>
-          <w:color w:val="000000"/>
-          <w:sz w:val="24"/>
-        </w:rPr>
-        <w:t>a</w:t>
-      </w:r>
-      <w:r>
-        <w:rPr>
-          <w:u w:val="single" w:color="0066cc"/>
+          <w:u w:val="single" w:color="0000ff"/>
           <w:rFonts w:ascii="Charis SIL Regular" w:hAnsi="Charis SIL Regular" w:eastAsia="Charis SIL Regular"/>
           <w:b w:val="0"/>
           <w:i w:val="0"/>
@@ -2051,7 +1992,7 @@
       </w:r>
       <w:r>
         <w:rPr>
-          <w:u w:val="single" w:color="0066cc"/>
+          <w:u w:val="single" w:color="0000ff"/>
           <w:rFonts w:ascii="Charis SIL Regular" w:hAnsi="Charis SIL Regular" w:eastAsia="Charis SIL Regular"/>
           <w:b w:val="0"/>
           <w:i w:val="0"/>
@@ -2142,7 +2083,7 @@
           <w:rFonts w:ascii="Charis SIL Regular" w:hAnsi="Charis SIL Regular" w:eastAsia="Charis SIL Regular"/>
           <w:b w:val="0"/>
           <w:i w:val="0"/>
-          <w:color w:val="0066CC"/>
+          <w:color w:val="0000FF"/>
           <w:sz w:val="24"/>
           <w:u w:val="single"/>
         </w:rPr>
@@ -2160,7 +2101,7 @@
           <w:rFonts w:ascii="Charis SIL Regular" w:hAnsi="Charis SIL Regular" w:eastAsia="Charis SIL Regular"/>
           <w:b w:val="0"/>
           <w:i w:val="0"/>
-          <w:color w:val="0066CC"/>
+          <w:color w:val="0000FF"/>
           <w:sz w:val="24"/>
           <w:u w:val="single"/>
         </w:rPr>
@@ -2171,7 +2112,7 @@
           <w:rFonts w:ascii="Charis SIL Regular" w:hAnsi="Charis SIL Regular" w:eastAsia="Charis SIL Regular"/>
           <w:b w:val="0"/>
           <w:i w:val="0"/>
-          <w:color w:val="0066CC"/>
+          <w:color w:val="0000FF"/>
           <w:sz w:val="24"/>
           <w:u w:val="single"/>
         </w:rPr>
@@ -2196,7 +2137,7 @@
       </w:r>
       <w:r>
         <w:rPr>
-          <w:u w:val="single" w:color="0066cc"/>
+          <w:u w:val="single" w:color="0000ff"/>
           <w:rFonts w:ascii="Charis SIL Regular" w:hAnsi="Charis SIL Regular" w:eastAsia="Charis SIL Regular"/>
           <w:b w:val="0"/>
           <w:i w:val="0"/>
@@ -2214,7 +2155,7 @@
       </w:r>
       <w:r>
         <w:rPr>
-          <w:u w:val="single" w:color="0066cc"/>
+          <w:u w:val="single" w:color="0000ff"/>
           <w:rFonts w:ascii="Charis SIL Regular" w:hAnsi="Charis SIL Regular" w:eastAsia="Charis SIL Regular"/>
           <w:b w:val="0"/>
           <w:i w:val="0"/>
@@ -2232,7 +2173,7 @@
       </w:r>
       <w:r>
         <w:rPr>
-          <w:u w:val="single" w:color="0066cc"/>
+          <w:u w:val="single" w:color="0000ff"/>
           <w:rFonts w:ascii="Charis SIL Regular" w:hAnsi="Charis SIL Regular" w:eastAsia="Charis SIL Regular"/>
           <w:b w:val="0"/>
           <w:i w:val="0"/>
@@ -2273,7 +2214,7 @@
           <w:rFonts w:ascii="Charis SIL Regular" w:hAnsi="Charis SIL Regular" w:eastAsia="Charis SIL Regular"/>
           <w:b w:val="0"/>
           <w:i w:val="0"/>
-          <w:color w:val="0066CC"/>
+          <w:color w:val="0000FF"/>
           <w:sz w:val="24"/>
           <w:u w:val="single"/>
         </w:rPr>
@@ -2308,7 +2249,7 @@
       </w:r>
       <w:r>
         <w:rPr>
-          <w:u w:val="single" w:color="0066cc"/>
+          <w:u w:val="single" w:color="0000ff"/>
           <w:rFonts w:ascii="Charis SIL Regular" w:hAnsi="Charis SIL Regular" w:eastAsia="Charis SIL Regular"/>
           <w:b w:val="0"/>
           <w:i w:val="0"/>
@@ -2369,7 +2310,7 @@
           <w:rFonts w:ascii="Charis SIL Regular" w:hAnsi="Charis SIL Regular" w:eastAsia="Charis SIL Regular"/>
           <w:b w:val="0"/>
           <w:i w:val="0"/>
-          <w:color w:val="0066CC"/>
+          <w:color w:val="0000FF"/>
           <w:sz w:val="24"/>
           <w:u w:val="single"/>
         </w:rPr>
@@ -2393,7 +2334,7 @@
           <w:rFonts w:ascii="Charis SIL Regular" w:hAnsi="Charis SIL Regular" w:eastAsia="Charis SIL Regular"/>
           <w:b w:val="0"/>
           <w:i w:val="0"/>
-          <w:color w:val="0066CC"/>
+          <w:color w:val="0000FF"/>
           <w:sz w:val="24"/>
           <w:u w:val="single"/>
         </w:rPr>
@@ -2404,7 +2345,7 @@
           <w:rFonts w:ascii="Charis SIL Regular" w:hAnsi="Charis SIL Regular" w:eastAsia="Charis SIL Regular"/>
           <w:b w:val="0"/>
           <w:i w:val="0"/>
-          <w:color w:val="0066CC"/>
+          <w:color w:val="0000FF"/>
           <w:sz w:val="24"/>
           <w:u w:val="single"/>
         </w:rPr>
@@ -2428,7 +2369,7 @@
           <w:rFonts w:ascii="Charis SIL Regular" w:hAnsi="Charis SIL Regular" w:eastAsia="Charis SIL Regular"/>
           <w:b w:val="0"/>
           <w:i w:val="0"/>
-          <w:color w:val="0066CC"/>
+          <w:color w:val="0000FF"/>
           <w:sz w:val="24"/>
           <w:u w:val="single"/>
         </w:rPr>
@@ -2439,7 +2380,7 @@
           <w:rFonts w:ascii="Charis SIL Regular" w:hAnsi="Charis SIL Regular" w:eastAsia="Charis SIL Regular"/>
           <w:b w:val="0"/>
           <w:i w:val="0"/>
-          <w:color w:val="0066CC"/>
+          <w:color w:val="0000FF"/>
           <w:sz w:val="24"/>
           <w:u w:val="single"/>
         </w:rPr>
@@ -2463,7 +2404,7 @@
           <w:rFonts w:ascii="Charis SIL Regular" w:hAnsi="Charis SIL Regular" w:eastAsia="Charis SIL Regular"/>
           <w:b w:val="0"/>
           <w:i w:val="0"/>
-          <w:color w:val="0066CC"/>
+          <w:color w:val="0000FF"/>
           <w:sz w:val="24"/>
           <w:u w:val="single"/>
         </w:rPr>
@@ -2474,7 +2415,7 @@
           <w:rFonts w:ascii="Charis SIL Regular" w:hAnsi="Charis SIL Regular" w:eastAsia="Charis SIL Regular"/>
           <w:b w:val="0"/>
           <w:i w:val="0"/>
-          <w:color w:val="0066CC"/>
+          <w:color w:val="0000FF"/>
           <w:sz w:val="24"/>
           <w:u w:val="single"/>
         </w:rPr>
@@ -2485,7 +2426,7 @@
           <w:rFonts w:ascii="Charis SIL Regular" w:hAnsi="Charis SIL Regular" w:eastAsia="Charis SIL Regular"/>
           <w:b w:val="0"/>
           <w:i w:val="0"/>
-          <w:color w:val="0066CC"/>
+          <w:color w:val="0000FF"/>
           <w:sz w:val="24"/>
         </w:rPr>
         <w:t>s</w:t>
@@ -2508,7 +2449,7 @@
           <w:rFonts w:ascii="Charis SIL Regular" w:hAnsi="Charis SIL Regular" w:eastAsia="Charis SIL Regular"/>
           <w:b w:val="0"/>
           <w:i w:val="0"/>
-          <w:color w:val="0066CC"/>
+          <w:color w:val="0000FF"/>
           <w:sz w:val="24"/>
           <w:u w:val="single"/>
         </w:rPr>
@@ -2519,7 +2460,7 @@
           <w:rFonts w:ascii="Charis SIL Regular" w:hAnsi="Charis SIL Regular" w:eastAsia="Charis SIL Regular"/>
           <w:b w:val="0"/>
           <w:i w:val="0"/>
-          <w:color w:val="0066CC"/>
+          <w:color w:val="0000FF"/>
           <w:sz w:val="24"/>
           <w:u w:val="single"/>
         </w:rPr>
@@ -2543,7 +2484,7 @@
           <w:rFonts w:ascii="Charis SIL Regular" w:hAnsi="Charis SIL Regular" w:eastAsia="Charis SIL Regular"/>
           <w:b w:val="0"/>
           <w:i w:val="0"/>
-          <w:color w:val="0066CC"/>
+          <w:color w:val="0000FF"/>
           <w:sz w:val="24"/>
           <w:u w:val="single"/>
         </w:rPr>
@@ -2567,11 +2508,22 @@
           <w:rFonts w:ascii="Charis SIL Regular" w:hAnsi="Charis SIL Regular" w:eastAsia="Charis SIL Regular"/>
           <w:b w:val="0"/>
           <w:i w:val="0"/>
-          <w:color w:val="0066CC"/>
+          <w:color w:val="0000FF"/>
           <w:sz w:val="24"/>
           <w:u w:val="single"/>
         </w:rPr>
-        <w:t>Royal Cabinet of Curiosities</w:t>
+        <w:t>Royal Cab</w:t>
+      </w:r>
+      <w:r>
+        <w:rPr>
+          <w:rFonts w:ascii="Charis SIL Regular" w:hAnsi="Charis SIL Regular" w:eastAsia="Charis SIL Regular"/>
+          <w:b w:val="0"/>
+          <w:i w:val="0"/>
+          <w:color w:val="0000FF"/>
+          <w:sz w:val="24"/>
+          <w:u w:val="single"/>
+        </w:rPr>
+        <w:t>inet of Curiosities</w:t>
       </w:r>
       <w:r>
         <w:br/>
@@ -2591,7 +2543,7 @@
           <w:rFonts w:ascii="Charis SIL Regular" w:hAnsi="Charis SIL Regular" w:eastAsia="Charis SIL Regular"/>
           <w:b w:val="0"/>
           <w:i w:val="0"/>
-          <w:color w:val="0066CC"/>
+          <w:color w:val="0000FF"/>
           <w:sz w:val="24"/>
           <w:u w:val="single"/>
         </w:rPr>
@@ -2602,7 +2554,7 @@
           <w:rFonts w:ascii="Charis SIL Regular" w:hAnsi="Charis SIL Regular" w:eastAsia="Charis SIL Regular"/>
           <w:b w:val="0"/>
           <w:i w:val="0"/>
-          <w:color w:val="0066CC"/>
+          <w:color w:val="0000FF"/>
           <w:sz w:val="24"/>
           <w:u w:val="single"/>
         </w:rPr>
@@ -2626,7 +2578,7 @@
           <w:rFonts w:ascii="Charis SIL Regular" w:hAnsi="Charis SIL Regular" w:eastAsia="Charis SIL Regular"/>
           <w:b w:val="0"/>
           <w:i w:val="0"/>
-          <w:color w:val="0066CC"/>
+          <w:color w:val="0000FF"/>
           <w:sz w:val="24"/>
           <w:u w:val="single"/>
         </w:rPr>
@@ -2650,7 +2602,7 @@
           <w:rFonts w:ascii="Charis SIL Regular" w:hAnsi="Charis SIL Regular" w:eastAsia="Charis SIL Regular"/>
           <w:b w:val="0"/>
           <w:i w:val="0"/>
-          <w:color w:val="0066CC"/>
+          <w:color w:val="0000FF"/>
           <w:sz w:val="24"/>
           <w:u w:val="single"/>
         </w:rPr>
@@ -2674,7 +2626,7 @@
           <w:rFonts w:ascii="Charis SIL Regular" w:hAnsi="Charis SIL Regular" w:eastAsia="Charis SIL Regular"/>
           <w:b w:val="0"/>
           <w:i w:val="0"/>
-          <w:color w:val="0066CC"/>
+          <w:color w:val="0000FF"/>
           <w:sz w:val="24"/>
           <w:u w:val="single"/>
         </w:rPr>
@@ -2698,7 +2650,7 @@
           <w:rFonts w:ascii="Charis SIL Regular" w:hAnsi="Charis SIL Regular" w:eastAsia="Charis SIL Regular"/>
           <w:b w:val="0"/>
           <w:i w:val="0"/>
-          <w:color w:val="0066CC"/>
+          <w:color w:val="0000FF"/>
           <w:sz w:val="24"/>
           <w:u w:val="single"/>
         </w:rPr>
@@ -2722,7 +2674,7 @@
           <w:rFonts w:ascii="Charis SIL Regular" w:hAnsi="Charis SIL Regular" w:eastAsia="Charis SIL Regular"/>
           <w:b w:val="0"/>
           <w:i w:val="0"/>
-          <w:color w:val="0066CC"/>
+          <w:color w:val="0000FF"/>
           <w:sz w:val="24"/>
           <w:u w:val="single"/>
         </w:rPr>
@@ -2733,7 +2685,7 @@
           <w:rFonts w:ascii="Charis SIL Regular" w:hAnsi="Charis SIL Regular" w:eastAsia="Charis SIL Regular"/>
           <w:b w:val="0"/>
           <w:i w:val="0"/>
-          <w:color w:val="0066CC"/>
+          <w:color w:val="0000FF"/>
           <w:sz w:val="24"/>
           <w:u w:val="single"/>
         </w:rPr>
@@ -2757,7 +2709,7 @@
           <w:rFonts w:ascii="Charis SIL Regular" w:hAnsi="Charis SIL Regular" w:eastAsia="Charis SIL Regular"/>
           <w:b w:val="0"/>
           <w:i w:val="0"/>
-          <w:color w:val="0066CC"/>
+          <w:color w:val="0000FF"/>
           <w:sz w:val="24"/>
           <w:u w:val="single"/>
         </w:rPr>
@@ -2781,7 +2733,7 @@
           <w:rFonts w:ascii="Charis SIL Regular" w:hAnsi="Charis SIL Regular" w:eastAsia="Charis SIL Regular"/>
           <w:b w:val="0"/>
           <w:i w:val="0"/>
-          <w:color w:val="0066CC"/>
+          <w:color w:val="0000FF"/>
           <w:sz w:val="24"/>
           <w:u w:val="single"/>
         </w:rPr>
@@ -2792,7 +2744,7 @@
           <w:rFonts w:ascii="Charis SIL Regular" w:hAnsi="Charis SIL Regular" w:eastAsia="Charis SIL Regular"/>
           <w:b w:val="0"/>
           <w:i w:val="0"/>
-          <w:color w:val="0066CC"/>
+          <w:color w:val="0000FF"/>
           <w:sz w:val="24"/>
           <w:u w:val="single"/>
         </w:rPr>
@@ -2916,7 +2868,7 @@
           <w:rFonts w:ascii="Charis SIL Regular" w:hAnsi="Charis SIL Regular" w:eastAsia="Charis SIL Regular"/>
           <w:b w:val="0"/>
           <w:i w:val="0"/>
-          <w:color w:val="0066CC"/>
+          <w:color w:val="0000FF"/>
           <w:sz w:val="24"/>
           <w:u w:val="single"/>
         </w:rPr>
@@ -2934,7 +2886,7 @@
           <w:rFonts w:ascii="Charis SIL Regular" w:hAnsi="Charis SIL Regular" w:eastAsia="Charis SIL Regular"/>
           <w:b w:val="0"/>
           <w:i w:val="0"/>
-          <w:color w:val="0066CC"/>
+          <w:color w:val="0000FF"/>
           <w:sz w:val="24"/>
           <w:u w:val="single"/>
         </w:rPr>
@@ -3041,7 +2993,7 @@
           <w:rFonts w:ascii="Charis SIL Regular" w:hAnsi="Charis SIL Regular" w:eastAsia="Charis SIL Regular"/>
           <w:b w:val="0"/>
           <w:i w:val="0"/>
-          <w:color w:val="0066CC"/>
+          <w:color w:val="0000FF"/>
           <w:sz w:val="24"/>
           <w:u w:val="single"/>
         </w:rPr>
@@ -3059,7 +3011,7 @@
           <w:rFonts w:ascii="Charis SIL Regular" w:hAnsi="Charis SIL Regular" w:eastAsia="Charis SIL Regular"/>
           <w:b w:val="0"/>
           <w:i w:val="0"/>
-          <w:color w:val="0066CC"/>
+          <w:color w:val="0000FF"/>
           <w:sz w:val="24"/>
           <w:u w:val="single"/>
         </w:rPr>
@@ -3077,7 +3029,7 @@
           <w:rFonts w:ascii="Charis SIL Regular" w:hAnsi="Charis SIL Regular" w:eastAsia="Charis SIL Regular"/>
           <w:b w:val="0"/>
           <w:i w:val="0"/>
-          <w:color w:val="0066CC"/>
+          <w:color w:val="0000FF"/>
           <w:sz w:val="24"/>
           <w:u w:val="single"/>
         </w:rPr>
@@ -3185,7 +3137,7 @@
           <w:rFonts w:ascii="Charis SIL Regular" w:hAnsi="Charis SIL Regular" w:eastAsia="Charis SIL Regular"/>
           <w:b w:val="0"/>
           <w:i w:val="0"/>
-          <w:color w:val="0066CC"/>
+          <w:color w:val="0000FF"/>
           <w:sz w:val="24"/>
           <w:u w:val="single"/>
         </w:rPr>
@@ -3203,7 +3155,7 @@
           <w:rFonts w:ascii="Charis SIL Regular" w:hAnsi="Charis SIL Regular" w:eastAsia="Charis SIL Regular"/>
           <w:b w:val="0"/>
           <w:i w:val="0"/>
-          <w:color w:val="0066CC"/>
+          <w:color w:val="0000FF"/>
           <w:sz w:val="24"/>
           <w:u w:val="single"/>
         </w:rPr>
@@ -3321,7 +3273,7 @@
           <w:rFonts w:ascii="Charis SIL Regular" w:hAnsi="Charis SIL Regular" w:eastAsia="Charis SIL Regular"/>
           <w:b w:val="0"/>
           <w:i w:val="0"/>
-          <w:color w:val="0066CC"/>
+          <w:color w:val="0000FF"/>
           <w:sz w:val="24"/>
           <w:u w:val="single"/>
         </w:rPr>
@@ -3339,7 +3291,7 @@
           <w:rFonts w:ascii="Charis SIL Regular" w:hAnsi="Charis SIL Regular" w:eastAsia="Charis SIL Regular"/>
           <w:b w:val="0"/>
           <w:i w:val="0"/>
-          <w:color w:val="0066CC"/>
+          <w:color w:val="0000FF"/>
           <w:sz w:val="24"/>
           <w:u w:val="single"/>
         </w:rPr>
@@ -3447,7 +3399,7 @@
           <w:rFonts w:ascii="Charis SIL Regular" w:hAnsi="Charis SIL Regular" w:eastAsia="Charis SIL Regular"/>
           <w:b w:val="0"/>
           <w:i w:val="0"/>
-          <w:color w:val="0066CC"/>
+          <w:color w:val="0000FF"/>
           <w:sz w:val="24"/>
           <w:u w:val="single"/>
         </w:rPr>
@@ -3465,7 +3417,7 @@
           <w:rFonts w:ascii="Charis SIL Regular" w:hAnsi="Charis SIL Regular" w:eastAsia="Charis SIL Regular"/>
           <w:b w:val="0"/>
           <w:i w:val="0"/>
-          <w:color w:val="0066CC"/>
+          <w:color w:val="0000FF"/>
           <w:sz w:val="24"/>
           <w:u w:val="single"/>
         </w:rPr>
@@ -3483,7 +3435,7 @@
           <w:rFonts w:ascii="Charis SIL Regular" w:hAnsi="Charis SIL Regular" w:eastAsia="Charis SIL Regular"/>
           <w:b w:val="0"/>
           <w:i w:val="0"/>
-          <w:color w:val="0066CC"/>
+          <w:color w:val="0000FF"/>
           <w:sz w:val="24"/>
           <w:u w:val="single"/>
         </w:rPr>
@@ -3591,7 +3543,7 @@
           <w:rFonts w:ascii="Charis SIL Regular" w:hAnsi="Charis SIL Regular" w:eastAsia="Charis SIL Regular"/>
           <w:b w:val="0"/>
           <w:i w:val="0"/>
-          <w:color w:val="0066CC"/>
+          <w:color w:val="0000FF"/>
           <w:sz w:val="24"/>
           <w:u w:val="single"/>
         </w:rPr>
@@ -3609,7 +3561,7 @@
           <w:rFonts w:ascii="Charis SIL Regular" w:hAnsi="Charis SIL Regular" w:eastAsia="Charis SIL Regular"/>
           <w:b w:val="0"/>
           <w:i w:val="0"/>
-          <w:color w:val="0066CC"/>
+          <w:color w:val="0000FF"/>
           <w:sz w:val="24"/>
           <w:u w:val="single"/>
         </w:rPr>
@@ -3627,7 +3579,7 @@
           <w:rFonts w:ascii="Charis SIL Regular" w:hAnsi="Charis SIL Regular" w:eastAsia="Charis SIL Regular"/>
           <w:b w:val="0"/>
           <w:i w:val="0"/>
-          <w:color w:val="0066CC"/>
+          <w:color w:val="0000FF"/>
           <w:sz w:val="24"/>
           <w:u w:val="single"/>
         </w:rPr>
@@ -3645,7 +3597,7 @@
           <w:rFonts w:ascii="Charis SIL Regular" w:hAnsi="Charis SIL Regular" w:eastAsia="Charis SIL Regular"/>
           <w:b w:val="0"/>
           <w:i w:val="0"/>
-          <w:color w:val="0066CC"/>
+          <w:color w:val="0000FF"/>
           <w:sz w:val="24"/>
           <w:u w:val="single"/>
         </w:rPr>
@@ -3663,7 +3615,7 @@
           <w:rFonts w:ascii="Charis SIL Regular" w:hAnsi="Charis SIL Regular" w:eastAsia="Charis SIL Regular"/>
           <w:b w:val="0"/>
           <w:i w:val="0"/>
-          <w:color w:val="0066CC"/>
+          <w:color w:val="0000FF"/>
           <w:sz w:val="24"/>
           <w:u w:val="single"/>
         </w:rPr>
@@ -3681,7 +3633,7 @@
           <w:rFonts w:ascii="Charis SIL Regular" w:hAnsi="Charis SIL Regular" w:eastAsia="Charis SIL Regular"/>
           <w:b w:val="0"/>
           <w:i w:val="0"/>
-          <w:color w:val="0066CC"/>
+          <w:color w:val="0000FF"/>
           <w:sz w:val="24"/>
           <w:u w:val="single"/>
         </w:rPr>
@@ -3699,7 +3651,7 @@
           <w:rFonts w:ascii="Charis SIL Regular" w:hAnsi="Charis SIL Regular" w:eastAsia="Charis SIL Regular"/>
           <w:b w:val="0"/>
           <w:i w:val="0"/>
-          <w:color w:val="0066CC"/>
+          <w:color w:val="0000FF"/>
           <w:sz w:val="24"/>
           <w:u w:val="single"/>
         </w:rPr>
@@ -3717,7 +3669,7 @@
           <w:rFonts w:ascii="Charis SIL Regular" w:hAnsi="Charis SIL Regular" w:eastAsia="Charis SIL Regular"/>
           <w:b w:val="0"/>
           <w:i w:val="0"/>
-          <w:color w:val="0066CC"/>
+          <w:color w:val="0000FF"/>
           <w:sz w:val="24"/>
           <w:u w:val="single"/>
         </w:rPr>

--- a/EXPORTS/DOCX/published/niveau2/English/MilitaryAndNavy.docx
+++ b/EXPORTS/DOCX/published/niveau2/English/MilitaryAndNavy.docx
@@ -319,25 +319,7 @@
           <w:color w:val="000000"/>
           <w:sz w:val="24"/>
         </w:rPr>
-        <w:t>the deployment of th</w:t>
-      </w:r>
-      <w:r>
-        <w:rPr>
-          <w:u w:val="single" w:color="0000ff"/>
-          <w:rFonts w:ascii="Charis SIL Regular" w:hAnsi="Charis SIL Regular" w:eastAsia="Charis SIL Regular"/>
-          <w:b w:val="0"/>
-          <w:i w:val="0"/>
-          <w:color w:val="000000"/>
-          <w:sz w:val="24"/>
-        </w:rPr>
-        <w:hyperlink r:id="rId9" w:history="1">
-          <w:r>
-            <w:rPr>
-              <w:rStyle w:val="Hyperlink"/>
-            </w:rPr>
-            <w:t>e Arm</w:t>
-          </w:r>
-        </w:hyperlink>
+        <w:t>the deployment of the Arm</w:t>
       </w:r>
       <w:r>
         <w:rPr>
@@ -672,29 +654,13 @@
             <w:rPr>
               <w:rStyle w:val="Hyperlink"/>
             </w:rPr>
-            <w:t xml:space="preserve"> of</w:t>
+            <w:t xml:space="preserve"> offi</w:t>
           </w:r>
         </w:hyperlink>
       </w:r>
       <w:r>
         <w:rPr>
-          <w:rFonts w:ascii="Charis SIL Regular" w:hAnsi="Charis SIL Regular" w:eastAsia="Charis SIL Regular"/>
-          <w:b w:val="0"/>
-          <w:i w:val="0"/>
-          <w:color w:val="000000"/>
-          <w:sz w:val="24"/>
-        </w:rPr>
-        <w:hyperlink r:id="rId12" w:history="1">
-          <w:r>
-            <w:rPr>
-              <w:rStyle w:val="Hyperlink"/>
-            </w:rPr>
-            <w:t>fi</w:t>
-          </w:r>
-        </w:hyperlink>
-      </w:r>
-      <w:r>
-        <w:rPr>
+          <w:u w:val="single" w:color="0000ff"/>
           <w:rFonts w:ascii="Charis SIL Regular" w:hAnsi="Charis SIL Regular" w:eastAsia="Charis SIL Regular"/>
           <w:b w:val="0"/>
           <w:i w:val="0"/>
@@ -735,9 +701,19 @@
             <w:rPr>
               <w:rStyle w:val="Hyperlink"/>
             </w:rPr>
-            <w:t xml:space="preserve">s of </w:t>
+            <w:t xml:space="preserve">s </w:t>
           </w:r>
         </w:hyperlink>
+      </w:r>
+      <w:r>
+        <w:rPr>
+          <w:rFonts w:ascii="Charis SIL Regular" w:hAnsi="Charis SIL Regular" w:eastAsia="Charis SIL Regular"/>
+          <w:b w:val="0"/>
+          <w:i w:val="0"/>
+          <w:color w:val="000000"/>
+          <w:sz w:val="24"/>
+        </w:rPr>
+        <w:t xml:space="preserve">of </w:t>
       </w:r>
       <w:r>
         <w:rPr>
@@ -1065,7 +1041,79 @@
           <w:color w:val="000000"/>
           <w:sz w:val="24"/>
         </w:rPr>
-        <w:t>of tens of thousands of volunteers and cons</w:t>
+        <w:t>of tens of thousands of v</w:t>
+      </w:r>
+      <w:r>
+        <w:rPr>
+          <w:u w:val="single" w:color="0000ff"/>
+          <w:rFonts w:ascii="Charis SIL Regular" w:hAnsi="Charis SIL Regular" w:eastAsia="Charis SIL Regular"/>
+          <w:b w:val="0"/>
+          <w:i w:val="0"/>
+          <w:color w:val="000000"/>
+          <w:sz w:val="24"/>
+        </w:rPr>
+        <w:hyperlink r:id="rId14" w:history="1">
+          <w:r>
+            <w:rPr>
+              <w:rStyle w:val="Hyperlink"/>
+            </w:rPr>
+            <w:t>olunteers a</w:t>
+          </w:r>
+        </w:hyperlink>
+      </w:r>
+      <w:r>
+        <w:rPr>
+          <w:u w:val="single" w:color="0000ff"/>
+          <w:rFonts w:ascii="Charis SIL Regular" w:hAnsi="Charis SIL Regular" w:eastAsia="Charis SIL Regular"/>
+          <w:b w:val="0"/>
+          <w:i w:val="0"/>
+          <w:color w:val="000000"/>
+          <w:sz w:val="24"/>
+        </w:rPr>
+        <w:hyperlink r:id="rId14" w:history="1">
+          <w:r>
+            <w:rPr>
+              <w:rStyle w:val="Hyperlink"/>
+            </w:rPr>
+            <w:t>nd c</w:t>
+          </w:r>
+        </w:hyperlink>
+      </w:r>
+      <w:r>
+        <w:rPr>
+          <w:u w:val="single" w:color="0000ff"/>
+          <w:rFonts w:ascii="Charis SIL Regular" w:hAnsi="Charis SIL Regular" w:eastAsia="Charis SIL Regular"/>
+          <w:b w:val="0"/>
+          <w:i w:val="0"/>
+          <w:color w:val="000000"/>
+          <w:sz w:val="24"/>
+        </w:rPr>
+        <w:hyperlink r:id="rId14" w:history="1">
+          <w:r>
+            <w:rPr>
+              <w:rStyle w:val="Hyperlink"/>
+            </w:rPr>
+            <w:t>o</w:t>
+          </w:r>
+        </w:hyperlink>
+      </w:r>
+      <w:r>
+        <w:rPr>
+          <w:u w:val="single" w:color="0000ff"/>
+          <w:rFonts w:ascii="Charis SIL Regular" w:hAnsi="Charis SIL Regular" w:eastAsia="Charis SIL Regular"/>
+          <w:b w:val="0"/>
+          <w:i w:val="0"/>
+          <w:color w:val="000000"/>
+          <w:sz w:val="24"/>
+        </w:rPr>
+        <w:hyperlink r:id="rId14" w:history="1">
+          <w:r>
+            <w:rPr>
+              <w:rStyle w:val="Hyperlink"/>
+            </w:rPr>
+            <w:t>ns</w:t>
+          </w:r>
+        </w:hyperlink>
       </w:r>
       <w:r>
         <w:rPr>
@@ -2408,7 +2456,7 @@
           <w:sz w:val="24"/>
           <w:u w:val="single"/>
         </w:rPr>
-        <w:t>Scientific research in colonised terri</w:t>
+        <w:t>Scientific research in colonised terr</w:t>
       </w:r>
       <w:r>
         <w:rPr>
@@ -2419,7 +2467,7 @@
           <w:sz w:val="24"/>
           <w:u w:val="single"/>
         </w:rPr>
-        <w:t>torie</w:t>
+        <w:t>i</w:t>
       </w:r>
       <w:r>
         <w:rPr>
@@ -2428,8 +2476,9 @@
           <w:i w:val="0"/>
           <w:color w:val="0000FF"/>
           <w:sz w:val="24"/>
+          <w:u w:val="single"/>
         </w:rPr>
-        <w:t>s</w:t>
+        <w:t>tories</w:t>
       </w:r>
       <w:r>
         <w:br/>

--- a/EXPORTS/DOCX/published/niveau2/English/MilitaryAndNavy.docx
+++ b/EXPORTS/DOCX/published/niveau2/English/MilitaryAndNavy.docx
@@ -654,13 +654,29 @@
             <w:rPr>
               <w:rStyle w:val="Hyperlink"/>
             </w:rPr>
-            <w:t xml:space="preserve"> offi</w:t>
+            <w:t xml:space="preserve"> of</w:t>
           </w:r>
         </w:hyperlink>
       </w:r>
       <w:r>
         <w:rPr>
-          <w:u w:val="single" w:color="0000ff"/>
+          <w:rFonts w:ascii="Charis SIL Regular" w:hAnsi="Charis SIL Regular" w:eastAsia="Charis SIL Regular"/>
+          <w:b w:val="0"/>
+          <w:i w:val="0"/>
+          <w:color w:val="000000"/>
+          <w:sz w:val="24"/>
+        </w:rPr>
+        <w:hyperlink r:id="rId12" w:history="1">
+          <w:r>
+            <w:rPr>
+              <w:rStyle w:val="Hyperlink"/>
+            </w:rPr>
+            <w:t>fi</w:t>
+          </w:r>
+        </w:hyperlink>
+      </w:r>
+      <w:r>
+        <w:rPr>
           <w:rFonts w:ascii="Charis SIL Regular" w:hAnsi="Charis SIL Regular" w:eastAsia="Charis SIL Regular"/>
           <w:b w:val="0"/>
           <w:i w:val="0"/>
@@ -701,19 +717,9 @@
             <w:rPr>
               <w:rStyle w:val="Hyperlink"/>
             </w:rPr>
-            <w:t xml:space="preserve">s </w:t>
+            <w:t xml:space="preserve">s of </w:t>
           </w:r>
         </w:hyperlink>
-      </w:r>
-      <w:r>
-        <w:rPr>
-          <w:rFonts w:ascii="Charis SIL Regular" w:hAnsi="Charis SIL Regular" w:eastAsia="Charis SIL Regular"/>
-          <w:b w:val="0"/>
-          <w:i w:val="0"/>
-          <w:color w:val="000000"/>
-          <w:sz w:val="24"/>
-        </w:rPr>
-        <w:t xml:space="preserve">of </w:t>
       </w:r>
       <w:r>
         <w:rPr>
@@ -2456,7 +2462,7 @@
           <w:sz w:val="24"/>
           <w:u w:val="single"/>
         </w:rPr>
-        <w:t>Scientific research in colonised terr</w:t>
+        <w:t>Scientific research in colonised terri</w:t>
       </w:r>
       <w:r>
         <w:rPr>
@@ -2467,7 +2473,7 @@
           <w:sz w:val="24"/>
           <w:u w:val="single"/>
         </w:rPr>
-        <w:t>i</w:t>
+        <w:t>torie</w:t>
       </w:r>
       <w:r>
         <w:rPr>
@@ -2476,9 +2482,8 @@
           <w:i w:val="0"/>
           <w:color w:val="0000FF"/>
           <w:sz w:val="24"/>
-          <w:u w:val="single"/>
         </w:rPr>
-        <w:t>tories</w:t>
+        <w:t>s</w:t>
       </w:r>
       <w:r>
         <w:br/>

--- a/EXPORTS/DOCX/published/niveau2/English/MilitaryAndNavy.docx
+++ b/EXPORTS/DOCX/published/niveau2/English/MilitaryAndNavy.docx
@@ -319,7 +319,25 @@
           <w:color w:val="000000"/>
           <w:sz w:val="24"/>
         </w:rPr>
-        <w:t>the deployment of the Arm</w:t>
+        <w:t>the deployment of th</w:t>
+      </w:r>
+      <w:r>
+        <w:rPr>
+          <w:u w:val="single" w:color="0000ff"/>
+          <w:rFonts w:ascii="Charis SIL Regular" w:hAnsi="Charis SIL Regular" w:eastAsia="Charis SIL Regular"/>
+          <w:b w:val="0"/>
+          <w:i w:val="0"/>
+          <w:color w:val="000000"/>
+          <w:sz w:val="24"/>
+        </w:rPr>
+        <w:hyperlink r:id="rId9" w:history="1">
+          <w:r>
+            <w:rPr>
+              <w:rStyle w:val="Hyperlink"/>
+            </w:rPr>
+            <w:t>e Arm</w:t>
+          </w:r>
+        </w:hyperlink>
       </w:r>
       <w:r>
         <w:rPr>
@@ -677,6 +695,7 @@
       </w:r>
       <w:r>
         <w:rPr>
+          <w:u w:val="single" w:color="0000ff"/>
           <w:rFonts w:ascii="Charis SIL Regular" w:hAnsi="Charis SIL Regular" w:eastAsia="Charis SIL Regular"/>
           <w:b w:val="0"/>
           <w:i w:val="0"/>
@@ -723,50 +742,13 @@
       </w:r>
       <w:r>
         <w:rPr>
-          <w:u w:val="single" w:color="0000ff"/>
           <w:rFonts w:ascii="Charis SIL Regular" w:hAnsi="Charis SIL Regular" w:eastAsia="Charis SIL Regular"/>
           <w:b w:val="0"/>
           <w:i w:val="0"/>
           <w:color w:val="000000"/>
           <w:sz w:val="24"/>
         </w:rPr>
-        <w:hyperlink r:id="rId12" w:history="1">
-          <w:r>
-            <w:rPr>
-              <w:rStyle w:val="Hyperlink"/>
-            </w:rPr>
-            <w:t>Dutch</w:t>
-          </w:r>
-        </w:hyperlink>
-      </w:r>
-      <w:r>
-        <w:rPr>
-          <w:u w:val="single" w:color="0000ff"/>
-          <w:rFonts w:ascii="Charis SIL Regular" w:hAnsi="Charis SIL Regular" w:eastAsia="Charis SIL Regular"/>
-          <w:b w:val="0"/>
-          <w:i w:val="0"/>
-          <w:color w:val="000000"/>
-          <w:sz w:val="24"/>
-        </w:rPr>
-        <w:t xml:space="preserve"> </w:t>
-      </w:r>
-      <w:r>
-        <w:rPr>
-          <w:u w:val="single" w:color="0000ff"/>
-          <w:rFonts w:ascii="Charis SIL Regular" w:hAnsi="Charis SIL Regular" w:eastAsia="Charis SIL Regular"/>
-          <w:b w:val="0"/>
-          <w:i w:val="0"/>
-          <w:color w:val="000000"/>
-          <w:sz w:val="24"/>
-        </w:rPr>
-        <w:hyperlink r:id="rId12" w:history="1">
-          <w:r>
-            <w:rPr>
-              <w:rStyle w:val="Hyperlink"/>
-            </w:rPr>
-            <w:t>or oth</w:t>
-          </w:r>
-        </w:hyperlink>
+        <w:t>Dutch or oth</w:t>
       </w:r>
       <w:r>
         <w:rPr>

--- a/EXPORTS/DOCX/published/niveau2/English/MilitaryAndNavy.docx
+++ b/EXPORTS/DOCX/published/niveau2/English/MilitaryAndNavy.docx
@@ -319,43 +319,7 @@
           <w:color w:val="000000"/>
           <w:sz w:val="24"/>
         </w:rPr>
-        <w:t>the deployment of th</w:t>
-      </w:r>
-      <w:r>
-        <w:rPr>
-          <w:u w:val="single" w:color="0000ff"/>
-          <w:rFonts w:ascii="Charis SIL Regular" w:hAnsi="Charis SIL Regular" w:eastAsia="Charis SIL Regular"/>
-          <w:b w:val="0"/>
-          <w:i w:val="0"/>
-          <w:color w:val="000000"/>
-          <w:sz w:val="24"/>
-        </w:rPr>
-        <w:hyperlink r:id="rId9" w:history="1">
-          <w:r>
-            <w:rPr>
-              <w:rStyle w:val="Hyperlink"/>
-            </w:rPr>
-            <w:t>e Arm</w:t>
-          </w:r>
-        </w:hyperlink>
-      </w:r>
-      <w:r>
-        <w:rPr>
-          <w:u w:val="single" w:color="0000ff"/>
-          <w:rFonts w:ascii="Charis SIL Regular" w:hAnsi="Charis SIL Regular" w:eastAsia="Charis SIL Regular"/>
-          <w:b w:val="0"/>
-          <w:i w:val="0"/>
-          <w:color w:val="000000"/>
-          <w:sz w:val="24"/>
-        </w:rPr>
-        <w:hyperlink r:id="rId9" w:history="1">
-          <w:r>
-            <w:rPr>
-              <w:rStyle w:val="Hyperlink"/>
-            </w:rPr>
-            <w:t>y. Th</w:t>
-          </w:r>
-        </w:hyperlink>
+        <w:t>the deployment of the Army. Th</w:t>
       </w:r>
       <w:r>
         <w:rPr>
@@ -695,7 +659,6 @@
       </w:r>
       <w:r>
         <w:rPr>
-          <w:u w:val="single" w:color="0000ff"/>
           <w:rFonts w:ascii="Charis SIL Regular" w:hAnsi="Charis SIL Regular" w:eastAsia="Charis SIL Regular"/>
           <w:b w:val="0"/>
           <w:i w:val="0"/>
@@ -742,13 +705,50 @@
       </w:r>
       <w:r>
         <w:rPr>
+          <w:u w:val="single" w:color="0000ff"/>
           <w:rFonts w:ascii="Charis SIL Regular" w:hAnsi="Charis SIL Regular" w:eastAsia="Charis SIL Regular"/>
           <w:b w:val="0"/>
           <w:i w:val="0"/>
           <w:color w:val="000000"/>
           <w:sz w:val="24"/>
         </w:rPr>
-        <w:t>Dutch or oth</w:t>
+        <w:hyperlink r:id="rId12" w:history="1">
+          <w:r>
+            <w:rPr>
+              <w:rStyle w:val="Hyperlink"/>
+            </w:rPr>
+            <w:t>Dutch</w:t>
+          </w:r>
+        </w:hyperlink>
+      </w:r>
+      <w:r>
+        <w:rPr>
+          <w:u w:val="single" w:color="0000ff"/>
+          <w:rFonts w:ascii="Charis SIL Regular" w:hAnsi="Charis SIL Regular" w:eastAsia="Charis SIL Regular"/>
+          <w:b w:val="0"/>
+          <w:i w:val="0"/>
+          <w:color w:val="000000"/>
+          <w:sz w:val="24"/>
+        </w:rPr>
+        <w:t xml:space="preserve"> </w:t>
+      </w:r>
+      <w:r>
+        <w:rPr>
+          <w:u w:val="single" w:color="0000ff"/>
+          <w:rFonts w:ascii="Charis SIL Regular" w:hAnsi="Charis SIL Regular" w:eastAsia="Charis SIL Regular"/>
+          <w:b w:val="0"/>
+          <w:i w:val="0"/>
+          <w:color w:val="000000"/>
+          <w:sz w:val="24"/>
+        </w:rPr>
+        <w:hyperlink r:id="rId12" w:history="1">
+          <w:r>
+            <w:rPr>
+              <w:rStyle w:val="Hyperlink"/>
+            </w:rPr>
+            <w:t>or oth</w:t>
+          </w:r>
+        </w:hyperlink>
       </w:r>
       <w:r>
         <w:rPr>
@@ -2444,7 +2444,7 @@
           <w:sz w:val="24"/>
           <w:u w:val="single"/>
         </w:rPr>
-        <w:t>Scientific research in colonised terri</w:t>
+        <w:t>Scientific research in colonised terr</w:t>
       </w:r>
       <w:r>
         <w:rPr>
@@ -2455,7 +2455,7 @@
           <w:sz w:val="24"/>
           <w:u w:val="single"/>
         </w:rPr>
-        <w:t>torie</w:t>
+        <w:t>i</w:t>
       </w:r>
       <w:r>
         <w:rPr>
@@ -2464,8 +2464,9 @@
           <w:i w:val="0"/>
           <w:color w:val="0000FF"/>
           <w:sz w:val="24"/>
+          <w:u w:val="single"/>
         </w:rPr>
-        <w:t>s</w:t>
+        <w:t>tories</w:t>
       </w:r>
       <w:r>
         <w:br/>

--- a/EXPORTS/DOCX/published/niveau2/English/MilitaryAndNavy.docx
+++ b/EXPORTS/DOCX/published/niveau2/English/MilitaryAndNavy.docx
@@ -319,7 +319,25 @@
           <w:color w:val="000000"/>
           <w:sz w:val="24"/>
         </w:rPr>
-        <w:t>the deployment of the Army. Th</w:t>
+        <w:t>the deployment of the Arm</w:t>
+      </w:r>
+      <w:r>
+        <w:rPr>
+          <w:u w:val="single" w:color="0000ff"/>
+          <w:rFonts w:ascii="Charis SIL Regular" w:hAnsi="Charis SIL Regular" w:eastAsia="Charis SIL Regular"/>
+          <w:b w:val="0"/>
+          <w:i w:val="0"/>
+          <w:color w:val="000000"/>
+          <w:sz w:val="24"/>
+        </w:rPr>
+        <w:hyperlink r:id="rId9" w:history="1">
+          <w:r>
+            <w:rPr>
+              <w:rStyle w:val="Hyperlink"/>
+            </w:rPr>
+            <w:t>y. Th</w:t>
+          </w:r>
+        </w:hyperlink>
       </w:r>
       <w:r>
         <w:rPr>
@@ -2444,7 +2462,7 @@
           <w:sz w:val="24"/>
           <w:u w:val="single"/>
         </w:rPr>
-        <w:t>Scientific research in colonised terr</w:t>
+        <w:t>Scientific research in colonised terri</w:t>
       </w:r>
       <w:r>
         <w:rPr>
@@ -2455,7 +2473,7 @@
           <w:sz w:val="24"/>
           <w:u w:val="single"/>
         </w:rPr>
-        <w:t>i</w:t>
+        <w:t>torie</w:t>
       </w:r>
       <w:r>
         <w:rPr>
@@ -2464,9 +2482,8 @@
           <w:i w:val="0"/>
           <w:color w:val="0000FF"/>
           <w:sz w:val="24"/>
-          <w:u w:val="single"/>
         </w:rPr>
-        <w:t>tories</w:t>
+        <w:t>s</w:t>
       </w:r>
       <w:r>
         <w:br/>

--- a/EXPORTS/DOCX/published/niveau2/English/MilitaryAndNavy.docx
+++ b/EXPORTS/DOCX/published/niveau2/English/MilitaryAndNavy.docx
@@ -677,6 +677,7 @@
       </w:r>
       <w:r>
         <w:rPr>
+          <w:u w:val="single" w:color="0000ff"/>
           <w:rFonts w:ascii="Charis SIL Regular" w:hAnsi="Charis SIL Regular" w:eastAsia="Charis SIL Regular"/>
           <w:b w:val="0"/>
           <w:i w:val="0"/>
@@ -1946,6 +1947,7 @@
       </w:r>
       <w:r>
         <w:rPr>
+          <w:u w:val="single" w:color="0000ff"/>
           <w:rFonts w:ascii="Charis SIL Regular" w:hAnsi="Charis SIL Regular" w:eastAsia="Charis SIL Regular"/>
           <w:b w:val="0"/>
           <w:i w:val="0"/>
@@ -1956,21 +1958,13 @@
       </w:r>
       <w:r>
         <w:rPr>
-          <w:u w:val="single" w:color="0000ff"/>
           <w:rFonts w:ascii="Charis SIL Regular" w:hAnsi="Charis SIL Regular" w:eastAsia="Charis SIL Regular"/>
           <w:b w:val="0"/>
           <w:i w:val="0"/>
           <w:color w:val="000000"/>
           <w:sz w:val="24"/>
         </w:rPr>
-        <w:hyperlink r:id="rId19" w:history="1">
-          <w:r>
-            <w:rPr>
-              <w:rStyle w:val="Hyperlink"/>
-            </w:rPr>
-            <w:t>c</w:t>
-          </w:r>
-        </w:hyperlink>
+        <w:t>c</w:t>
       </w:r>
       <w:r>
         <w:rPr>

--- a/EXPORTS/DOCX/published/niveau2/English/MilitaryAndNavy.docx
+++ b/EXPORTS/DOCX/published/niveau2/English/MilitaryAndNavy.docx
@@ -319,7 +319,25 @@
           <w:color w:val="000000"/>
           <w:sz w:val="24"/>
         </w:rPr>
-        <w:t>the deployment of the Arm</w:t>
+        <w:t>the deployment of th</w:t>
+      </w:r>
+      <w:r>
+        <w:rPr>
+          <w:u w:val="single" w:color="0000ff"/>
+          <w:rFonts w:ascii="Charis SIL Regular" w:hAnsi="Charis SIL Regular" w:eastAsia="Charis SIL Regular"/>
+          <w:b w:val="0"/>
+          <w:i w:val="0"/>
+          <w:color w:val="000000"/>
+          <w:sz w:val="24"/>
+        </w:rPr>
+        <w:hyperlink r:id="rId9" w:history="1">
+          <w:r>
+            <w:rPr>
+              <w:rStyle w:val="Hyperlink"/>
+            </w:rPr>
+            <w:t>e Arm</w:t>
+          </w:r>
+        </w:hyperlink>
       </w:r>
       <w:r>
         <w:rPr>
@@ -677,7 +695,6 @@
       </w:r>
       <w:r>
         <w:rPr>
-          <w:u w:val="single" w:color="0000ff"/>
           <w:rFonts w:ascii="Charis SIL Regular" w:hAnsi="Charis SIL Regular" w:eastAsia="Charis SIL Regular"/>
           <w:b w:val="0"/>
           <w:i w:val="0"/>
@@ -1947,7 +1964,6 @@
       </w:r>
       <w:r>
         <w:rPr>
-          <w:u w:val="single" w:color="0000ff"/>
           <w:rFonts w:ascii="Charis SIL Regular" w:hAnsi="Charis SIL Regular" w:eastAsia="Charis SIL Regular"/>
           <w:b w:val="0"/>
           <w:i w:val="0"/>
@@ -1958,13 +1974,21 @@
       </w:r>
       <w:r>
         <w:rPr>
+          <w:u w:val="single" w:color="0000ff"/>
           <w:rFonts w:ascii="Charis SIL Regular" w:hAnsi="Charis SIL Regular" w:eastAsia="Charis SIL Regular"/>
           <w:b w:val="0"/>
           <w:i w:val="0"/>
           <w:color w:val="000000"/>
           <w:sz w:val="24"/>
         </w:rPr>
-        <w:t>c</w:t>
+        <w:hyperlink r:id="rId19" w:history="1">
+          <w:r>
+            <w:rPr>
+              <w:rStyle w:val="Hyperlink"/>
+            </w:rPr>
+            <w:t>c</w:t>
+          </w:r>
+        </w:hyperlink>
       </w:r>
       <w:r>
         <w:rPr>
@@ -2456,7 +2480,7 @@
           <w:sz w:val="24"/>
           <w:u w:val="single"/>
         </w:rPr>
-        <w:t>Scientific research in colonised terri</w:t>
+        <w:t>Scientific research in colonised terr</w:t>
       </w:r>
       <w:r>
         <w:rPr>
@@ -2467,7 +2491,7 @@
           <w:sz w:val="24"/>
           <w:u w:val="single"/>
         </w:rPr>
-        <w:t>torie</w:t>
+        <w:t>i</w:t>
       </w:r>
       <w:r>
         <w:rPr>
@@ -2476,8 +2500,9 @@
           <w:i w:val="0"/>
           <w:color w:val="0000FF"/>
           <w:sz w:val="24"/>
+          <w:u w:val="single"/>
         </w:rPr>
-        <w:t>s</w:t>
+        <w:t>tories</w:t>
       </w:r>
       <w:r>
         <w:br/>

--- a/EXPORTS/DOCX/published/niveau2/English/MilitaryAndNavy.docx
+++ b/EXPORTS/DOCX/published/niveau2/English/MilitaryAndNavy.docx
@@ -638,25 +638,7 @@
           <w:color w:val="000000"/>
           <w:sz w:val="24"/>
         </w:rPr>
-        <w:t xml:space="preserve"> operated in the Dutch East Indies. The KNIL was form</w:t>
-      </w:r>
-      <w:r>
-        <w:rPr>
-          <w:u w:val="single" w:color="0000ff"/>
-          <w:rFonts w:ascii="Charis SIL Regular" w:hAnsi="Charis SIL Regular" w:eastAsia="Charis SIL Regular"/>
-          <w:b w:val="0"/>
-          <w:i w:val="0"/>
-          <w:color w:val="000000"/>
-          <w:sz w:val="24"/>
-        </w:rPr>
-        <w:hyperlink r:id="rId12" w:history="1">
-          <w:r>
-            <w:rPr>
-              <w:rStyle w:val="Hyperlink"/>
-            </w:rPr>
-            <w:t>ed by</w:t>
-          </w:r>
-        </w:hyperlink>
+        <w:t xml:space="preserve"> operated in the Dutch East Indies. The KNIL was formed by</w:t>
       </w:r>
       <w:r>
         <w:rPr>

--- a/EXPORTS/DOCX/published/niveau2/English/MilitaryAndNavy.docx
+++ b/EXPORTS/DOCX/published/niveau2/English/MilitaryAndNavy.docx
@@ -638,7 +638,25 @@
           <w:color w:val="000000"/>
           <w:sz w:val="24"/>
         </w:rPr>
-        <w:t xml:space="preserve"> operated in the Dutch East Indies. The KNIL was formed by</w:t>
+        <w:t xml:space="preserve"> operated in the Dutch East Indies. The KNIL was form</w:t>
+      </w:r>
+      <w:r>
+        <w:rPr>
+          <w:u w:val="single" w:color="0000ff"/>
+          <w:rFonts w:ascii="Charis SIL Regular" w:hAnsi="Charis SIL Regular" w:eastAsia="Charis SIL Regular"/>
+          <w:b w:val="0"/>
+          <w:i w:val="0"/>
+          <w:color w:val="000000"/>
+          <w:sz w:val="24"/>
+        </w:rPr>
+        <w:hyperlink r:id="rId12" w:history="1">
+          <w:r>
+            <w:rPr>
+              <w:rStyle w:val="Hyperlink"/>
+            </w:rPr>
+            <w:t>ed by</w:t>
+          </w:r>
+        </w:hyperlink>
       </w:r>
       <w:r>
         <w:rPr>
@@ -677,6 +695,7 @@
       </w:r>
       <w:r>
         <w:rPr>
+          <w:u w:val="single" w:color="0000ff"/>
           <w:rFonts w:ascii="Charis SIL Regular" w:hAnsi="Charis SIL Regular" w:eastAsia="Charis SIL Regular"/>
           <w:b w:val="0"/>
           <w:i w:val="0"/>

--- a/EXPORTS/DOCX/published/niveau2/English/MilitaryAndNavy.docx
+++ b/EXPORTS/DOCX/published/niveau2/English/MilitaryAndNavy.docx
@@ -695,7 +695,6 @@
       </w:r>
       <w:r>
         <w:rPr>
-          <w:u w:val="single" w:color="0000ff"/>
           <w:rFonts w:ascii="Charis SIL Regular" w:hAnsi="Charis SIL Regular" w:eastAsia="Charis SIL Regular"/>
           <w:b w:val="0"/>
           <w:i w:val="0"/>
@@ -2481,7 +2480,7 @@
           <w:sz w:val="24"/>
           <w:u w:val="single"/>
         </w:rPr>
-        <w:t>Scientific research in colonised terr</w:t>
+        <w:t>Scientific research in colonised terri</w:t>
       </w:r>
       <w:r>
         <w:rPr>
@@ -2492,7 +2491,7 @@
           <w:sz w:val="24"/>
           <w:u w:val="single"/>
         </w:rPr>
-        <w:t>i</w:t>
+        <w:t>torie</w:t>
       </w:r>
       <w:r>
         <w:rPr>
@@ -2501,9 +2500,8 @@
           <w:i w:val="0"/>
           <w:color w:val="0000FF"/>
           <w:sz w:val="24"/>
-          <w:u w:val="single"/>
         </w:rPr>
-        <w:t>tories</w:t>
+        <w:t>s</w:t>
       </w:r>
       <w:r>
         <w:br/>

--- a/EXPORTS/DOCX/published/niveau2/English/MilitaryAndNavy.docx
+++ b/EXPORTS/DOCX/published/niveau2/English/MilitaryAndNavy.docx
@@ -695,6 +695,7 @@
       </w:r>
       <w:r>
         <w:rPr>
+          <w:u w:val="single" w:color="0000ff"/>
           <w:rFonts w:ascii="Charis SIL Regular" w:hAnsi="Charis SIL Regular" w:eastAsia="Charis SIL Regular"/>
           <w:b w:val="0"/>
           <w:i w:val="0"/>
@@ -1964,6 +1965,7 @@
       </w:r>
       <w:r>
         <w:rPr>
+          <w:u w:val="single" w:color="0000ff"/>
           <w:rFonts w:ascii="Charis SIL Regular" w:hAnsi="Charis SIL Regular" w:eastAsia="Charis SIL Regular"/>
           <w:b w:val="0"/>
           <w:i w:val="0"/>
@@ -2076,7 +2078,7 @@
             <w:rPr>
               <w:rStyle w:val="Hyperlink"/>
             </w:rPr>
-            <w:t>e subjec</w:t>
+            <w:t>e subje</w:t>
           </w:r>
         </w:hyperlink>
       </w:r>
@@ -2088,7 +2090,7 @@
           <w:color w:val="000000"/>
           <w:sz w:val="24"/>
         </w:rPr>
-        <w:t xml:space="preserve">t to </w:t>
+        <w:t xml:space="preserve">ct to </w:t>
       </w:r>
       <w:r>
         <w:rPr>
@@ -2480,7 +2482,7 @@
           <w:sz w:val="24"/>
           <w:u w:val="single"/>
         </w:rPr>
-        <w:t>Scientific research in colonised terri</w:t>
+        <w:t>Scientific research in colonised terr</w:t>
       </w:r>
       <w:r>
         <w:rPr>
@@ -2491,7 +2493,7 @@
           <w:sz w:val="24"/>
           <w:u w:val="single"/>
         </w:rPr>
-        <w:t>torie</w:t>
+        <w:t>i</w:t>
       </w:r>
       <w:r>
         <w:rPr>
@@ -2500,8 +2502,9 @@
           <w:i w:val="0"/>
           <w:color w:val="0000FF"/>
           <w:sz w:val="24"/>
+          <w:u w:val="single"/>
         </w:rPr>
-        <w:t>s</w:t>
+        <w:t>tories</w:t>
       </w:r>
       <w:r>
         <w:br/>

--- a/EXPORTS/DOCX/published/niveau2/English/MilitaryAndNavy.docx
+++ b/EXPORTS/DOCX/published/niveau2/English/MilitaryAndNavy.docx
@@ -319,25 +319,7 @@
           <w:color w:val="000000"/>
           <w:sz w:val="24"/>
         </w:rPr>
-        <w:t>the deployment of th</w:t>
-      </w:r>
-      <w:r>
-        <w:rPr>
-          <w:u w:val="single" w:color="0000ff"/>
-          <w:rFonts w:ascii="Charis SIL Regular" w:hAnsi="Charis SIL Regular" w:eastAsia="Charis SIL Regular"/>
-          <w:b w:val="0"/>
-          <w:i w:val="0"/>
-          <w:color w:val="000000"/>
-          <w:sz w:val="24"/>
-        </w:rPr>
-        <w:hyperlink r:id="rId9" w:history="1">
-          <w:r>
-            <w:rPr>
-              <w:rStyle w:val="Hyperlink"/>
-            </w:rPr>
-            <w:t>e Arm</w:t>
-          </w:r>
-        </w:hyperlink>
+        <w:t>the deployment of the Arm</w:t>
       </w:r>
       <w:r>
         <w:rPr>
@@ -1965,7 +1947,6 @@
       </w:r>
       <w:r>
         <w:rPr>
-          <w:u w:val="single" w:color="0000ff"/>
           <w:rFonts w:ascii="Charis SIL Regular" w:hAnsi="Charis SIL Regular" w:eastAsia="Charis SIL Regular"/>
           <w:b w:val="0"/>
           <w:i w:val="0"/>
@@ -2078,7 +2059,7 @@
             <w:rPr>
               <w:rStyle w:val="Hyperlink"/>
             </w:rPr>
-            <w:t>e subje</w:t>
+            <w:t>e subjec</w:t>
           </w:r>
         </w:hyperlink>
       </w:r>
@@ -2090,7 +2071,7 @@
           <w:color w:val="000000"/>
           <w:sz w:val="24"/>
         </w:rPr>
-        <w:t xml:space="preserve">ct to </w:t>
+        <w:t xml:space="preserve">t to </w:t>
       </w:r>
       <w:r>
         <w:rPr>

--- a/EXPORTS/DOCX/published/niveau2/English/MilitaryAndNavy.docx
+++ b/EXPORTS/DOCX/published/niveau2/English/MilitaryAndNavy.docx
@@ -319,7 +319,25 @@
           <w:color w:val="000000"/>
           <w:sz w:val="24"/>
         </w:rPr>
-        <w:t>the deployment of the Arm</w:t>
+        <w:t>the deployment of th</w:t>
+      </w:r>
+      <w:r>
+        <w:rPr>
+          <w:u w:val="single" w:color="0000ff"/>
+          <w:rFonts w:ascii="Charis SIL Regular" w:hAnsi="Charis SIL Regular" w:eastAsia="Charis SIL Regular"/>
+          <w:b w:val="0"/>
+          <w:i w:val="0"/>
+          <w:color w:val="000000"/>
+          <w:sz w:val="24"/>
+        </w:rPr>
+        <w:hyperlink r:id="rId9" w:history="1">
+          <w:r>
+            <w:rPr>
+              <w:rStyle w:val="Hyperlink"/>
+            </w:rPr>
+            <w:t>e Arm</w:t>
+          </w:r>
+        </w:hyperlink>
       </w:r>
       <w:r>
         <w:rPr>

--- a/EXPORTS/DOCX/published/niveau2/English/MilitaryAndNavy.docx
+++ b/EXPORTS/DOCX/published/niveau2/English/MilitaryAndNavy.docx
@@ -319,25 +319,7 @@
           <w:color w:val="000000"/>
           <w:sz w:val="24"/>
         </w:rPr>
-        <w:t>the deployment of th</w:t>
-      </w:r>
-      <w:r>
-        <w:rPr>
-          <w:u w:val="single" w:color="0000ff"/>
-          <w:rFonts w:ascii="Charis SIL Regular" w:hAnsi="Charis SIL Regular" w:eastAsia="Charis SIL Regular"/>
-          <w:b w:val="0"/>
-          <w:i w:val="0"/>
-          <w:color w:val="000000"/>
-          <w:sz w:val="24"/>
-        </w:rPr>
-        <w:hyperlink r:id="rId9" w:history="1">
-          <w:r>
-            <w:rPr>
-              <w:rStyle w:val="Hyperlink"/>
-            </w:rPr>
-            <w:t>e Arm</w:t>
-          </w:r>
-        </w:hyperlink>
+        <w:t>the deployment of the Arm</w:t>
       </w:r>
       <w:r>
         <w:rPr>
@@ -2481,7 +2463,7 @@
           <w:sz w:val="24"/>
           <w:u w:val="single"/>
         </w:rPr>
-        <w:t>Scientific research in colonised terr</w:t>
+        <w:t>Scientific research in colonised terri</w:t>
       </w:r>
       <w:r>
         <w:rPr>
@@ -2492,7 +2474,7 @@
           <w:sz w:val="24"/>
           <w:u w:val="single"/>
         </w:rPr>
-        <w:t>i</w:t>
+        <w:t>torie</w:t>
       </w:r>
       <w:r>
         <w:rPr>
@@ -2501,9 +2483,8 @@
           <w:i w:val="0"/>
           <w:color w:val="0000FF"/>
           <w:sz w:val="24"/>
-          <w:u w:val="single"/>
         </w:rPr>
-        <w:t>tories</w:t>
+        <w:t>s</w:t>
       </w:r>
       <w:r>
         <w:br/>

--- a/EXPORTS/DOCX/published/niveau2/English/MilitaryAndNavy.docx
+++ b/EXPORTS/DOCX/published/niveau2/English/MilitaryAndNavy.docx
@@ -319,7 +319,25 @@
           <w:color w:val="000000"/>
           <w:sz w:val="24"/>
         </w:rPr>
-        <w:t>the deployment of the Arm</w:t>
+        <w:t>the deployment of th</w:t>
+      </w:r>
+      <w:r>
+        <w:rPr>
+          <w:u w:val="single" w:color="0000ff"/>
+          <w:rFonts w:ascii="Charis SIL Regular" w:hAnsi="Charis SIL Regular" w:eastAsia="Charis SIL Regular"/>
+          <w:b w:val="0"/>
+          <w:i w:val="0"/>
+          <w:color w:val="000000"/>
+          <w:sz w:val="24"/>
+        </w:rPr>
+        <w:hyperlink r:id="rId9" w:history="1">
+          <w:r>
+            <w:rPr>
+              <w:rStyle w:val="Hyperlink"/>
+            </w:rPr>
+            <w:t>e Arm</w:t>
+          </w:r>
+        </w:hyperlink>
       </w:r>
       <w:r>
         <w:rPr>
@@ -620,25 +638,7 @@
           <w:color w:val="000000"/>
           <w:sz w:val="24"/>
         </w:rPr>
-        <w:t xml:space="preserve"> operated in the Dutch East Indies. The KNIL was form</w:t>
-      </w:r>
-      <w:r>
-        <w:rPr>
-          <w:u w:val="single" w:color="0000ff"/>
-          <w:rFonts w:ascii="Charis SIL Regular" w:hAnsi="Charis SIL Regular" w:eastAsia="Charis SIL Regular"/>
-          <w:b w:val="0"/>
-          <w:i w:val="0"/>
-          <w:color w:val="000000"/>
-          <w:sz w:val="24"/>
-        </w:rPr>
-        <w:hyperlink r:id="rId12" w:history="1">
-          <w:r>
-            <w:rPr>
-              <w:rStyle w:val="Hyperlink"/>
-            </w:rPr>
-            <w:t>ed by</w:t>
-          </w:r>
-        </w:hyperlink>
+        <w:t xml:space="preserve"> operated in the Dutch East Indies. The KNIL was formed by</w:t>
       </w:r>
       <w:r>
         <w:rPr>
@@ -677,7 +677,6 @@
       </w:r>
       <w:r>
         <w:rPr>
-          <w:u w:val="single" w:color="0000ff"/>
           <w:rFonts w:ascii="Charis SIL Regular" w:hAnsi="Charis SIL Regular" w:eastAsia="Charis SIL Regular"/>
           <w:b w:val="0"/>
           <w:i w:val="0"/>
@@ -2463,7 +2462,7 @@
           <w:sz w:val="24"/>
           <w:u w:val="single"/>
         </w:rPr>
-        <w:t>Scientific research in colonised terri</w:t>
+        <w:t>Scientific research in colonised terr</w:t>
       </w:r>
       <w:r>
         <w:rPr>
@@ -2474,7 +2473,7 @@
           <w:sz w:val="24"/>
           <w:u w:val="single"/>
         </w:rPr>
-        <w:t>torie</w:t>
+        <w:t>i</w:t>
       </w:r>
       <w:r>
         <w:rPr>
@@ -2483,8 +2482,9 @@
           <w:i w:val="0"/>
           <w:color w:val="0000FF"/>
           <w:sz w:val="24"/>
+          <w:u w:val="single"/>
         </w:rPr>
-        <w:t>s</w:t>
+        <w:t>tories</w:t>
       </w:r>
       <w:r>
         <w:br/>

--- a/EXPORTS/DOCX/published/niveau2/English/MilitaryAndNavy.docx
+++ b/EXPORTS/DOCX/published/niveau2/English/MilitaryAndNavy.docx
@@ -330,32 +330,7 @@
           <w:color w:val="000000"/>
           <w:sz w:val="24"/>
         </w:rPr>
-        <w:hyperlink r:id="rId9" w:history="1">
-          <w:r>
-            <w:rPr>
-              <w:rStyle w:val="Hyperlink"/>
-            </w:rPr>
-            <w:t>e Arm</w:t>
-          </w:r>
-        </w:hyperlink>
-      </w:r>
-      <w:r>
-        <w:rPr>
-          <w:u w:val="single" w:color="0000ff"/>
-          <w:rFonts w:ascii="Charis SIL Regular" w:hAnsi="Charis SIL Regular" w:eastAsia="Charis SIL Regular"/>
-          <w:b w:val="0"/>
-          <w:i w:val="0"/>
-          <w:color w:val="000000"/>
-          <w:sz w:val="24"/>
-        </w:rPr>
-        <w:hyperlink r:id="rId9" w:history="1">
-          <w:r>
-            <w:rPr>
-              <w:rStyle w:val="Hyperlink"/>
-            </w:rPr>
-            <w:t>y. Th</w:t>
-          </w:r>
-        </w:hyperlink>
+        <w:t>e Army. Th</w:t>
       </w:r>
       <w:r>
         <w:rPr>
@@ -638,7 +613,7 @@
           <w:color w:val="000000"/>
           <w:sz w:val="24"/>
         </w:rPr>
-        <w:t xml:space="preserve"> operated in the Dutch East Indies. The KNIL was formed by</w:t>
+        <w:t xml:space="preserve"> operated in the Dutch East Indies. The KNIL was form</w:t>
       </w:r>
       <w:r>
         <w:rPr>
@@ -654,12 +629,13 @@
             <w:rPr>
               <w:rStyle w:val="Hyperlink"/>
             </w:rPr>
-            <w:t xml:space="preserve"> of</w:t>
+            <w:t>ed by</w:t>
           </w:r>
         </w:hyperlink>
       </w:r>
       <w:r>
         <w:rPr>
+          <w:u w:val="single" w:color="0000ff"/>
           <w:rFonts w:ascii="Charis SIL Regular" w:hAnsi="Charis SIL Regular" w:eastAsia="Charis SIL Regular"/>
           <w:b w:val="0"/>
           <w:i w:val="0"/>
@@ -671,12 +647,13 @@
             <w:rPr>
               <w:rStyle w:val="Hyperlink"/>
             </w:rPr>
-            <w:t>fi</w:t>
+            <w:t xml:space="preserve"> offi</w:t>
           </w:r>
         </w:hyperlink>
       </w:r>
       <w:r>
         <w:rPr>
+          <w:u w:val="single" w:color="0000ff"/>
           <w:rFonts w:ascii="Charis SIL Regular" w:hAnsi="Charis SIL Regular" w:eastAsia="Charis SIL Regular"/>
           <w:b w:val="0"/>
           <w:i w:val="0"/>
@@ -717,9 +694,19 @@
             <w:rPr>
               <w:rStyle w:val="Hyperlink"/>
             </w:rPr>
-            <w:t xml:space="preserve">s of </w:t>
+            <w:t xml:space="preserve">s </w:t>
           </w:r>
         </w:hyperlink>
+      </w:r>
+      <w:r>
+        <w:rPr>
+          <w:rFonts w:ascii="Charis SIL Regular" w:hAnsi="Charis SIL Regular" w:eastAsia="Charis SIL Regular"/>
+          <w:b w:val="0"/>
+          <w:i w:val="0"/>
+          <w:color w:val="000000"/>
+          <w:sz w:val="24"/>
+        </w:rPr>
+        <w:t xml:space="preserve">of </w:t>
       </w:r>
       <w:r>
         <w:rPr>
@@ -1047,25 +1034,7 @@
           <w:color w:val="000000"/>
           <w:sz w:val="24"/>
         </w:rPr>
-        <w:t>of tens of thousands of v</w:t>
-      </w:r>
-      <w:r>
-        <w:rPr>
-          <w:u w:val="single" w:color="0000ff"/>
-          <w:rFonts w:ascii="Charis SIL Regular" w:hAnsi="Charis SIL Regular" w:eastAsia="Charis SIL Regular"/>
-          <w:b w:val="0"/>
-          <w:i w:val="0"/>
-          <w:color w:val="000000"/>
-          <w:sz w:val="24"/>
-        </w:rPr>
-        <w:hyperlink r:id="rId14" w:history="1">
-          <w:r>
-            <w:rPr>
-              <w:rStyle w:val="Hyperlink"/>
-            </w:rPr>
-            <w:t>olunteers a</w:t>
-          </w:r>
-        </w:hyperlink>
+        <w:t>of tens of thousands of volunteers a</w:t>
       </w:r>
       <w:r>
         <w:rPr>

--- a/EXPORTS/DOCX/published/niveau2/English/MilitaryAndNavy.docx
+++ b/EXPORTS/DOCX/published/niveau2/English/MilitaryAndNavy.docx
@@ -330,7 +330,32 @@
           <w:color w:val="000000"/>
           <w:sz w:val="24"/>
         </w:rPr>
-        <w:t>e Army. Th</w:t>
+        <w:hyperlink r:id="rId9" w:history="1">
+          <w:r>
+            <w:rPr>
+              <w:rStyle w:val="Hyperlink"/>
+            </w:rPr>
+            <w:t>e Arm</w:t>
+          </w:r>
+        </w:hyperlink>
+      </w:r>
+      <w:r>
+        <w:rPr>
+          <w:u w:val="single" w:color="0000ff"/>
+          <w:rFonts w:ascii="Charis SIL Regular" w:hAnsi="Charis SIL Regular" w:eastAsia="Charis SIL Regular"/>
+          <w:b w:val="0"/>
+          <w:i w:val="0"/>
+          <w:color w:val="000000"/>
+          <w:sz w:val="24"/>
+        </w:rPr>
+        <w:hyperlink r:id="rId9" w:history="1">
+          <w:r>
+            <w:rPr>
+              <w:rStyle w:val="Hyperlink"/>
+            </w:rPr>
+            <w:t>y. Th</w:t>
+          </w:r>
+        </w:hyperlink>
       </w:r>
       <w:r>
         <w:rPr>
@@ -647,7 +672,24 @@
             <w:rPr>
               <w:rStyle w:val="Hyperlink"/>
             </w:rPr>
-            <w:t xml:space="preserve"> offi</w:t>
+            <w:t xml:space="preserve"> of</w:t>
+          </w:r>
+        </w:hyperlink>
+      </w:r>
+      <w:r>
+        <w:rPr>
+          <w:rFonts w:ascii="Charis SIL Regular" w:hAnsi="Charis SIL Regular" w:eastAsia="Charis SIL Regular"/>
+          <w:b w:val="0"/>
+          <w:i w:val="0"/>
+          <w:color w:val="000000"/>
+          <w:sz w:val="24"/>
+        </w:rPr>
+        <w:hyperlink r:id="rId12" w:history="1">
+          <w:r>
+            <w:rPr>
+              <w:rStyle w:val="Hyperlink"/>
+            </w:rPr>
+            <w:t>fi</w:t>
           </w:r>
         </w:hyperlink>
       </w:r>
@@ -694,19 +736,9 @@
             <w:rPr>
               <w:rStyle w:val="Hyperlink"/>
             </w:rPr>
-            <w:t xml:space="preserve">s </w:t>
+            <w:t xml:space="preserve">s of </w:t>
           </w:r>
         </w:hyperlink>
-      </w:r>
-      <w:r>
-        <w:rPr>
-          <w:rFonts w:ascii="Charis SIL Regular" w:hAnsi="Charis SIL Regular" w:eastAsia="Charis SIL Regular"/>
-          <w:b w:val="0"/>
-          <w:i w:val="0"/>
-          <w:color w:val="000000"/>
-          <w:sz w:val="24"/>
-        </w:rPr>
-        <w:t xml:space="preserve">of </w:t>
       </w:r>
       <w:r>
         <w:rPr>
@@ -1034,61 +1066,7 @@
           <w:color w:val="000000"/>
           <w:sz w:val="24"/>
         </w:rPr>
-        <w:t>of tens of thousands of volunteers a</w:t>
-      </w:r>
-      <w:r>
-        <w:rPr>
-          <w:u w:val="single" w:color="0000ff"/>
-          <w:rFonts w:ascii="Charis SIL Regular" w:hAnsi="Charis SIL Regular" w:eastAsia="Charis SIL Regular"/>
-          <w:b w:val="0"/>
-          <w:i w:val="0"/>
-          <w:color w:val="000000"/>
-          <w:sz w:val="24"/>
-        </w:rPr>
-        <w:hyperlink r:id="rId14" w:history="1">
-          <w:r>
-            <w:rPr>
-              <w:rStyle w:val="Hyperlink"/>
-            </w:rPr>
-            <w:t>nd c</w:t>
-          </w:r>
-        </w:hyperlink>
-      </w:r>
-      <w:r>
-        <w:rPr>
-          <w:u w:val="single" w:color="0000ff"/>
-          <w:rFonts w:ascii="Charis SIL Regular" w:hAnsi="Charis SIL Regular" w:eastAsia="Charis SIL Regular"/>
-          <w:b w:val="0"/>
-          <w:i w:val="0"/>
-          <w:color w:val="000000"/>
-          <w:sz w:val="24"/>
-        </w:rPr>
-        <w:hyperlink r:id="rId14" w:history="1">
-          <w:r>
-            <w:rPr>
-              <w:rStyle w:val="Hyperlink"/>
-            </w:rPr>
-            <w:t>o</w:t>
-          </w:r>
-        </w:hyperlink>
-      </w:r>
-      <w:r>
-        <w:rPr>
-          <w:u w:val="single" w:color="0000ff"/>
-          <w:rFonts w:ascii="Charis SIL Regular" w:hAnsi="Charis SIL Regular" w:eastAsia="Charis SIL Regular"/>
-          <w:b w:val="0"/>
-          <w:i w:val="0"/>
-          <w:color w:val="000000"/>
-          <w:sz w:val="24"/>
-        </w:rPr>
-        <w:hyperlink r:id="rId14" w:history="1">
-          <w:r>
-            <w:rPr>
-              <w:rStyle w:val="Hyperlink"/>
-            </w:rPr>
-            <w:t>ns</w:t>
-          </w:r>
-        </w:hyperlink>
+        <w:t>of tens of thousands of volunteers and cons</w:t>
       </w:r>
       <w:r>
         <w:rPr>

--- a/EXPORTS/DOCX/published/niveau2/English/MilitaryAndNavy.docx
+++ b/EXPORTS/DOCX/published/niveau2/English/MilitaryAndNavy.docx
@@ -649,14 +649,7 @@
           <w:color w:val="000000"/>
           <w:sz w:val="24"/>
         </w:rPr>
-        <w:hyperlink r:id="rId12" w:history="1">
-          <w:r>
-            <w:rPr>
-              <w:rStyle w:val="Hyperlink"/>
-            </w:rPr>
-            <w:t>ed by</w:t>
-          </w:r>
-        </w:hyperlink>
+        <w:t>ed by</w:t>
       </w:r>
       <w:r>
         <w:rPr>
@@ -672,24 +665,7 @@
             <w:rPr>
               <w:rStyle w:val="Hyperlink"/>
             </w:rPr>
-            <w:t xml:space="preserve"> of</w:t>
-          </w:r>
-        </w:hyperlink>
-      </w:r>
-      <w:r>
-        <w:rPr>
-          <w:rFonts w:ascii="Charis SIL Regular" w:hAnsi="Charis SIL Regular" w:eastAsia="Charis SIL Regular"/>
-          <w:b w:val="0"/>
-          <w:i w:val="0"/>
-          <w:color w:val="000000"/>
-          <w:sz w:val="24"/>
-        </w:rPr>
-        <w:hyperlink r:id="rId12" w:history="1">
-          <w:r>
-            <w:rPr>
-              <w:rStyle w:val="Hyperlink"/>
-            </w:rPr>
-            <w:t>fi</w:t>
+            <w:t xml:space="preserve"> offi</w:t>
           </w:r>
         </w:hyperlink>
       </w:r>
@@ -736,9 +712,19 @@
             <w:rPr>
               <w:rStyle w:val="Hyperlink"/>
             </w:rPr>
-            <w:t xml:space="preserve">s of </w:t>
+            <w:t xml:space="preserve">s </w:t>
           </w:r>
         </w:hyperlink>
+      </w:r>
+      <w:r>
+        <w:rPr>
+          <w:rFonts w:ascii="Charis SIL Regular" w:hAnsi="Charis SIL Regular" w:eastAsia="Charis SIL Regular"/>
+          <w:b w:val="0"/>
+          <w:i w:val="0"/>
+          <w:color w:val="000000"/>
+          <w:sz w:val="24"/>
+        </w:rPr>
+        <w:t xml:space="preserve">of </w:t>
       </w:r>
       <w:r>
         <w:rPr>
@@ -1066,7 +1052,79 @@
           <w:color w:val="000000"/>
           <w:sz w:val="24"/>
         </w:rPr>
-        <w:t>of tens of thousands of volunteers and cons</w:t>
+        <w:t>of tens of thousands of v</w:t>
+      </w:r>
+      <w:r>
+        <w:rPr>
+          <w:u w:val="single" w:color="0000ff"/>
+          <w:rFonts w:ascii="Charis SIL Regular" w:hAnsi="Charis SIL Regular" w:eastAsia="Charis SIL Regular"/>
+          <w:b w:val="0"/>
+          <w:i w:val="0"/>
+          <w:color w:val="000000"/>
+          <w:sz w:val="24"/>
+        </w:rPr>
+        <w:hyperlink r:id="rId14" w:history="1">
+          <w:r>
+            <w:rPr>
+              <w:rStyle w:val="Hyperlink"/>
+            </w:rPr>
+            <w:t>olunteers a</w:t>
+          </w:r>
+        </w:hyperlink>
+      </w:r>
+      <w:r>
+        <w:rPr>
+          <w:u w:val="single" w:color="0000ff"/>
+          <w:rFonts w:ascii="Charis SIL Regular" w:hAnsi="Charis SIL Regular" w:eastAsia="Charis SIL Regular"/>
+          <w:b w:val="0"/>
+          <w:i w:val="0"/>
+          <w:color w:val="000000"/>
+          <w:sz w:val="24"/>
+        </w:rPr>
+        <w:hyperlink r:id="rId14" w:history="1">
+          <w:r>
+            <w:rPr>
+              <w:rStyle w:val="Hyperlink"/>
+            </w:rPr>
+            <w:t>nd c</w:t>
+          </w:r>
+        </w:hyperlink>
+      </w:r>
+      <w:r>
+        <w:rPr>
+          <w:u w:val="single" w:color="0000ff"/>
+          <w:rFonts w:ascii="Charis SIL Regular" w:hAnsi="Charis SIL Regular" w:eastAsia="Charis SIL Regular"/>
+          <w:b w:val="0"/>
+          <w:i w:val="0"/>
+          <w:color w:val="000000"/>
+          <w:sz w:val="24"/>
+        </w:rPr>
+        <w:hyperlink r:id="rId14" w:history="1">
+          <w:r>
+            <w:rPr>
+              <w:rStyle w:val="Hyperlink"/>
+            </w:rPr>
+            <w:t>o</w:t>
+          </w:r>
+        </w:hyperlink>
+      </w:r>
+      <w:r>
+        <w:rPr>
+          <w:u w:val="single" w:color="0000ff"/>
+          <w:rFonts w:ascii="Charis SIL Regular" w:hAnsi="Charis SIL Regular" w:eastAsia="Charis SIL Regular"/>
+          <w:b w:val="0"/>
+          <w:i w:val="0"/>
+          <w:color w:val="000000"/>
+          <w:sz w:val="24"/>
+        </w:rPr>
+        <w:hyperlink r:id="rId14" w:history="1">
+          <w:r>
+            <w:rPr>
+              <w:rStyle w:val="Hyperlink"/>
+            </w:rPr>
+            <w:t>ns</w:t>
+          </w:r>
+        </w:hyperlink>
       </w:r>
       <w:r>
         <w:rPr>
@@ -2409,7 +2467,7 @@
           <w:sz w:val="24"/>
           <w:u w:val="single"/>
         </w:rPr>
-        <w:t>Scientific research in colonised terr</w:t>
+        <w:t>Scientific research in colonised terri</w:t>
       </w:r>
       <w:r>
         <w:rPr>
@@ -2420,7 +2478,7 @@
           <w:sz w:val="24"/>
           <w:u w:val="single"/>
         </w:rPr>
-        <w:t>i</w:t>
+        <w:t>torie</w:t>
       </w:r>
       <w:r>
         <w:rPr>
@@ -2429,9 +2487,8 @@
           <w:i w:val="0"/>
           <w:color w:val="0000FF"/>
           <w:sz w:val="24"/>
-          <w:u w:val="single"/>
         </w:rPr>
-        <w:t>tories</w:t>
+        <w:t>s</w:t>
       </w:r>
       <w:r>
         <w:br/>

--- a/EXPORTS/DOCX/published/niveau2/English/MilitaryAndNavy.docx
+++ b/EXPORTS/DOCX/published/niveau2/English/MilitaryAndNavy.docx
@@ -764,14 +764,7 @@
           <w:color w:val="000000"/>
           <w:sz w:val="24"/>
         </w:rPr>
-        <w:hyperlink r:id="rId12" w:history="1">
-          <w:r>
-            <w:rPr>
-              <w:rStyle w:val="Hyperlink"/>
-            </w:rPr>
-            <w:t>or oth</w:t>
-          </w:r>
-        </w:hyperlink>
+        <w:t>or oth</w:t>
       </w:r>
       <w:r>
         <w:rPr>
@@ -1052,25 +1045,7 @@
           <w:color w:val="000000"/>
           <w:sz w:val="24"/>
         </w:rPr>
-        <w:t>of tens of thousands of v</w:t>
-      </w:r>
-      <w:r>
-        <w:rPr>
-          <w:u w:val="single" w:color="0000ff"/>
-          <w:rFonts w:ascii="Charis SIL Regular" w:hAnsi="Charis SIL Regular" w:eastAsia="Charis SIL Regular"/>
-          <w:b w:val="0"/>
-          <w:i w:val="0"/>
-          <w:color w:val="000000"/>
-          <w:sz w:val="24"/>
-        </w:rPr>
-        <w:hyperlink r:id="rId14" w:history="1">
-          <w:r>
-            <w:rPr>
-              <w:rStyle w:val="Hyperlink"/>
-            </w:rPr>
-            <w:t>olunteers a</w:t>
-          </w:r>
-        </w:hyperlink>
+        <w:t>of tens of thousands of volunteers a</w:t>
       </w:r>
       <w:r>
         <w:rPr>
@@ -1117,14 +1092,7 @@
           <w:color w:val="000000"/>
           <w:sz w:val="24"/>
         </w:rPr>
-        <w:hyperlink r:id="rId14" w:history="1">
-          <w:r>
-            <w:rPr>
-              <w:rStyle w:val="Hyperlink"/>
-            </w:rPr>
-            <w:t>ns</w:t>
-          </w:r>
-        </w:hyperlink>
+        <w:t>ns</w:t>
       </w:r>
       <w:r>
         <w:rPr>

--- a/EXPORTS/DOCX/published/niveau2/English/MilitaryAndNavy.docx
+++ b/EXPORTS/DOCX/published/niveau2/English/MilitaryAndNavy.docx
@@ -649,7 +649,14 @@
           <w:color w:val="000000"/>
           <w:sz w:val="24"/>
         </w:rPr>
-        <w:t>ed by</w:t>
+        <w:hyperlink r:id="rId12" w:history="1">
+          <w:r>
+            <w:rPr>
+              <w:rStyle w:val="Hyperlink"/>
+            </w:rPr>
+            <w:t>ed by</w:t>
+          </w:r>
+        </w:hyperlink>
       </w:r>
       <w:r>
         <w:rPr>
@@ -665,13 +672,29 @@
             <w:rPr>
               <w:rStyle w:val="Hyperlink"/>
             </w:rPr>
-            <w:t xml:space="preserve"> offi</w:t>
+            <w:t xml:space="preserve"> of</w:t>
           </w:r>
         </w:hyperlink>
       </w:r>
       <w:r>
         <w:rPr>
-          <w:u w:val="single" w:color="0000ff"/>
+          <w:rFonts w:ascii="Charis SIL Regular" w:hAnsi="Charis SIL Regular" w:eastAsia="Charis SIL Regular"/>
+          <w:b w:val="0"/>
+          <w:i w:val="0"/>
+          <w:color w:val="000000"/>
+          <w:sz w:val="24"/>
+        </w:rPr>
+        <w:hyperlink r:id="rId12" w:history="1">
+          <w:r>
+            <w:rPr>
+              <w:rStyle w:val="Hyperlink"/>
+            </w:rPr>
+            <w:t>fi</w:t>
+          </w:r>
+        </w:hyperlink>
+      </w:r>
+      <w:r>
+        <w:rPr>
           <w:rFonts w:ascii="Charis SIL Regular" w:hAnsi="Charis SIL Regular" w:eastAsia="Charis SIL Regular"/>
           <w:b w:val="0"/>
           <w:i w:val="0"/>
@@ -712,7 +735,7 @@
             <w:rPr>
               <w:rStyle w:val="Hyperlink"/>
             </w:rPr>
-            <w:t xml:space="preserve">s </w:t>
+            <w:t xml:space="preserve">s of </w:t>
           </w:r>
         </w:hyperlink>
       </w:r>
@@ -724,47 +747,7 @@
           <w:color w:val="000000"/>
           <w:sz w:val="24"/>
         </w:rPr>
-        <w:t xml:space="preserve">of </w:t>
-      </w:r>
-      <w:r>
-        <w:rPr>
-          <w:u w:val="single" w:color="0000ff"/>
-          <w:rFonts w:ascii="Charis SIL Regular" w:hAnsi="Charis SIL Regular" w:eastAsia="Charis SIL Regular"/>
-          <w:b w:val="0"/>
-          <w:i w:val="0"/>
-          <w:color w:val="000000"/>
-          <w:sz w:val="24"/>
-        </w:rPr>
-        <w:hyperlink r:id="rId12" w:history="1">
-          <w:r>
-            <w:rPr>
-              <w:rStyle w:val="Hyperlink"/>
-            </w:rPr>
-            <w:t>Dutch</w:t>
-          </w:r>
-        </w:hyperlink>
-      </w:r>
-      <w:r>
-        <w:rPr>
-          <w:u w:val="single" w:color="0000ff"/>
-          <w:rFonts w:ascii="Charis SIL Regular" w:hAnsi="Charis SIL Regular" w:eastAsia="Charis SIL Regular"/>
-          <w:b w:val="0"/>
-          <w:i w:val="0"/>
-          <w:color w:val="000000"/>
-          <w:sz w:val="24"/>
-        </w:rPr>
-        <w:t xml:space="preserve"> </w:t>
-      </w:r>
-      <w:r>
-        <w:rPr>
-          <w:u w:val="single" w:color="0000ff"/>
-          <w:rFonts w:ascii="Charis SIL Regular" w:hAnsi="Charis SIL Regular" w:eastAsia="Charis SIL Regular"/>
-          <w:b w:val="0"/>
-          <w:i w:val="0"/>
-          <w:color w:val="000000"/>
-          <w:sz w:val="24"/>
-        </w:rPr>
-        <w:t>or oth</w:t>
+        <w:t>Dutch or oth</w:t>
       </w:r>
       <w:r>
         <w:rPr>
@@ -1045,7 +1028,25 @@
           <w:color w:val="000000"/>
           <w:sz w:val="24"/>
         </w:rPr>
-        <w:t>of tens of thousands of volunteers a</w:t>
+        <w:t>of tens of thousands of v</w:t>
+      </w:r>
+      <w:r>
+        <w:rPr>
+          <w:u w:val="single" w:color="0000ff"/>
+          <w:rFonts w:ascii="Charis SIL Regular" w:hAnsi="Charis SIL Regular" w:eastAsia="Charis SIL Regular"/>
+          <w:b w:val="0"/>
+          <w:i w:val="0"/>
+          <w:color w:val="000000"/>
+          <w:sz w:val="24"/>
+        </w:rPr>
+        <w:hyperlink r:id="rId14" w:history="1">
+          <w:r>
+            <w:rPr>
+              <w:rStyle w:val="Hyperlink"/>
+            </w:rPr>
+            <w:t>olunteers a</w:t>
+          </w:r>
+        </w:hyperlink>
       </w:r>
       <w:r>
         <w:rPr>
@@ -1092,7 +1093,14 @@
           <w:color w:val="000000"/>
           <w:sz w:val="24"/>
         </w:rPr>
-        <w:t>ns</w:t>
+        <w:hyperlink r:id="rId14" w:history="1">
+          <w:r>
+            <w:rPr>
+              <w:rStyle w:val="Hyperlink"/>
+            </w:rPr>
+            <w:t>ns</w:t>
+          </w:r>
+        </w:hyperlink>
       </w:r>
       <w:r>
         <w:rPr>

--- a/EXPORTS/DOCX/published/niveau2/English/MilitaryAndNavy.docx
+++ b/EXPORTS/DOCX/published/niveau2/English/MilitaryAndNavy.docx
@@ -330,32 +330,7 @@
           <w:color w:val="000000"/>
           <w:sz w:val="24"/>
         </w:rPr>
-        <w:hyperlink r:id="rId9" w:history="1">
-          <w:r>
-            <w:rPr>
-              <w:rStyle w:val="Hyperlink"/>
-            </w:rPr>
-            <w:t>e Arm</w:t>
-          </w:r>
-        </w:hyperlink>
-      </w:r>
-      <w:r>
-        <w:rPr>
-          <w:u w:val="single" w:color="0000ff"/>
-          <w:rFonts w:ascii="Charis SIL Regular" w:hAnsi="Charis SIL Regular" w:eastAsia="Charis SIL Regular"/>
-          <w:b w:val="0"/>
-          <w:i w:val="0"/>
-          <w:color w:val="000000"/>
-          <w:sz w:val="24"/>
-        </w:rPr>
-        <w:hyperlink r:id="rId9" w:history="1">
-          <w:r>
-            <w:rPr>
-              <w:rStyle w:val="Hyperlink"/>
-            </w:rPr>
-            <w:t>y. Th</w:t>
-          </w:r>
-        </w:hyperlink>
+        <w:t>e Army. Th</w:t>
       </w:r>
       <w:r>
         <w:rPr>
@@ -678,20 +653,14 @@
       </w:r>
       <w:r>
         <w:rPr>
+          <w:u w:val="single" w:color="0000ff"/>
           <w:rFonts w:ascii="Charis SIL Regular" w:hAnsi="Charis SIL Regular" w:eastAsia="Charis SIL Regular"/>
           <w:b w:val="0"/>
           <w:i w:val="0"/>
           <w:color w:val="000000"/>
           <w:sz w:val="24"/>
         </w:rPr>
-        <w:hyperlink r:id="rId12" w:history="1">
-          <w:r>
-            <w:rPr>
-              <w:rStyle w:val="Hyperlink"/>
-            </w:rPr>
-            <w:t>fi</w:t>
-          </w:r>
-        </w:hyperlink>
+        <w:t>fi</w:t>
       </w:r>
       <w:r>
         <w:rPr>
@@ -741,13 +710,32 @@
       </w:r>
       <w:r>
         <w:rPr>
+          <w:u w:val="single" w:color="0000ff"/>
           <w:rFonts w:ascii="Charis SIL Regular" w:hAnsi="Charis SIL Regular" w:eastAsia="Charis SIL Regular"/>
           <w:b w:val="0"/>
           <w:i w:val="0"/>
           <w:color w:val="000000"/>
           <w:sz w:val="24"/>
         </w:rPr>
-        <w:t>Dutch or oth</w:t>
+        <w:hyperlink r:id="rId12" w:history="1">
+          <w:r>
+            <w:rPr>
+              <w:rStyle w:val="Hyperlink"/>
+            </w:rPr>
+            <w:t>Dutch</w:t>
+          </w:r>
+        </w:hyperlink>
+      </w:r>
+      <w:r>
+        <w:rPr>
+          <w:u w:val="single" w:color="0000ff"/>
+          <w:rFonts w:ascii="Charis SIL Regular" w:hAnsi="Charis SIL Regular" w:eastAsia="Charis SIL Regular"/>
+          <w:b w:val="0"/>
+          <w:i w:val="0"/>
+          <w:color w:val="000000"/>
+          <w:sz w:val="24"/>
+        </w:rPr>
+        <w:t xml:space="preserve"> or oth</w:t>
       </w:r>
       <w:r>
         <w:rPr>
@@ -1028,25 +1016,7 @@
           <w:color w:val="000000"/>
           <w:sz w:val="24"/>
         </w:rPr>
-        <w:t>of tens of thousands of v</w:t>
-      </w:r>
-      <w:r>
-        <w:rPr>
-          <w:u w:val="single" w:color="0000ff"/>
-          <w:rFonts w:ascii="Charis SIL Regular" w:hAnsi="Charis SIL Regular" w:eastAsia="Charis SIL Regular"/>
-          <w:b w:val="0"/>
-          <w:i w:val="0"/>
-          <w:color w:val="000000"/>
-          <w:sz w:val="24"/>
-        </w:rPr>
-        <w:hyperlink r:id="rId14" w:history="1">
-          <w:r>
-            <w:rPr>
-              <w:rStyle w:val="Hyperlink"/>
-            </w:rPr>
-            <w:t>olunteers a</w:t>
-          </w:r>
-        </w:hyperlink>
+        <w:t>of tens of thousands of volunteers a</w:t>
       </w:r>
       <w:r>
         <w:rPr>
@@ -2443,7 +2413,7 @@
           <w:sz w:val="24"/>
           <w:u w:val="single"/>
         </w:rPr>
-        <w:t>Scientific research in colonised terri</w:t>
+        <w:t>Scientific research in colonised terr</w:t>
       </w:r>
       <w:r>
         <w:rPr>
@@ -2454,7 +2424,7 @@
           <w:sz w:val="24"/>
           <w:u w:val="single"/>
         </w:rPr>
-        <w:t>torie</w:t>
+        <w:t>i</w:t>
       </w:r>
       <w:r>
         <w:rPr>
@@ -2463,8 +2433,9 @@
           <w:i w:val="0"/>
           <w:color w:val="0000FF"/>
           <w:sz w:val="24"/>
+          <w:u w:val="single"/>
         </w:rPr>
-        <w:t>s</w:t>
+        <w:t>tories</w:t>
       </w:r>
       <w:r>
         <w:br/>

--- a/EXPORTS/DOCX/published/niveau2/English/MilitaryAndNavy.docx
+++ b/EXPORTS/DOCX/published/niveau2/English/MilitaryAndNavy.docx
@@ -330,7 +330,32 @@
           <w:color w:val="000000"/>
           <w:sz w:val="24"/>
         </w:rPr>
-        <w:t>e Army. Th</w:t>
+        <w:hyperlink r:id="rId9" w:history="1">
+          <w:r>
+            <w:rPr>
+              <w:rStyle w:val="Hyperlink"/>
+            </w:rPr>
+            <w:t>e Arm</w:t>
+          </w:r>
+        </w:hyperlink>
+      </w:r>
+      <w:r>
+        <w:rPr>
+          <w:u w:val="single" w:color="0000ff"/>
+          <w:rFonts w:ascii="Charis SIL Regular" w:hAnsi="Charis SIL Regular" w:eastAsia="Charis SIL Regular"/>
+          <w:b w:val="0"/>
+          <w:i w:val="0"/>
+          <w:color w:val="000000"/>
+          <w:sz w:val="24"/>
+        </w:rPr>
+        <w:hyperlink r:id="rId9" w:history="1">
+          <w:r>
+            <w:rPr>
+              <w:rStyle w:val="Hyperlink"/>
+            </w:rPr>
+            <w:t>y. Th</w:t>
+          </w:r>
+        </w:hyperlink>
       </w:r>
       <w:r>
         <w:rPr>
@@ -653,17 +678,24 @@
       </w:r>
       <w:r>
         <w:rPr>
-          <w:u w:val="single" w:color="0000ff"/>
           <w:rFonts w:ascii="Charis SIL Regular" w:hAnsi="Charis SIL Regular" w:eastAsia="Charis SIL Regular"/>
           <w:b w:val="0"/>
           <w:i w:val="0"/>
           <w:color w:val="000000"/>
           <w:sz w:val="24"/>
         </w:rPr>
-        <w:t>fi</w:t>
+        <w:hyperlink r:id="rId12" w:history="1">
+          <w:r>
+            <w:rPr>
+              <w:rStyle w:val="Hyperlink"/>
+            </w:rPr>
+            <w:t>fi</w:t>
+          </w:r>
+        </w:hyperlink>
       </w:r>
       <w:r>
         <w:rPr>
+          <w:u w:val="single" w:color="0000ff"/>
           <w:rFonts w:ascii="Charis SIL Regular" w:hAnsi="Charis SIL Regular" w:eastAsia="Charis SIL Regular"/>
           <w:b w:val="0"/>
           <w:i w:val="0"/>
@@ -735,7 +767,25 @@
           <w:color w:val="000000"/>
           <w:sz w:val="24"/>
         </w:rPr>
-        <w:t xml:space="preserve"> or oth</w:t>
+        <w:t xml:space="preserve"> </w:t>
+      </w:r>
+      <w:r>
+        <w:rPr>
+          <w:u w:val="single" w:color="0000ff"/>
+          <w:rFonts w:ascii="Charis SIL Regular" w:hAnsi="Charis SIL Regular" w:eastAsia="Charis SIL Regular"/>
+          <w:b w:val="0"/>
+          <w:i w:val="0"/>
+          <w:color w:val="000000"/>
+          <w:sz w:val="24"/>
+        </w:rPr>
+        <w:hyperlink r:id="rId12" w:history="1">
+          <w:r>
+            <w:rPr>
+              <w:rStyle w:val="Hyperlink"/>
+            </w:rPr>
+            <w:t>or oth</w:t>
+          </w:r>
+        </w:hyperlink>
       </w:r>
       <w:r>
         <w:rPr>
@@ -1016,7 +1066,25 @@
           <w:color w:val="000000"/>
           <w:sz w:val="24"/>
         </w:rPr>
-        <w:t>of tens of thousands of volunteers a</w:t>
+        <w:t>of tens of thousands of v</w:t>
+      </w:r>
+      <w:r>
+        <w:rPr>
+          <w:u w:val="single" w:color="0000ff"/>
+          <w:rFonts w:ascii="Charis SIL Regular" w:hAnsi="Charis SIL Regular" w:eastAsia="Charis SIL Regular"/>
+          <w:b w:val="0"/>
+          <w:i w:val="0"/>
+          <w:color w:val="000000"/>
+          <w:sz w:val="24"/>
+        </w:rPr>
+        <w:hyperlink r:id="rId14" w:history="1">
+          <w:r>
+            <w:rPr>
+              <w:rStyle w:val="Hyperlink"/>
+            </w:rPr>
+            <w:t>olunteers a</w:t>
+          </w:r>
+        </w:hyperlink>
       </w:r>
       <w:r>
         <w:rPr>

--- a/EXPORTS/DOCX/published/niveau2/English/MilitaryAndNavy.docx
+++ b/EXPORTS/DOCX/published/niveau2/English/MilitaryAndNavy.docx
@@ -695,7 +695,6 @@
       </w:r>
       <w:r>
         <w:rPr>
-          <w:u w:val="single" w:color="0000ff"/>
           <w:rFonts w:ascii="Charis SIL Regular" w:hAnsi="Charis SIL Regular" w:eastAsia="Charis SIL Regular"/>
           <w:b w:val="0"/>
           <w:i w:val="0"/>
@@ -1066,25 +1065,7 @@
           <w:color w:val="000000"/>
           <w:sz w:val="24"/>
         </w:rPr>
-        <w:t>of tens of thousands of v</w:t>
-      </w:r>
-      <w:r>
-        <w:rPr>
-          <w:u w:val="single" w:color="0000ff"/>
-          <w:rFonts w:ascii="Charis SIL Regular" w:hAnsi="Charis SIL Regular" w:eastAsia="Charis SIL Regular"/>
-          <w:b w:val="0"/>
-          <w:i w:val="0"/>
-          <w:color w:val="000000"/>
-          <w:sz w:val="24"/>
-        </w:rPr>
-        <w:hyperlink r:id="rId14" w:history="1">
-          <w:r>
-            <w:rPr>
-              <w:rStyle w:val="Hyperlink"/>
-            </w:rPr>
-            <w:t>olunteers a</w:t>
-          </w:r>
-        </w:hyperlink>
+        <w:t>of tens of thousands of volunteers a</w:t>
       </w:r>
       <w:r>
         <w:rPr>
@@ -1965,6 +1946,7 @@
       </w:r>
       <w:r>
         <w:rPr>
+          <w:u w:val="single" w:color="0000ff"/>
           <w:rFonts w:ascii="Charis SIL Regular" w:hAnsi="Charis SIL Regular" w:eastAsia="Charis SIL Regular"/>
           <w:b w:val="0"/>
           <w:i w:val="0"/>
@@ -2077,7 +2059,7 @@
             <w:rPr>
               <w:rStyle w:val="Hyperlink"/>
             </w:rPr>
-            <w:t>e subjec</w:t>
+            <w:t>e subje</w:t>
           </w:r>
         </w:hyperlink>
       </w:r>
@@ -2089,7 +2071,7 @@
           <w:color w:val="000000"/>
           <w:sz w:val="24"/>
         </w:rPr>
-        <w:t xml:space="preserve">t to </w:t>
+        <w:t xml:space="preserve">ct to </w:t>
       </w:r>
       <w:r>
         <w:rPr>
@@ -2481,7 +2463,7 @@
           <w:sz w:val="24"/>
           <w:u w:val="single"/>
         </w:rPr>
-        <w:t>Scientific research in colonised terr</w:t>
+        <w:t>Scientific research in colonised terri</w:t>
       </w:r>
       <w:r>
         <w:rPr>
@@ -2492,7 +2474,7 @@
           <w:sz w:val="24"/>
           <w:u w:val="single"/>
         </w:rPr>
-        <w:t>i</w:t>
+        <w:t>torie</w:t>
       </w:r>
       <w:r>
         <w:rPr>
@@ -2501,9 +2483,8 @@
           <w:i w:val="0"/>
           <w:color w:val="0000FF"/>
           <w:sz w:val="24"/>
-          <w:u w:val="single"/>
         </w:rPr>
-        <w:t>tories</w:t>
+        <w:t>s</w:t>
       </w:r>
       <w:r>
         <w:br/>

--- a/EXPORTS/DOCX/published/niveau2/English/MilitaryAndNavy.docx
+++ b/EXPORTS/DOCX/published/niveau2/English/MilitaryAndNavy.docx
@@ -695,6 +695,7 @@
       </w:r>
       <w:r>
         <w:rPr>
+          <w:u w:val="single" w:color="0000ff"/>
           <w:rFonts w:ascii="Charis SIL Regular" w:hAnsi="Charis SIL Regular" w:eastAsia="Charis SIL Regular"/>
           <w:b w:val="0"/>
           <w:i w:val="0"/>
@@ -1065,7 +1066,25 @@
           <w:color w:val="000000"/>
           <w:sz w:val="24"/>
         </w:rPr>
-        <w:t>of tens of thousands of volunteers a</w:t>
+        <w:t>of tens of thousands of v</w:t>
+      </w:r>
+      <w:r>
+        <w:rPr>
+          <w:u w:val="single" w:color="0000ff"/>
+          <w:rFonts w:ascii="Charis SIL Regular" w:hAnsi="Charis SIL Regular" w:eastAsia="Charis SIL Regular"/>
+          <w:b w:val="0"/>
+          <w:i w:val="0"/>
+          <w:color w:val="000000"/>
+          <w:sz w:val="24"/>
+        </w:rPr>
+        <w:hyperlink r:id="rId14" w:history="1">
+          <w:r>
+            <w:rPr>
+              <w:rStyle w:val="Hyperlink"/>
+            </w:rPr>
+            <w:t>olunteers a</w:t>
+          </w:r>
+        </w:hyperlink>
       </w:r>
       <w:r>
         <w:rPr>
@@ -1946,7 +1965,6 @@
       </w:r>
       <w:r>
         <w:rPr>
-          <w:u w:val="single" w:color="0000ff"/>
           <w:rFonts w:ascii="Charis SIL Regular" w:hAnsi="Charis SIL Regular" w:eastAsia="Charis SIL Regular"/>
           <w:b w:val="0"/>
           <w:i w:val="0"/>
@@ -2059,7 +2077,7 @@
             <w:rPr>
               <w:rStyle w:val="Hyperlink"/>
             </w:rPr>
-            <w:t>e subje</w:t>
+            <w:t>e subjec</w:t>
           </w:r>
         </w:hyperlink>
       </w:r>
@@ -2071,7 +2089,7 @@
           <w:color w:val="000000"/>
           <w:sz w:val="24"/>
         </w:rPr>
-        <w:t xml:space="preserve">ct to </w:t>
+        <w:t xml:space="preserve">t to </w:t>
       </w:r>
       <w:r>
         <w:rPr>

--- a/EXPORTS/DOCX/published/niveau2/English/MilitaryAndNavy.docx
+++ b/EXPORTS/DOCX/published/niveau2/English/MilitaryAndNavy.docx
@@ -319,71 +319,7 @@
           <w:color w:val="000000"/>
           <w:sz w:val="24"/>
         </w:rPr>
-        <w:t>the deployment of th</w:t>
-      </w:r>
-      <w:r>
-        <w:rPr>
-          <w:u w:val="single" w:color="0000ff"/>
-          <w:rFonts w:ascii="Charis SIL Regular" w:hAnsi="Charis SIL Regular" w:eastAsia="Charis SIL Regular"/>
-          <w:b w:val="0"/>
-          <w:i w:val="0"/>
-          <w:color w:val="000000"/>
-          <w:sz w:val="24"/>
-        </w:rPr>
-        <w:hyperlink r:id="rId9" w:history="1">
-          <w:r>
-            <w:rPr>
-              <w:rStyle w:val="Hyperlink"/>
-            </w:rPr>
-            <w:t>e Arm</w:t>
-          </w:r>
-        </w:hyperlink>
-      </w:r>
-      <w:r>
-        <w:rPr>
-          <w:u w:val="single" w:color="0000ff"/>
-          <w:rFonts w:ascii="Charis SIL Regular" w:hAnsi="Charis SIL Regular" w:eastAsia="Charis SIL Regular"/>
-          <w:b w:val="0"/>
-          <w:i w:val="0"/>
-          <w:color w:val="000000"/>
-          <w:sz w:val="24"/>
-        </w:rPr>
-        <w:hyperlink r:id="rId9" w:history="1">
-          <w:r>
-            <w:rPr>
-              <w:rStyle w:val="Hyperlink"/>
-            </w:rPr>
-            <w:t>y. Th</w:t>
-          </w:r>
-        </w:hyperlink>
-      </w:r>
-      <w:r>
-        <w:rPr>
-          <w:u w:val="single" w:color="0000ff"/>
-          <w:rFonts w:ascii="Charis SIL Regular" w:hAnsi="Charis SIL Regular" w:eastAsia="Charis SIL Regular"/>
-          <w:b w:val="0"/>
-          <w:i w:val="0"/>
-          <w:color w:val="000000"/>
-          <w:sz w:val="24"/>
-        </w:rPr>
-        <w:hyperlink r:id="rId9" w:history="1">
-          <w:r>
-            <w:rPr>
-              <w:rStyle w:val="Hyperlink"/>
-            </w:rPr>
-            <w:t>e Koni</w:t>
-          </w:r>
-        </w:hyperlink>
-      </w:r>
-      <w:r>
-        <w:rPr>
-          <w:rFonts w:ascii="Charis SIL Regular" w:hAnsi="Charis SIL Regular" w:eastAsia="Charis SIL Regular"/>
-          <w:b w:val="0"/>
-          <w:i w:val="0"/>
-          <w:color w:val="000000"/>
-          <w:sz w:val="24"/>
-        </w:rPr>
-        <w:t>n</w:t>
+        <w:t>the deployment of the Army. The Konin</w:t>
       </w:r>
       <w:r>
         <w:rPr>
@@ -695,7 +631,6 @@
       </w:r>
       <w:r>
         <w:rPr>
-          <w:u w:val="single" w:color="0000ff"/>
           <w:rFonts w:ascii="Charis SIL Regular" w:hAnsi="Charis SIL Regular" w:eastAsia="Charis SIL Regular"/>
           <w:b w:val="0"/>
           <w:i w:val="0"/>
@@ -2481,7 +2416,7 @@
           <w:sz w:val="24"/>
           <w:u w:val="single"/>
         </w:rPr>
-        <w:t>Scientific research in colonised terri</w:t>
+        <w:t>Scientific research in colonised terr</w:t>
       </w:r>
       <w:r>
         <w:rPr>
@@ -2492,7 +2427,7 @@
           <w:sz w:val="24"/>
           <w:u w:val="single"/>
         </w:rPr>
-        <w:t>torie</w:t>
+        <w:t>i</w:t>
       </w:r>
       <w:r>
         <w:rPr>
@@ -2501,8 +2436,9 @@
           <w:i w:val="0"/>
           <w:color w:val="0000FF"/>
           <w:sz w:val="24"/>
+          <w:u w:val="single"/>
         </w:rPr>
-        <w:t>s</w:t>
+        <w:t>tories</w:t>
       </w:r>
       <w:r>
         <w:br/>

--- a/EXPORTS/DOCX/published/niveau2/English/MilitaryAndNavy.docx
+++ b/EXPORTS/DOCX/published/niveau2/English/MilitaryAndNavy.docx
@@ -638,7 +638,25 @@
           <w:color w:val="000000"/>
           <w:sz w:val="24"/>
         </w:rPr>
-        <w:t xml:space="preserve"> operated in the Dutch East Indies. The KNIL was formed by</w:t>
+        <w:t xml:space="preserve"> operated in the Dutch East Indies. The KNIL was form</w:t>
+      </w:r>
+      <w:r>
+        <w:rPr>
+          <w:u w:val="single" w:color="0000ff"/>
+          <w:rFonts w:ascii="Charis SIL Regular" w:hAnsi="Charis SIL Regular" w:eastAsia="Charis SIL Regular"/>
+          <w:b w:val="0"/>
+          <w:i w:val="0"/>
+          <w:color w:val="000000"/>
+          <w:sz w:val="24"/>
+        </w:rPr>
+        <w:hyperlink r:id="rId12" w:history="1">
+          <w:r>
+            <w:rPr>
+              <w:rStyle w:val="Hyperlink"/>
+            </w:rPr>
+            <w:t>ed by</w:t>
+          </w:r>
+        </w:hyperlink>
       </w:r>
       <w:r>
         <w:rPr>
@@ -677,7 +695,6 @@
       </w:r>
       <w:r>
         <w:rPr>
-          <w:u w:val="single" w:color="0000ff"/>
           <w:rFonts w:ascii="Charis SIL Regular" w:hAnsi="Charis SIL Regular" w:eastAsia="Charis SIL Regular"/>
           <w:b w:val="0"/>
           <w:i w:val="0"/>
@@ -1048,25 +1065,7 @@
           <w:color w:val="000000"/>
           <w:sz w:val="24"/>
         </w:rPr>
-        <w:t>of tens of thousands of v</w:t>
-      </w:r>
-      <w:r>
-        <w:rPr>
-          <w:u w:val="single" w:color="0000ff"/>
-          <w:rFonts w:ascii="Charis SIL Regular" w:hAnsi="Charis SIL Regular" w:eastAsia="Charis SIL Regular"/>
-          <w:b w:val="0"/>
-          <w:i w:val="0"/>
-          <w:color w:val="000000"/>
-          <w:sz w:val="24"/>
-        </w:rPr>
-        <w:hyperlink r:id="rId14" w:history="1">
-          <w:r>
-            <w:rPr>
-              <w:rStyle w:val="Hyperlink"/>
-            </w:rPr>
-            <w:t>olunteers a</w:t>
-          </w:r>
-        </w:hyperlink>
+        <w:t>of tens of thousands of volunteers a</w:t>
       </w:r>
       <w:r>
         <w:rPr>
@@ -2463,7 +2462,7 @@
           <w:sz w:val="24"/>
           <w:u w:val="single"/>
         </w:rPr>
-        <w:t>Scientific research in colonised terri</w:t>
+        <w:t>Scientific research in colonised terr</w:t>
       </w:r>
       <w:r>
         <w:rPr>
@@ -2474,7 +2473,7 @@
           <w:sz w:val="24"/>
           <w:u w:val="single"/>
         </w:rPr>
-        <w:t>torie</w:t>
+        <w:t>i</w:t>
       </w:r>
       <w:r>
         <w:rPr>
@@ -2483,8 +2482,9 @@
           <w:i w:val="0"/>
           <w:color w:val="0000FF"/>
           <w:sz w:val="24"/>
+          <w:u w:val="single"/>
         </w:rPr>
-        <w:t>s</w:t>
+        <w:t>tories</w:t>
       </w:r>
       <w:r>
         <w:br/>

--- a/EXPORTS/DOCX/published/niveau2/English/MilitaryAndNavy.docx
+++ b/EXPORTS/DOCX/published/niveau2/English/MilitaryAndNavy.docx
@@ -1065,7 +1065,25 @@
           <w:color w:val="000000"/>
           <w:sz w:val="24"/>
         </w:rPr>
-        <w:t>of tens of thousands of volunteers a</w:t>
+        <w:t>of tens of thousands of v</w:t>
+      </w:r>
+      <w:r>
+        <w:rPr>
+          <w:u w:val="single" w:color="0000ff"/>
+          <w:rFonts w:ascii="Charis SIL Regular" w:hAnsi="Charis SIL Regular" w:eastAsia="Charis SIL Regular"/>
+          <w:b w:val="0"/>
+          <w:i w:val="0"/>
+          <w:color w:val="000000"/>
+          <w:sz w:val="24"/>
+        </w:rPr>
+        <w:hyperlink r:id="rId14" w:history="1">
+          <w:r>
+            <w:rPr>
+              <w:rStyle w:val="Hyperlink"/>
+            </w:rPr>
+            <w:t>olunteers a</w:t>
+          </w:r>
+        </w:hyperlink>
       </w:r>
       <w:r>
         <w:rPr>
@@ -1946,6 +1964,7 @@
       </w:r>
       <w:r>
         <w:rPr>
+          <w:u w:val="single" w:color="0000ff"/>
           <w:rFonts w:ascii="Charis SIL Regular" w:hAnsi="Charis SIL Regular" w:eastAsia="Charis SIL Regular"/>
           <w:b w:val="0"/>
           <w:i w:val="0"/>
@@ -1986,9 +2005,19 @@
             <w:rPr>
               <w:rStyle w:val="Hyperlink"/>
             </w:rPr>
-            <w:t>at</w:t>
+            <w:t>a</w:t>
           </w:r>
         </w:hyperlink>
+      </w:r>
+      <w:r>
+        <w:rPr>
+          <w:rFonts w:ascii="Charis SIL Regular" w:hAnsi="Charis SIL Regular" w:eastAsia="Charis SIL Regular"/>
+          <w:b w:val="0"/>
+          <w:i w:val="0"/>
+          <w:color w:val="000000"/>
+          <w:sz w:val="24"/>
+        </w:rPr>
+        <w:t>t</w:t>
       </w:r>
       <w:r>
         <w:rPr>
@@ -2462,7 +2491,7 @@
           <w:sz w:val="24"/>
           <w:u w:val="single"/>
         </w:rPr>
-        <w:t>Scientific research in colonised terr</w:t>
+        <w:t>Scientific research in colonised terri</w:t>
       </w:r>
       <w:r>
         <w:rPr>
@@ -2473,7 +2502,7 @@
           <w:sz w:val="24"/>
           <w:u w:val="single"/>
         </w:rPr>
-        <w:t>i</w:t>
+        <w:t>torie</w:t>
       </w:r>
       <w:r>
         <w:rPr>
@@ -2482,9 +2511,8 @@
           <w:i w:val="0"/>
           <w:color w:val="0000FF"/>
           <w:sz w:val="24"/>
-          <w:u w:val="single"/>
         </w:rPr>
-        <w:t>tories</w:t>
+        <w:t>s</w:t>
       </w:r>
       <w:r>
         <w:br/>

--- a/EXPORTS/DOCX/published/niveau2/English/MilitaryAndNavy.docx
+++ b/EXPORTS/DOCX/published/niveau2/English/MilitaryAndNavy.docx
@@ -2005,19 +2005,9 @@
             <w:rPr>
               <w:rStyle w:val="Hyperlink"/>
             </w:rPr>
-            <w:t>a</w:t>
+            <w:t>at</w:t>
           </w:r>
         </w:hyperlink>
-      </w:r>
-      <w:r>
-        <w:rPr>
-          <w:rFonts w:ascii="Charis SIL Regular" w:hAnsi="Charis SIL Regular" w:eastAsia="Charis SIL Regular"/>
-          <w:b w:val="0"/>
-          <w:i w:val="0"/>
-          <w:color w:val="000000"/>
-          <w:sz w:val="24"/>
-        </w:rPr>
-        <w:t>t</w:t>
       </w:r>
       <w:r>
         <w:rPr>
@@ -2051,9 +2041,19 @@
             <w:rPr>
               <w:rStyle w:val="Hyperlink"/>
             </w:rPr>
-            <w:t>s a</w:t>
+            <w:t xml:space="preserve">s </w:t>
           </w:r>
         </w:hyperlink>
+      </w:r>
+      <w:r>
+        <w:rPr>
+          <w:rFonts w:ascii="Charis SIL Regular" w:hAnsi="Charis SIL Regular" w:eastAsia="Charis SIL Regular"/>
+          <w:b w:val="0"/>
+          <w:i w:val="0"/>
+          <w:color w:val="000000"/>
+          <w:sz w:val="24"/>
+        </w:rPr>
+        <w:t>a</w:t>
       </w:r>
       <w:r>
         <w:rPr>
@@ -2491,7 +2491,7 @@
           <w:sz w:val="24"/>
           <w:u w:val="single"/>
         </w:rPr>
-        <w:t>Scientific research in colonised terri</w:t>
+        <w:t>Scientific research in colonised terr</w:t>
       </w:r>
       <w:r>
         <w:rPr>
@@ -2502,7 +2502,7 @@
           <w:sz w:val="24"/>
           <w:u w:val="single"/>
         </w:rPr>
-        <w:t>torie</w:t>
+        <w:t>i</w:t>
       </w:r>
       <w:r>
         <w:rPr>
@@ -2511,8 +2511,9 @@
           <w:i w:val="0"/>
           <w:color w:val="0000FF"/>
           <w:sz w:val="24"/>
+          <w:u w:val="single"/>
         </w:rPr>
-        <w:t>s</w:t>
+        <w:t>tories</w:t>
       </w:r>
       <w:r>
         <w:br/>

--- a/EXPORTS/DOCX/published/niveau2/English/MilitaryAndNavy.docx
+++ b/EXPORTS/DOCX/published/niveau2/English/MilitaryAndNavy.docx
@@ -678,20 +678,14 @@
       </w:r>
       <w:r>
         <w:rPr>
+          <w:u w:val="single" w:color="0000ff"/>
           <w:rFonts w:ascii="Charis SIL Regular" w:hAnsi="Charis SIL Regular" w:eastAsia="Charis SIL Regular"/>
           <w:b w:val="0"/>
           <w:i w:val="0"/>
           <w:color w:val="000000"/>
           <w:sz w:val="24"/>
         </w:rPr>
-        <w:hyperlink r:id="rId12" w:history="1">
-          <w:r>
-            <w:rPr>
-              <w:rStyle w:val="Hyperlink"/>
-            </w:rPr>
-            <w:t>fi</w:t>
-          </w:r>
-        </w:hyperlink>
+        <w:t>fi</w:t>
       </w:r>
       <w:r>
         <w:rPr>
@@ -1065,79 +1059,7 @@
           <w:color w:val="000000"/>
           <w:sz w:val="24"/>
         </w:rPr>
-        <w:t>of tens of thousands of v</w:t>
-      </w:r>
-      <w:r>
-        <w:rPr>
-          <w:u w:val="single" w:color="0000ff"/>
-          <w:rFonts w:ascii="Charis SIL Regular" w:hAnsi="Charis SIL Regular" w:eastAsia="Charis SIL Regular"/>
-          <w:b w:val="0"/>
-          <w:i w:val="0"/>
-          <w:color w:val="000000"/>
-          <w:sz w:val="24"/>
-        </w:rPr>
-        <w:hyperlink r:id="rId14" w:history="1">
-          <w:r>
-            <w:rPr>
-              <w:rStyle w:val="Hyperlink"/>
-            </w:rPr>
-            <w:t>olunteers a</w:t>
-          </w:r>
-        </w:hyperlink>
-      </w:r>
-      <w:r>
-        <w:rPr>
-          <w:u w:val="single" w:color="0000ff"/>
-          <w:rFonts w:ascii="Charis SIL Regular" w:hAnsi="Charis SIL Regular" w:eastAsia="Charis SIL Regular"/>
-          <w:b w:val="0"/>
-          <w:i w:val="0"/>
-          <w:color w:val="000000"/>
-          <w:sz w:val="24"/>
-        </w:rPr>
-        <w:hyperlink r:id="rId14" w:history="1">
-          <w:r>
-            <w:rPr>
-              <w:rStyle w:val="Hyperlink"/>
-            </w:rPr>
-            <w:t>nd c</w:t>
-          </w:r>
-        </w:hyperlink>
-      </w:r>
-      <w:r>
-        <w:rPr>
-          <w:u w:val="single" w:color="0000ff"/>
-          <w:rFonts w:ascii="Charis SIL Regular" w:hAnsi="Charis SIL Regular" w:eastAsia="Charis SIL Regular"/>
-          <w:b w:val="0"/>
-          <w:i w:val="0"/>
-          <w:color w:val="000000"/>
-          <w:sz w:val="24"/>
-        </w:rPr>
-        <w:hyperlink r:id="rId14" w:history="1">
-          <w:r>
-            <w:rPr>
-              <w:rStyle w:val="Hyperlink"/>
-            </w:rPr>
-            <w:t>o</w:t>
-          </w:r>
-        </w:hyperlink>
-      </w:r>
-      <w:r>
-        <w:rPr>
-          <w:u w:val="single" w:color="0000ff"/>
-          <w:rFonts w:ascii="Charis SIL Regular" w:hAnsi="Charis SIL Regular" w:eastAsia="Charis SIL Regular"/>
-          <w:b w:val="0"/>
-          <w:i w:val="0"/>
-          <w:color w:val="000000"/>
-          <w:sz w:val="24"/>
-        </w:rPr>
-        <w:hyperlink r:id="rId14" w:history="1">
-          <w:r>
-            <w:rPr>
-              <w:rStyle w:val="Hyperlink"/>
-            </w:rPr>
-            <w:t>ns</w:t>
-          </w:r>
-        </w:hyperlink>
+        <w:t>of tens of thousands of volunteers and cons</w:t>
       </w:r>
       <w:r>
         <w:rPr>
@@ -1964,7 +1886,6 @@
       </w:r>
       <w:r>
         <w:rPr>
-          <w:u w:val="single" w:color="0000ff"/>
           <w:rFonts w:ascii="Charis SIL Regular" w:hAnsi="Charis SIL Regular" w:eastAsia="Charis SIL Regular"/>
           <w:b w:val="0"/>
           <w:i w:val="0"/>
@@ -2041,19 +1962,9 @@
             <w:rPr>
               <w:rStyle w:val="Hyperlink"/>
             </w:rPr>
-            <w:t xml:space="preserve">s </w:t>
+            <w:t>s a</w:t>
           </w:r>
         </w:hyperlink>
-      </w:r>
-      <w:r>
-        <w:rPr>
-          <w:rFonts w:ascii="Charis SIL Regular" w:hAnsi="Charis SIL Regular" w:eastAsia="Charis SIL Regular"/>
-          <w:b w:val="0"/>
-          <w:i w:val="0"/>
-          <w:color w:val="000000"/>
-          <w:sz w:val="24"/>
-        </w:rPr>
-        <w:t>a</w:t>
       </w:r>
       <w:r>
         <w:rPr>
@@ -2491,7 +2402,7 @@
           <w:sz w:val="24"/>
           <w:u w:val="single"/>
         </w:rPr>
-        <w:t>Scientific research in colonised terr</w:t>
+        <w:t>Scientific research in colonised terri</w:t>
       </w:r>
       <w:r>
         <w:rPr>
@@ -2502,7 +2413,7 @@
           <w:sz w:val="24"/>
           <w:u w:val="single"/>
         </w:rPr>
-        <w:t>i</w:t>
+        <w:t>torie</w:t>
       </w:r>
       <w:r>
         <w:rPr>
@@ -2511,9 +2422,8 @@
           <w:i w:val="0"/>
           <w:color w:val="0000FF"/>
           <w:sz w:val="24"/>
-          <w:u w:val="single"/>
         </w:rPr>
-        <w:t>tories</w:t>
+        <w:t>s</w:t>
       </w:r>
       <w:r>
         <w:br/>

--- a/EXPORTS/DOCX/published/niveau2/English/MilitaryAndNavy.docx
+++ b/EXPORTS/DOCX/published/niveau2/English/MilitaryAndNavy.docx
@@ -678,14 +678,20 @@
       </w:r>
       <w:r>
         <w:rPr>
-          <w:u w:val="single" w:color="0000ff"/>
           <w:rFonts w:ascii="Charis SIL Regular" w:hAnsi="Charis SIL Regular" w:eastAsia="Charis SIL Regular"/>
           <w:b w:val="0"/>
           <w:i w:val="0"/>
           <w:color w:val="000000"/>
           <w:sz w:val="24"/>
         </w:rPr>
-        <w:t>fi</w:t>
+        <w:hyperlink r:id="rId12" w:history="1">
+          <w:r>
+            <w:rPr>
+              <w:rStyle w:val="Hyperlink"/>
+            </w:rPr>
+            <w:t>fi</w:t>
+          </w:r>
+        </w:hyperlink>
       </w:r>
       <w:r>
         <w:rPr>
@@ -735,50 +741,13 @@
       </w:r>
       <w:r>
         <w:rPr>
-          <w:u w:val="single" w:color="0000ff"/>
           <w:rFonts w:ascii="Charis SIL Regular" w:hAnsi="Charis SIL Regular" w:eastAsia="Charis SIL Regular"/>
           <w:b w:val="0"/>
           <w:i w:val="0"/>
           <w:color w:val="000000"/>
           <w:sz w:val="24"/>
         </w:rPr>
-        <w:hyperlink r:id="rId12" w:history="1">
-          <w:r>
-            <w:rPr>
-              <w:rStyle w:val="Hyperlink"/>
-            </w:rPr>
-            <w:t>Dutch</w:t>
-          </w:r>
-        </w:hyperlink>
-      </w:r>
-      <w:r>
-        <w:rPr>
-          <w:u w:val="single" w:color="0000ff"/>
-          <w:rFonts w:ascii="Charis SIL Regular" w:hAnsi="Charis SIL Regular" w:eastAsia="Charis SIL Regular"/>
-          <w:b w:val="0"/>
-          <w:i w:val="0"/>
-          <w:color w:val="000000"/>
-          <w:sz w:val="24"/>
-        </w:rPr>
-        <w:t xml:space="preserve"> </w:t>
-      </w:r>
-      <w:r>
-        <w:rPr>
-          <w:u w:val="single" w:color="0000ff"/>
-          <w:rFonts w:ascii="Charis SIL Regular" w:hAnsi="Charis SIL Regular" w:eastAsia="Charis SIL Regular"/>
-          <w:b w:val="0"/>
-          <w:i w:val="0"/>
-          <w:color w:val="000000"/>
-          <w:sz w:val="24"/>
-        </w:rPr>
-        <w:hyperlink r:id="rId12" w:history="1">
-          <w:r>
-            <w:rPr>
-              <w:rStyle w:val="Hyperlink"/>
-            </w:rPr>
-            <w:t>or oth</w:t>
-          </w:r>
-        </w:hyperlink>
+        <w:t>Dutch or oth</w:t>
       </w:r>
       <w:r>
         <w:rPr>
@@ -1059,7 +1028,79 @@
           <w:color w:val="000000"/>
           <w:sz w:val="24"/>
         </w:rPr>
-        <w:t>of tens of thousands of volunteers and cons</w:t>
+        <w:t>of tens of thousands of v</w:t>
+      </w:r>
+      <w:r>
+        <w:rPr>
+          <w:u w:val="single" w:color="0000ff"/>
+          <w:rFonts w:ascii="Charis SIL Regular" w:hAnsi="Charis SIL Regular" w:eastAsia="Charis SIL Regular"/>
+          <w:b w:val="0"/>
+          <w:i w:val="0"/>
+          <w:color w:val="000000"/>
+          <w:sz w:val="24"/>
+        </w:rPr>
+        <w:hyperlink r:id="rId14" w:history="1">
+          <w:r>
+            <w:rPr>
+              <w:rStyle w:val="Hyperlink"/>
+            </w:rPr>
+            <w:t>olunteers a</w:t>
+          </w:r>
+        </w:hyperlink>
+      </w:r>
+      <w:r>
+        <w:rPr>
+          <w:u w:val="single" w:color="0000ff"/>
+          <w:rFonts w:ascii="Charis SIL Regular" w:hAnsi="Charis SIL Regular" w:eastAsia="Charis SIL Regular"/>
+          <w:b w:val="0"/>
+          <w:i w:val="0"/>
+          <w:color w:val="000000"/>
+          <w:sz w:val="24"/>
+        </w:rPr>
+        <w:hyperlink r:id="rId14" w:history="1">
+          <w:r>
+            <w:rPr>
+              <w:rStyle w:val="Hyperlink"/>
+            </w:rPr>
+            <w:t>nd c</w:t>
+          </w:r>
+        </w:hyperlink>
+      </w:r>
+      <w:r>
+        <w:rPr>
+          <w:u w:val="single" w:color="0000ff"/>
+          <w:rFonts w:ascii="Charis SIL Regular" w:hAnsi="Charis SIL Regular" w:eastAsia="Charis SIL Regular"/>
+          <w:b w:val="0"/>
+          <w:i w:val="0"/>
+          <w:color w:val="000000"/>
+          <w:sz w:val="24"/>
+        </w:rPr>
+        <w:hyperlink r:id="rId14" w:history="1">
+          <w:r>
+            <w:rPr>
+              <w:rStyle w:val="Hyperlink"/>
+            </w:rPr>
+            <w:t>o</w:t>
+          </w:r>
+        </w:hyperlink>
+      </w:r>
+      <w:r>
+        <w:rPr>
+          <w:u w:val="single" w:color="0000ff"/>
+          <w:rFonts w:ascii="Charis SIL Regular" w:hAnsi="Charis SIL Regular" w:eastAsia="Charis SIL Regular"/>
+          <w:b w:val="0"/>
+          <w:i w:val="0"/>
+          <w:color w:val="000000"/>
+          <w:sz w:val="24"/>
+        </w:rPr>
+        <w:hyperlink r:id="rId14" w:history="1">
+          <w:r>
+            <w:rPr>
+              <w:rStyle w:val="Hyperlink"/>
+            </w:rPr>
+            <w:t>ns</w:t>
+          </w:r>
+        </w:hyperlink>
       </w:r>
       <w:r>
         <w:rPr>

--- a/EXPORTS/DOCX/published/niveau2/English/MilitaryAndNavy.docx
+++ b/EXPORTS/DOCX/published/niveau2/English/MilitaryAndNavy.docx
@@ -319,43 +319,7 @@
           <w:color w:val="000000"/>
           <w:sz w:val="24"/>
         </w:rPr>
-        <w:t>the deployment of th</w:t>
-      </w:r>
-      <w:r>
-        <w:rPr>
-          <w:u w:val="single" w:color="0000ff"/>
-          <w:rFonts w:ascii="Charis SIL Regular" w:hAnsi="Charis SIL Regular" w:eastAsia="Charis SIL Regular"/>
-          <w:b w:val="0"/>
-          <w:i w:val="0"/>
-          <w:color w:val="000000"/>
-          <w:sz w:val="24"/>
-        </w:rPr>
-        <w:hyperlink r:id="rId9" w:history="1">
-          <w:r>
-            <w:rPr>
-              <w:rStyle w:val="Hyperlink"/>
-            </w:rPr>
-            <w:t>e Arm</w:t>
-          </w:r>
-        </w:hyperlink>
-      </w:r>
-      <w:r>
-        <w:rPr>
-          <w:u w:val="single" w:color="0000ff"/>
-          <w:rFonts w:ascii="Charis SIL Regular" w:hAnsi="Charis SIL Regular" w:eastAsia="Charis SIL Regular"/>
-          <w:b w:val="0"/>
-          <w:i w:val="0"/>
-          <w:color w:val="000000"/>
-          <w:sz w:val="24"/>
-        </w:rPr>
-        <w:hyperlink r:id="rId9" w:history="1">
-          <w:r>
-            <w:rPr>
-              <w:rStyle w:val="Hyperlink"/>
-            </w:rPr>
-            <w:t>y. Th</w:t>
-          </w:r>
-        </w:hyperlink>
+        <w:t>the deployment of the Army. Th</w:t>
       </w:r>
       <w:r>
         <w:rPr>
@@ -695,6 +659,7 @@
       </w:r>
       <w:r>
         <w:rPr>
+          <w:u w:val="single" w:color="0000ff"/>
           <w:rFonts w:ascii="Charis SIL Regular" w:hAnsi="Charis SIL Regular" w:eastAsia="Charis SIL Regular"/>
           <w:b w:val="0"/>
           <w:i w:val="0"/>
@@ -741,13 +706,50 @@
       </w:r>
       <w:r>
         <w:rPr>
+          <w:u w:val="single" w:color="0000ff"/>
           <w:rFonts w:ascii="Charis SIL Regular" w:hAnsi="Charis SIL Regular" w:eastAsia="Charis SIL Regular"/>
           <w:b w:val="0"/>
           <w:i w:val="0"/>
           <w:color w:val="000000"/>
           <w:sz w:val="24"/>
         </w:rPr>
-        <w:t>Dutch or oth</w:t>
+        <w:hyperlink r:id="rId12" w:history="1">
+          <w:r>
+            <w:rPr>
+              <w:rStyle w:val="Hyperlink"/>
+            </w:rPr>
+            <w:t>Dutch</w:t>
+          </w:r>
+        </w:hyperlink>
+      </w:r>
+      <w:r>
+        <w:rPr>
+          <w:u w:val="single" w:color="0000ff"/>
+          <w:rFonts w:ascii="Charis SIL Regular" w:hAnsi="Charis SIL Regular" w:eastAsia="Charis SIL Regular"/>
+          <w:b w:val="0"/>
+          <w:i w:val="0"/>
+          <w:color w:val="000000"/>
+          <w:sz w:val="24"/>
+        </w:rPr>
+        <w:t xml:space="preserve"> </w:t>
+      </w:r>
+      <w:r>
+        <w:rPr>
+          <w:u w:val="single" w:color="0000ff"/>
+          <w:rFonts w:ascii="Charis SIL Regular" w:hAnsi="Charis SIL Regular" w:eastAsia="Charis SIL Regular"/>
+          <w:b w:val="0"/>
+          <w:i w:val="0"/>
+          <w:color w:val="000000"/>
+          <w:sz w:val="24"/>
+        </w:rPr>
+        <w:hyperlink r:id="rId12" w:history="1">
+          <w:r>
+            <w:rPr>
+              <w:rStyle w:val="Hyperlink"/>
+            </w:rPr>
+            <w:t>or oth</w:t>
+          </w:r>
+        </w:hyperlink>
       </w:r>
       <w:r>
         <w:rPr>

--- a/EXPORTS/DOCX/published/niveau2/English/MilitaryAndNavy.docx
+++ b/EXPORTS/DOCX/published/niveau2/English/MilitaryAndNavy.docx
@@ -319,7 +319,43 @@
           <w:color w:val="000000"/>
           <w:sz w:val="24"/>
         </w:rPr>
-        <w:t>the deployment of the Army. Th</w:t>
+        <w:t>the deployment of th</w:t>
+      </w:r>
+      <w:r>
+        <w:rPr>
+          <w:u w:val="single" w:color="0000ff"/>
+          <w:rFonts w:ascii="Charis SIL Regular" w:hAnsi="Charis SIL Regular" w:eastAsia="Charis SIL Regular"/>
+          <w:b w:val="0"/>
+          <w:i w:val="0"/>
+          <w:color w:val="000000"/>
+          <w:sz w:val="24"/>
+        </w:rPr>
+        <w:hyperlink r:id="rId9" w:history="1">
+          <w:r>
+            <w:rPr>
+              <w:rStyle w:val="Hyperlink"/>
+            </w:rPr>
+            <w:t>e Arm</w:t>
+          </w:r>
+        </w:hyperlink>
+      </w:r>
+      <w:r>
+        <w:rPr>
+          <w:u w:val="single" w:color="0000ff"/>
+          <w:rFonts w:ascii="Charis SIL Regular" w:hAnsi="Charis SIL Regular" w:eastAsia="Charis SIL Regular"/>
+          <w:b w:val="0"/>
+          <w:i w:val="0"/>
+          <w:color w:val="000000"/>
+          <w:sz w:val="24"/>
+        </w:rPr>
+        <w:hyperlink r:id="rId9" w:history="1">
+          <w:r>
+            <w:rPr>
+              <w:rStyle w:val="Hyperlink"/>
+            </w:rPr>
+            <w:t>y. Th</w:t>
+          </w:r>
+        </w:hyperlink>
       </w:r>
       <w:r>
         <w:rPr>
@@ -1929,6 +1965,7 @@
       </w:r>
       <w:r>
         <w:rPr>
+          <w:u w:val="single" w:color="0000ff"/>
           <w:rFonts w:ascii="Charis SIL Regular" w:hAnsi="Charis SIL Regular" w:eastAsia="Charis SIL Regular"/>
           <w:b w:val="0"/>
           <w:i w:val="0"/>
@@ -1969,9 +2006,19 @@
             <w:rPr>
               <w:rStyle w:val="Hyperlink"/>
             </w:rPr>
-            <w:t>at</w:t>
+            <w:t>a</w:t>
           </w:r>
         </w:hyperlink>
+      </w:r>
+      <w:r>
+        <w:rPr>
+          <w:rFonts w:ascii="Charis SIL Regular" w:hAnsi="Charis SIL Regular" w:eastAsia="Charis SIL Regular"/>
+          <w:b w:val="0"/>
+          <w:i w:val="0"/>
+          <w:color w:val="000000"/>
+          <w:sz w:val="24"/>
+        </w:rPr>
+        <w:t>t</w:t>
       </w:r>
       <w:r>
         <w:rPr>

--- a/EXPORTS/DOCX/published/niveau2/English/MilitaryAndNavy.docx
+++ b/EXPORTS/DOCX/published/niveau2/English/MilitaryAndNavy.docx
@@ -1095,50 +1095,7 @@
           <w:color w:val="000000"/>
           <w:sz w:val="24"/>
         </w:rPr>
-        <w:hyperlink r:id="rId14" w:history="1">
-          <w:r>
-            <w:rPr>
-              <w:rStyle w:val="Hyperlink"/>
-            </w:rPr>
-            <w:t>nd c</w:t>
-          </w:r>
-        </w:hyperlink>
-      </w:r>
-      <w:r>
-        <w:rPr>
-          <w:u w:val="single" w:color="0000ff"/>
-          <w:rFonts w:ascii="Charis SIL Regular" w:hAnsi="Charis SIL Regular" w:eastAsia="Charis SIL Regular"/>
-          <w:b w:val="0"/>
-          <w:i w:val="0"/>
-          <w:color w:val="000000"/>
-          <w:sz w:val="24"/>
-        </w:rPr>
-        <w:hyperlink r:id="rId14" w:history="1">
-          <w:r>
-            <w:rPr>
-              <w:rStyle w:val="Hyperlink"/>
-            </w:rPr>
-            <w:t>o</w:t>
-          </w:r>
-        </w:hyperlink>
-      </w:r>
-      <w:r>
-        <w:rPr>
-          <w:u w:val="single" w:color="0000ff"/>
-          <w:rFonts w:ascii="Charis SIL Regular" w:hAnsi="Charis SIL Regular" w:eastAsia="Charis SIL Regular"/>
-          <w:b w:val="0"/>
-          <w:i w:val="0"/>
-          <w:color w:val="000000"/>
-          <w:sz w:val="24"/>
-        </w:rPr>
-        <w:hyperlink r:id="rId14" w:history="1">
-          <w:r>
-            <w:rPr>
-              <w:rStyle w:val="Hyperlink"/>
-            </w:rPr>
-            <w:t>ns</w:t>
-          </w:r>
-        </w:hyperlink>
+        <w:t>nd cons</w:t>
       </w:r>
       <w:r>
         <w:rPr>
@@ -1976,21 +1933,13 @@
       </w:r>
       <w:r>
         <w:rPr>
-          <w:u w:val="single" w:color="0000ff"/>
           <w:rFonts w:ascii="Charis SIL Regular" w:hAnsi="Charis SIL Regular" w:eastAsia="Charis SIL Regular"/>
           <w:b w:val="0"/>
           <w:i w:val="0"/>
           <w:color w:val="000000"/>
           <w:sz w:val="24"/>
         </w:rPr>
-        <w:hyperlink r:id="rId19" w:history="1">
-          <w:r>
-            <w:rPr>
-              <w:rStyle w:val="Hyperlink"/>
-            </w:rPr>
-            <w:t>c</w:t>
-          </w:r>
-        </w:hyperlink>
+        <w:t>c</w:t>
       </w:r>
       <w:r>
         <w:rPr>
@@ -2006,19 +1955,9 @@
             <w:rPr>
               <w:rStyle w:val="Hyperlink"/>
             </w:rPr>
-            <w:t>a</w:t>
+            <w:t>at</w:t>
           </w:r>
         </w:hyperlink>
-      </w:r>
-      <w:r>
-        <w:rPr>
-          <w:rFonts w:ascii="Charis SIL Regular" w:hAnsi="Charis SIL Regular" w:eastAsia="Charis SIL Regular"/>
-          <w:b w:val="0"/>
-          <w:i w:val="0"/>
-          <w:color w:val="000000"/>
-          <w:sz w:val="24"/>
-        </w:rPr>
-        <w:t>t</w:t>
       </w:r>
       <w:r>
         <w:rPr>

--- a/EXPORTS/DOCX/published/niveau2/English/MilitaryAndNavy.docx
+++ b/EXPORTS/DOCX/published/niveau2/English/MilitaryAndNavy.docx
@@ -1095,7 +1095,50 @@
           <w:color w:val="000000"/>
           <w:sz w:val="24"/>
         </w:rPr>
-        <w:t>nd cons</w:t>
+        <w:hyperlink r:id="rId14" w:history="1">
+          <w:r>
+            <w:rPr>
+              <w:rStyle w:val="Hyperlink"/>
+            </w:rPr>
+            <w:t>nd c</w:t>
+          </w:r>
+        </w:hyperlink>
+      </w:r>
+      <w:r>
+        <w:rPr>
+          <w:u w:val="single" w:color="0000ff"/>
+          <w:rFonts w:ascii="Charis SIL Regular" w:hAnsi="Charis SIL Regular" w:eastAsia="Charis SIL Regular"/>
+          <w:b w:val="0"/>
+          <w:i w:val="0"/>
+          <w:color w:val="000000"/>
+          <w:sz w:val="24"/>
+        </w:rPr>
+        <w:hyperlink r:id="rId14" w:history="1">
+          <w:r>
+            <w:rPr>
+              <w:rStyle w:val="Hyperlink"/>
+            </w:rPr>
+            <w:t>o</w:t>
+          </w:r>
+        </w:hyperlink>
+      </w:r>
+      <w:r>
+        <w:rPr>
+          <w:u w:val="single" w:color="0000ff"/>
+          <w:rFonts w:ascii="Charis SIL Regular" w:hAnsi="Charis SIL Regular" w:eastAsia="Charis SIL Regular"/>
+          <w:b w:val="0"/>
+          <w:i w:val="0"/>
+          <w:color w:val="000000"/>
+          <w:sz w:val="24"/>
+        </w:rPr>
+        <w:hyperlink r:id="rId14" w:history="1">
+          <w:r>
+            <w:rPr>
+              <w:rStyle w:val="Hyperlink"/>
+            </w:rPr>
+            <w:t>ns</w:t>
+          </w:r>
+        </w:hyperlink>
       </w:r>
       <w:r>
         <w:rPr>
@@ -1922,7 +1965,6 @@
       </w:r>
       <w:r>
         <w:rPr>
-          <w:u w:val="single" w:color="0000ff"/>
           <w:rFonts w:ascii="Charis SIL Regular" w:hAnsi="Charis SIL Regular" w:eastAsia="Charis SIL Regular"/>
           <w:b w:val="0"/>
           <w:i w:val="0"/>
@@ -1933,13 +1975,21 @@
       </w:r>
       <w:r>
         <w:rPr>
+          <w:u w:val="single" w:color="0000ff"/>
           <w:rFonts w:ascii="Charis SIL Regular" w:hAnsi="Charis SIL Regular" w:eastAsia="Charis SIL Regular"/>
           <w:b w:val="0"/>
           <w:i w:val="0"/>
           <w:color w:val="000000"/>
           <w:sz w:val="24"/>
         </w:rPr>
-        <w:t>c</w:t>
+        <w:hyperlink r:id="rId19" w:history="1">
+          <w:r>
+            <w:rPr>
+              <w:rStyle w:val="Hyperlink"/>
+            </w:rPr>
+            <w:t>c</w:t>
+          </w:r>
+        </w:hyperlink>
       </w:r>
       <w:r>
         <w:rPr>
@@ -2431,7 +2481,7 @@
           <w:sz w:val="24"/>
           <w:u w:val="single"/>
         </w:rPr>
-        <w:t>Scientific research in colonised terri</w:t>
+        <w:t>Scientific research in colonised terr</w:t>
       </w:r>
       <w:r>
         <w:rPr>
@@ -2442,7 +2492,7 @@
           <w:sz w:val="24"/>
           <w:u w:val="single"/>
         </w:rPr>
-        <w:t>torie</w:t>
+        <w:t>i</w:t>
       </w:r>
       <w:r>
         <w:rPr>
@@ -2451,8 +2501,9 @@
           <w:i w:val="0"/>
           <w:color w:val="0000FF"/>
           <w:sz w:val="24"/>
+          <w:u w:val="single"/>
         </w:rPr>
-        <w:t>s</w:t>
+        <w:t>tories</w:t>
       </w:r>
       <w:r>
         <w:br/>

--- a/EXPORTS/DOCX/published/niveau2/English/MilitaryAndNavy.docx
+++ b/EXPORTS/DOCX/published/niveau2/English/MilitaryAndNavy.docx
@@ -672,24 +672,7 @@
             <w:rPr>
               <w:rStyle w:val="Hyperlink"/>
             </w:rPr>
-            <w:t xml:space="preserve"> of</w:t>
-          </w:r>
-        </w:hyperlink>
-      </w:r>
-      <w:r>
-        <w:rPr>
-          <w:rFonts w:ascii="Charis SIL Regular" w:hAnsi="Charis SIL Regular" w:eastAsia="Charis SIL Regular"/>
-          <w:b w:val="0"/>
-          <w:i w:val="0"/>
-          <w:color w:val="000000"/>
-          <w:sz w:val="24"/>
-        </w:rPr>
-        <w:hyperlink r:id="rId12" w:history="1">
-          <w:r>
-            <w:rPr>
-              <w:rStyle w:val="Hyperlink"/>
-            </w:rPr>
-            <w:t>fi</w:t>
+            <w:t xml:space="preserve"> offi</w:t>
           </w:r>
         </w:hyperlink>
       </w:r>
@@ -736,9 +719,19 @@
             <w:rPr>
               <w:rStyle w:val="Hyperlink"/>
             </w:rPr>
-            <w:t xml:space="preserve">s of </w:t>
+            <w:t xml:space="preserve">s </w:t>
           </w:r>
         </w:hyperlink>
+      </w:r>
+      <w:r>
+        <w:rPr>
+          <w:rFonts w:ascii="Charis SIL Regular" w:hAnsi="Charis SIL Regular" w:eastAsia="Charis SIL Regular"/>
+          <w:b w:val="0"/>
+          <w:i w:val="0"/>
+          <w:color w:val="000000"/>
+          <w:sz w:val="24"/>
+        </w:rPr>
+        <w:t xml:space="preserve">of </w:t>
       </w:r>
       <w:r>
         <w:rPr>

--- a/EXPORTS/DOCX/published/niveau2/English/MilitaryAndNavy.docx
+++ b/EXPORTS/DOCX/published/niveau2/English/MilitaryAndNavy.docx
@@ -672,7 +672,24 @@
             <w:rPr>
               <w:rStyle w:val="Hyperlink"/>
             </w:rPr>
-            <w:t xml:space="preserve"> offi</w:t>
+            <w:t xml:space="preserve"> of</w:t>
+          </w:r>
+        </w:hyperlink>
+      </w:r>
+      <w:r>
+        <w:rPr>
+          <w:rFonts w:ascii="Charis SIL Regular" w:hAnsi="Charis SIL Regular" w:eastAsia="Charis SIL Regular"/>
+          <w:b w:val="0"/>
+          <w:i w:val="0"/>
+          <w:color w:val="000000"/>
+          <w:sz w:val="24"/>
+        </w:rPr>
+        <w:hyperlink r:id="rId12" w:history="1">
+          <w:r>
+            <w:rPr>
+              <w:rStyle w:val="Hyperlink"/>
+            </w:rPr>
+            <w:t>fi</w:t>
           </w:r>
         </w:hyperlink>
       </w:r>
@@ -719,19 +736,9 @@
             <w:rPr>
               <w:rStyle w:val="Hyperlink"/>
             </w:rPr>
-            <w:t xml:space="preserve">s </w:t>
+            <w:t xml:space="preserve">s of </w:t>
           </w:r>
         </w:hyperlink>
-      </w:r>
-      <w:r>
-        <w:rPr>
-          <w:rFonts w:ascii="Charis SIL Regular" w:hAnsi="Charis SIL Regular" w:eastAsia="Charis SIL Regular"/>
-          <w:b w:val="0"/>
-          <w:i w:val="0"/>
-          <w:color w:val="000000"/>
-          <w:sz w:val="24"/>
-        </w:rPr>
-        <w:t xml:space="preserve">of </w:t>
       </w:r>
       <w:r>
         <w:rPr>
@@ -2474,7 +2481,7 @@
           <w:sz w:val="24"/>
           <w:u w:val="single"/>
         </w:rPr>
-        <w:t>Scientific research in colonised terr</w:t>
+        <w:t>Scientific research in colonised terri</w:t>
       </w:r>
       <w:r>
         <w:rPr>
@@ -2485,7 +2492,7 @@
           <w:sz w:val="24"/>
           <w:u w:val="single"/>
         </w:rPr>
-        <w:t>i</w:t>
+        <w:t>torie</w:t>
       </w:r>
       <w:r>
         <w:rPr>
@@ -2494,9 +2501,8 @@
           <w:i w:val="0"/>
           <w:color w:val="0000FF"/>
           <w:sz w:val="24"/>
-          <w:u w:val="single"/>
         </w:rPr>
-        <w:t>tories</w:t>
+        <w:t>s</w:t>
       </w:r>
       <w:r>
         <w:br/>

--- a/EXPORTS/DOCX/published/niveau2/English/MilitaryAndNavy.docx
+++ b/EXPORTS/DOCX/published/niveau2/English/MilitaryAndNavy.docx
@@ -695,7 +695,6 @@
       </w:r>
       <w:r>
         <w:rPr>
-          <w:u w:val="single" w:color="0000ff"/>
           <w:rFonts w:ascii="Charis SIL Regular" w:hAnsi="Charis SIL Regular" w:eastAsia="Charis SIL Regular"/>
           <w:b w:val="0"/>
           <w:i w:val="0"/>
@@ -2481,7 +2480,7 @@
           <w:sz w:val="24"/>
           <w:u w:val="single"/>
         </w:rPr>
-        <w:t>Scientific research in colonised terri</w:t>
+        <w:t>Scientific research in colonised terr</w:t>
       </w:r>
       <w:r>
         <w:rPr>
@@ -2492,7 +2491,7 @@
           <w:sz w:val="24"/>
           <w:u w:val="single"/>
         </w:rPr>
-        <w:t>torie</w:t>
+        <w:t>i</w:t>
       </w:r>
       <w:r>
         <w:rPr>
@@ -2501,8 +2500,9 @@
           <w:i w:val="0"/>
           <w:color w:val="0000FF"/>
           <w:sz w:val="24"/>
+          <w:u w:val="single"/>
         </w:rPr>
-        <w:t>s</w:t>
+        <w:t>tories</w:t>
       </w:r>
       <w:r>
         <w:br/>

--- a/EXPORTS/DOCX/published/niveau2/English/MilitaryAndNavy.docx
+++ b/EXPORTS/DOCX/published/niveau2/English/MilitaryAndNavy.docx
@@ -672,29 +672,13 @@
             <w:rPr>
               <w:rStyle w:val="Hyperlink"/>
             </w:rPr>
-            <w:t xml:space="preserve"> of</w:t>
+            <w:t xml:space="preserve"> offi</w:t>
           </w:r>
         </w:hyperlink>
       </w:r>
       <w:r>
         <w:rPr>
-          <w:rFonts w:ascii="Charis SIL Regular" w:hAnsi="Charis SIL Regular" w:eastAsia="Charis SIL Regular"/>
-          <w:b w:val="0"/>
-          <w:i w:val="0"/>
-          <w:color w:val="000000"/>
-          <w:sz w:val="24"/>
-        </w:rPr>
-        <w:hyperlink r:id="rId12" w:history="1">
-          <w:r>
-            <w:rPr>
-              <w:rStyle w:val="Hyperlink"/>
-            </w:rPr>
-            <w:t>fi</w:t>
-          </w:r>
-        </w:hyperlink>
-      </w:r>
-      <w:r>
-        <w:rPr>
+          <w:u w:val="single" w:color="0000ff"/>
           <w:rFonts w:ascii="Charis SIL Regular" w:hAnsi="Charis SIL Regular" w:eastAsia="Charis SIL Regular"/>
           <w:b w:val="0"/>
           <w:i w:val="0"/>
@@ -735,9 +719,19 @@
             <w:rPr>
               <w:rStyle w:val="Hyperlink"/>
             </w:rPr>
-            <w:t xml:space="preserve">s of </w:t>
+            <w:t xml:space="preserve">s </w:t>
           </w:r>
         </w:hyperlink>
+      </w:r>
+      <w:r>
+        <w:rPr>
+          <w:rFonts w:ascii="Charis SIL Regular" w:hAnsi="Charis SIL Regular" w:eastAsia="Charis SIL Regular"/>
+          <w:b w:val="0"/>
+          <w:i w:val="0"/>
+          <w:color w:val="000000"/>
+          <w:sz w:val="24"/>
+        </w:rPr>
+        <w:t xml:space="preserve">of </w:t>
       </w:r>
       <w:r>
         <w:rPr>
@@ -2480,7 +2474,7 @@
           <w:sz w:val="24"/>
           <w:u w:val="single"/>
         </w:rPr>
-        <w:t>Scientific research in colonised terr</w:t>
+        <w:t>Scientific research in colonised terri</w:t>
       </w:r>
       <w:r>
         <w:rPr>
@@ -2491,7 +2485,7 @@
           <w:sz w:val="24"/>
           <w:u w:val="single"/>
         </w:rPr>
-        <w:t>i</w:t>
+        <w:t>torie</w:t>
       </w:r>
       <w:r>
         <w:rPr>
@@ -2500,9 +2494,8 @@
           <w:i w:val="0"/>
           <w:color w:val="0000FF"/>
           <w:sz w:val="24"/>
-          <w:u w:val="single"/>
         </w:rPr>
-        <w:t>tories</w:t>
+        <w:t>s</w:t>
       </w:r>
       <w:r>
         <w:br/>

--- a/EXPORTS/DOCX/published/niveau2/English/MilitaryAndNavy.docx
+++ b/EXPORTS/DOCX/published/niveau2/English/MilitaryAndNavy.docx
@@ -672,13 +672,29 @@
             <w:rPr>
               <w:rStyle w:val="Hyperlink"/>
             </w:rPr>
-            <w:t xml:space="preserve"> offi</w:t>
+            <w:t xml:space="preserve"> of</w:t>
           </w:r>
         </w:hyperlink>
       </w:r>
       <w:r>
         <w:rPr>
-          <w:u w:val="single" w:color="0000ff"/>
+          <w:rFonts w:ascii="Charis SIL Regular" w:hAnsi="Charis SIL Regular" w:eastAsia="Charis SIL Regular"/>
+          <w:b w:val="0"/>
+          <w:i w:val="0"/>
+          <w:color w:val="000000"/>
+          <w:sz w:val="24"/>
+        </w:rPr>
+        <w:hyperlink r:id="rId12" w:history="1">
+          <w:r>
+            <w:rPr>
+              <w:rStyle w:val="Hyperlink"/>
+            </w:rPr>
+            <w:t>fi</w:t>
+          </w:r>
+        </w:hyperlink>
+      </w:r>
+      <w:r>
+        <w:rPr>
           <w:rFonts w:ascii="Charis SIL Regular" w:hAnsi="Charis SIL Regular" w:eastAsia="Charis SIL Regular"/>
           <w:b w:val="0"/>
           <w:i w:val="0"/>
@@ -719,19 +735,9 @@
             <w:rPr>
               <w:rStyle w:val="Hyperlink"/>
             </w:rPr>
-            <w:t xml:space="preserve">s </w:t>
+            <w:t xml:space="preserve">s of </w:t>
           </w:r>
         </w:hyperlink>
-      </w:r>
-      <w:r>
-        <w:rPr>
-          <w:rFonts w:ascii="Charis SIL Regular" w:hAnsi="Charis SIL Regular" w:eastAsia="Charis SIL Regular"/>
-          <w:b w:val="0"/>
-          <w:i w:val="0"/>
-          <w:color w:val="000000"/>
-          <w:sz w:val="24"/>
-        </w:rPr>
-        <w:t xml:space="preserve">of </w:t>
       </w:r>
       <w:r>
         <w:rPr>
@@ -2474,7 +2480,7 @@
           <w:sz w:val="24"/>
           <w:u w:val="single"/>
         </w:rPr>
-        <w:t>Scientific research in colonised terri</w:t>
+        <w:t>Scientific research in colonised terr</w:t>
       </w:r>
       <w:r>
         <w:rPr>
@@ -2485,7 +2491,7 @@
           <w:sz w:val="24"/>
           <w:u w:val="single"/>
         </w:rPr>
-        <w:t>torie</w:t>
+        <w:t>i</w:t>
       </w:r>
       <w:r>
         <w:rPr>
@@ -2494,8 +2500,9 @@
           <w:i w:val="0"/>
           <w:color w:val="0000FF"/>
           <w:sz w:val="24"/>
+          <w:u w:val="single"/>
         </w:rPr>
-        <w:t>s</w:t>
+        <w:t>tories</w:t>
       </w:r>
       <w:r>
         <w:br/>

--- a/EXPORTS/DOCX/published/niveau2/English/MilitaryAndNavy.docx
+++ b/EXPORTS/DOCX/published/niveau2/English/MilitaryAndNavy.docx
@@ -319,71 +319,7 @@
           <w:color w:val="000000"/>
           <w:sz w:val="24"/>
         </w:rPr>
-        <w:t>the deployment of th</w:t>
-      </w:r>
-      <w:r>
-        <w:rPr>
-          <w:u w:val="single" w:color="0000ff"/>
-          <w:rFonts w:ascii="Charis SIL Regular" w:hAnsi="Charis SIL Regular" w:eastAsia="Charis SIL Regular"/>
-          <w:b w:val="0"/>
-          <w:i w:val="0"/>
-          <w:color w:val="000000"/>
-          <w:sz w:val="24"/>
-        </w:rPr>
-        <w:hyperlink r:id="rId9" w:history="1">
-          <w:r>
-            <w:rPr>
-              <w:rStyle w:val="Hyperlink"/>
-            </w:rPr>
-            <w:t>e Arm</w:t>
-          </w:r>
-        </w:hyperlink>
-      </w:r>
-      <w:r>
-        <w:rPr>
-          <w:u w:val="single" w:color="0000ff"/>
-          <w:rFonts w:ascii="Charis SIL Regular" w:hAnsi="Charis SIL Regular" w:eastAsia="Charis SIL Regular"/>
-          <w:b w:val="0"/>
-          <w:i w:val="0"/>
-          <w:color w:val="000000"/>
-          <w:sz w:val="24"/>
-        </w:rPr>
-        <w:hyperlink r:id="rId9" w:history="1">
-          <w:r>
-            <w:rPr>
-              <w:rStyle w:val="Hyperlink"/>
-            </w:rPr>
-            <w:t>y. Th</w:t>
-          </w:r>
-        </w:hyperlink>
-      </w:r>
-      <w:r>
-        <w:rPr>
-          <w:u w:val="single" w:color="0000ff"/>
-          <w:rFonts w:ascii="Charis SIL Regular" w:hAnsi="Charis SIL Regular" w:eastAsia="Charis SIL Regular"/>
-          <w:b w:val="0"/>
-          <w:i w:val="0"/>
-          <w:color w:val="000000"/>
-          <w:sz w:val="24"/>
-        </w:rPr>
-        <w:hyperlink r:id="rId9" w:history="1">
-          <w:r>
-            <w:rPr>
-              <w:rStyle w:val="Hyperlink"/>
-            </w:rPr>
-            <w:t>e Koni</w:t>
-          </w:r>
-        </w:hyperlink>
-      </w:r>
-      <w:r>
-        <w:rPr>
-          <w:rFonts w:ascii="Charis SIL Regular" w:hAnsi="Charis SIL Regular" w:eastAsia="Charis SIL Regular"/>
-          <w:b w:val="0"/>
-          <w:i w:val="0"/>
-          <w:color w:val="000000"/>
-          <w:sz w:val="24"/>
-        </w:rPr>
-        <w:t>n</w:t>
+        <w:t>the deployment of the Army. The Konin</w:t>
       </w:r>
       <w:r>
         <w:rPr>
@@ -695,6 +631,7 @@
       </w:r>
       <w:r>
         <w:rPr>
+          <w:u w:val="single" w:color="0000ff"/>
           <w:rFonts w:ascii="Charis SIL Regular" w:hAnsi="Charis SIL Regular" w:eastAsia="Charis SIL Regular"/>
           <w:b w:val="0"/>
           <w:i w:val="0"/>

--- a/EXPORTS/DOCX/published/niveau2/English/MilitaryAndNavy.docx
+++ b/EXPORTS/DOCX/published/niveau2/English/MilitaryAndNavy.docx
@@ -319,7 +319,64 @@
           <w:color w:val="000000"/>
           <w:sz w:val="24"/>
         </w:rPr>
-        <w:t>the deployment of the Army. The Konin</w:t>
+        <w:t>the deployment of th</w:t>
+      </w:r>
+      <w:r>
+        <w:rPr>
+          <w:u w:val="single" w:color="0000ff"/>
+          <w:rFonts w:ascii="Charis SIL Regular" w:hAnsi="Charis SIL Regular" w:eastAsia="Charis SIL Regular"/>
+          <w:b w:val="0"/>
+          <w:i w:val="0"/>
+          <w:color w:val="000000"/>
+          <w:sz w:val="24"/>
+        </w:rPr>
+        <w:hyperlink r:id="rId9" w:history="1">
+          <w:r>
+            <w:rPr>
+              <w:rStyle w:val="Hyperlink"/>
+            </w:rPr>
+            <w:t>e Arm</w:t>
+          </w:r>
+        </w:hyperlink>
+      </w:r>
+      <w:r>
+        <w:rPr>
+          <w:u w:val="single" w:color="0000ff"/>
+          <w:rFonts w:ascii="Charis SIL Regular" w:hAnsi="Charis SIL Regular" w:eastAsia="Charis SIL Regular"/>
+          <w:b w:val="0"/>
+          <w:i w:val="0"/>
+          <w:color w:val="000000"/>
+          <w:sz w:val="24"/>
+        </w:rPr>
+        <w:t>y. Th</w:t>
+      </w:r>
+      <w:r>
+        <w:rPr>
+          <w:u w:val="single" w:color="0000ff"/>
+          <w:rFonts w:ascii="Charis SIL Regular" w:hAnsi="Charis SIL Regular" w:eastAsia="Charis SIL Regular"/>
+          <w:b w:val="0"/>
+          <w:i w:val="0"/>
+          <w:color w:val="000000"/>
+          <w:sz w:val="24"/>
+        </w:rPr>
+        <w:hyperlink r:id="rId9" w:history="1">
+          <w:r>
+            <w:rPr>
+              <w:rStyle w:val="Hyperlink"/>
+            </w:rPr>
+            <w:t>e Koni</w:t>
+          </w:r>
+        </w:hyperlink>
+      </w:r>
+      <w:r>
+        <w:rPr>
+          <w:rFonts w:ascii="Charis SIL Regular" w:hAnsi="Charis SIL Regular" w:eastAsia="Charis SIL Regular"/>
+          <w:b w:val="0"/>
+          <w:i w:val="0"/>
+          <w:color w:val="000000"/>
+          <w:sz w:val="24"/>
+        </w:rPr>
+        <w:t>n</w:t>
       </w:r>
       <w:r>
         <w:rPr>
@@ -585,14 +642,7 @@
           <w:color w:val="000000"/>
           <w:sz w:val="24"/>
         </w:rPr>
-        <w:hyperlink r:id="rId12" w:history="1">
-          <w:r>
-            <w:rPr>
-              <w:rStyle w:val="Hyperlink"/>
-            </w:rPr>
-            <w:t>ed by</w:t>
-          </w:r>
-        </w:hyperlink>
+        <w:t>ed by</w:t>
       </w:r>
       <w:r>
         <w:rPr>
@@ -608,24 +658,7 @@
             <w:rPr>
               <w:rStyle w:val="Hyperlink"/>
             </w:rPr>
-            <w:t xml:space="preserve"> of</w:t>
-          </w:r>
-        </w:hyperlink>
-      </w:r>
-      <w:r>
-        <w:rPr>
-          <w:rFonts w:ascii="Charis SIL Regular" w:hAnsi="Charis SIL Regular" w:eastAsia="Charis SIL Regular"/>
-          <w:b w:val="0"/>
-          <w:i w:val="0"/>
-          <w:color w:val="000000"/>
-          <w:sz w:val="24"/>
-        </w:rPr>
-        <w:hyperlink r:id="rId12" w:history="1">
-          <w:r>
-            <w:rPr>
-              <w:rStyle w:val="Hyperlink"/>
-            </w:rPr>
-            <w:t>fi</w:t>
+            <w:t xml:space="preserve"> offi</w:t>
           </w:r>
         </w:hyperlink>
       </w:r>
@@ -672,9 +705,19 @@
             <w:rPr>
               <w:rStyle w:val="Hyperlink"/>
             </w:rPr>
-            <w:t xml:space="preserve">s of </w:t>
+            <w:t xml:space="preserve">s </w:t>
           </w:r>
         </w:hyperlink>
+      </w:r>
+      <w:r>
+        <w:rPr>
+          <w:rFonts w:ascii="Charis SIL Regular" w:hAnsi="Charis SIL Regular" w:eastAsia="Charis SIL Regular"/>
+          <w:b w:val="0"/>
+          <w:i w:val="0"/>
+          <w:color w:val="000000"/>
+          <w:sz w:val="24"/>
+        </w:rPr>
+        <w:t xml:space="preserve">of </w:t>
       </w:r>
       <w:r>
         <w:rPr>
@@ -1002,79 +1045,7 @@
           <w:color w:val="000000"/>
           <w:sz w:val="24"/>
         </w:rPr>
-        <w:t>of tens of thousands of v</w:t>
-      </w:r>
-      <w:r>
-        <w:rPr>
-          <w:u w:val="single" w:color="0000ff"/>
-          <w:rFonts w:ascii="Charis SIL Regular" w:hAnsi="Charis SIL Regular" w:eastAsia="Charis SIL Regular"/>
-          <w:b w:val="0"/>
-          <w:i w:val="0"/>
-          <w:color w:val="000000"/>
-          <w:sz w:val="24"/>
-        </w:rPr>
-        <w:hyperlink r:id="rId14" w:history="1">
-          <w:r>
-            <w:rPr>
-              <w:rStyle w:val="Hyperlink"/>
-            </w:rPr>
-            <w:t>olunteers a</w:t>
-          </w:r>
-        </w:hyperlink>
-      </w:r>
-      <w:r>
-        <w:rPr>
-          <w:u w:val="single" w:color="0000ff"/>
-          <w:rFonts w:ascii="Charis SIL Regular" w:hAnsi="Charis SIL Regular" w:eastAsia="Charis SIL Regular"/>
-          <w:b w:val="0"/>
-          <w:i w:val="0"/>
-          <w:color w:val="000000"/>
-          <w:sz w:val="24"/>
-        </w:rPr>
-        <w:hyperlink r:id="rId14" w:history="1">
-          <w:r>
-            <w:rPr>
-              <w:rStyle w:val="Hyperlink"/>
-            </w:rPr>
-            <w:t>nd c</w:t>
-          </w:r>
-        </w:hyperlink>
-      </w:r>
-      <w:r>
-        <w:rPr>
-          <w:u w:val="single" w:color="0000ff"/>
-          <w:rFonts w:ascii="Charis SIL Regular" w:hAnsi="Charis SIL Regular" w:eastAsia="Charis SIL Regular"/>
-          <w:b w:val="0"/>
-          <w:i w:val="0"/>
-          <w:color w:val="000000"/>
-          <w:sz w:val="24"/>
-        </w:rPr>
-        <w:hyperlink r:id="rId14" w:history="1">
-          <w:r>
-            <w:rPr>
-              <w:rStyle w:val="Hyperlink"/>
-            </w:rPr>
-            <w:t>o</w:t>
-          </w:r>
-        </w:hyperlink>
-      </w:r>
-      <w:r>
-        <w:rPr>
-          <w:u w:val="single" w:color="0000ff"/>
-          <w:rFonts w:ascii="Charis SIL Regular" w:hAnsi="Charis SIL Regular" w:eastAsia="Charis SIL Regular"/>
-          <w:b w:val="0"/>
-          <w:i w:val="0"/>
-          <w:color w:val="000000"/>
-          <w:sz w:val="24"/>
-        </w:rPr>
-        <w:hyperlink r:id="rId14" w:history="1">
-          <w:r>
-            <w:rPr>
-              <w:rStyle w:val="Hyperlink"/>
-            </w:rPr>
-            <w:t>ns</w:t>
-          </w:r>
-        </w:hyperlink>
+        <w:t>of tens of thousands of volunteers and cons</w:t>
       </w:r>
       <w:r>
         <w:rPr>

--- a/EXPORTS/DOCX/published/niveau2/English/MilitaryAndNavy.docx
+++ b/EXPORTS/DOCX/published/niveau2/English/MilitaryAndNavy.docx
@@ -348,7 +348,14 @@
           <w:color w:val="000000"/>
           <w:sz w:val="24"/>
         </w:rPr>
-        <w:t>y. Th</w:t>
+        <w:hyperlink r:id="rId9" w:history="1">
+          <w:r>
+            <w:rPr>
+              <w:rStyle w:val="Hyperlink"/>
+            </w:rPr>
+            <w:t>y. Th</w:t>
+          </w:r>
+        </w:hyperlink>
       </w:r>
       <w:r>
         <w:rPr>
@@ -642,7 +649,14 @@
           <w:color w:val="000000"/>
           <w:sz w:val="24"/>
         </w:rPr>
-        <w:t>ed by</w:t>
+        <w:hyperlink r:id="rId12" w:history="1">
+          <w:r>
+            <w:rPr>
+              <w:rStyle w:val="Hyperlink"/>
+            </w:rPr>
+            <w:t>ed by</w:t>
+          </w:r>
+        </w:hyperlink>
       </w:r>
       <w:r>
         <w:rPr>
@@ -658,13 +672,29 @@
             <w:rPr>
               <w:rStyle w:val="Hyperlink"/>
             </w:rPr>
-            <w:t xml:space="preserve"> offi</w:t>
+            <w:t xml:space="preserve"> of</w:t>
           </w:r>
         </w:hyperlink>
       </w:r>
       <w:r>
         <w:rPr>
-          <w:u w:val="single" w:color="0000ff"/>
+          <w:rFonts w:ascii="Charis SIL Regular" w:hAnsi="Charis SIL Regular" w:eastAsia="Charis SIL Regular"/>
+          <w:b w:val="0"/>
+          <w:i w:val="0"/>
+          <w:color w:val="000000"/>
+          <w:sz w:val="24"/>
+        </w:rPr>
+        <w:hyperlink r:id="rId12" w:history="1">
+          <w:r>
+            <w:rPr>
+              <w:rStyle w:val="Hyperlink"/>
+            </w:rPr>
+            <w:t>fi</w:t>
+          </w:r>
+        </w:hyperlink>
+      </w:r>
+      <w:r>
+        <w:rPr>
           <w:rFonts w:ascii="Charis SIL Regular" w:hAnsi="Charis SIL Regular" w:eastAsia="Charis SIL Regular"/>
           <w:b w:val="0"/>
           <w:i w:val="0"/>
@@ -705,19 +735,9 @@
             <w:rPr>
               <w:rStyle w:val="Hyperlink"/>
             </w:rPr>
-            <w:t xml:space="preserve">s </w:t>
+            <w:t xml:space="preserve">s of </w:t>
           </w:r>
         </w:hyperlink>
-      </w:r>
-      <w:r>
-        <w:rPr>
-          <w:rFonts w:ascii="Charis SIL Regular" w:hAnsi="Charis SIL Regular" w:eastAsia="Charis SIL Regular"/>
-          <w:b w:val="0"/>
-          <w:i w:val="0"/>
-          <w:color w:val="000000"/>
-          <w:sz w:val="24"/>
-        </w:rPr>
-        <w:t xml:space="preserve">of </w:t>
       </w:r>
       <w:r>
         <w:rPr>
@@ -1045,7 +1065,79 @@
           <w:color w:val="000000"/>
           <w:sz w:val="24"/>
         </w:rPr>
-        <w:t>of tens of thousands of volunteers and cons</w:t>
+        <w:t>of tens of thousands of v</w:t>
+      </w:r>
+      <w:r>
+        <w:rPr>
+          <w:u w:val="single" w:color="0000ff"/>
+          <w:rFonts w:ascii="Charis SIL Regular" w:hAnsi="Charis SIL Regular" w:eastAsia="Charis SIL Regular"/>
+          <w:b w:val="0"/>
+          <w:i w:val="0"/>
+          <w:color w:val="000000"/>
+          <w:sz w:val="24"/>
+        </w:rPr>
+        <w:hyperlink r:id="rId14" w:history="1">
+          <w:r>
+            <w:rPr>
+              <w:rStyle w:val="Hyperlink"/>
+            </w:rPr>
+            <w:t>olunteers a</w:t>
+          </w:r>
+        </w:hyperlink>
+      </w:r>
+      <w:r>
+        <w:rPr>
+          <w:u w:val="single" w:color="0000ff"/>
+          <w:rFonts w:ascii="Charis SIL Regular" w:hAnsi="Charis SIL Regular" w:eastAsia="Charis SIL Regular"/>
+          <w:b w:val="0"/>
+          <w:i w:val="0"/>
+          <w:color w:val="000000"/>
+          <w:sz w:val="24"/>
+        </w:rPr>
+        <w:hyperlink r:id="rId14" w:history="1">
+          <w:r>
+            <w:rPr>
+              <w:rStyle w:val="Hyperlink"/>
+            </w:rPr>
+            <w:t>nd c</w:t>
+          </w:r>
+        </w:hyperlink>
+      </w:r>
+      <w:r>
+        <w:rPr>
+          <w:u w:val="single" w:color="0000ff"/>
+          <w:rFonts w:ascii="Charis SIL Regular" w:hAnsi="Charis SIL Regular" w:eastAsia="Charis SIL Regular"/>
+          <w:b w:val="0"/>
+          <w:i w:val="0"/>
+          <w:color w:val="000000"/>
+          <w:sz w:val="24"/>
+        </w:rPr>
+        <w:hyperlink r:id="rId14" w:history="1">
+          <w:r>
+            <w:rPr>
+              <w:rStyle w:val="Hyperlink"/>
+            </w:rPr>
+            <w:t>o</w:t>
+          </w:r>
+        </w:hyperlink>
+      </w:r>
+      <w:r>
+        <w:rPr>
+          <w:u w:val="single" w:color="0000ff"/>
+          <w:rFonts w:ascii="Charis SIL Regular" w:hAnsi="Charis SIL Regular" w:eastAsia="Charis SIL Regular"/>
+          <w:b w:val="0"/>
+          <w:i w:val="0"/>
+          <w:color w:val="000000"/>
+          <w:sz w:val="24"/>
+        </w:rPr>
+        <w:hyperlink r:id="rId14" w:history="1">
+          <w:r>
+            <w:rPr>
+              <w:rStyle w:val="Hyperlink"/>
+            </w:rPr>
+            <w:t>ns</w:t>
+          </w:r>
+        </w:hyperlink>
       </w:r>
       <w:r>
         <w:rPr>

--- a/EXPORTS/DOCX/published/niveau2/English/MilitaryAndNavy.docx
+++ b/EXPORTS/DOCX/published/niveau2/English/MilitaryAndNavy.docx
@@ -330,32 +330,7 @@
           <w:color w:val="000000"/>
           <w:sz w:val="24"/>
         </w:rPr>
-        <w:hyperlink r:id="rId9" w:history="1">
-          <w:r>
-            <w:rPr>
-              <w:rStyle w:val="Hyperlink"/>
-            </w:rPr>
-            <w:t>e Arm</w:t>
-          </w:r>
-        </w:hyperlink>
-      </w:r>
-      <w:r>
-        <w:rPr>
-          <w:u w:val="single" w:color="0000ff"/>
-          <w:rFonts w:ascii="Charis SIL Regular" w:hAnsi="Charis SIL Regular" w:eastAsia="Charis SIL Regular"/>
-          <w:b w:val="0"/>
-          <w:i w:val="0"/>
-          <w:color w:val="000000"/>
-          <w:sz w:val="24"/>
-        </w:rPr>
-        <w:hyperlink r:id="rId9" w:history="1">
-          <w:r>
-            <w:rPr>
-              <w:rStyle w:val="Hyperlink"/>
-            </w:rPr>
-            <w:t>y. Th</w:t>
-          </w:r>
-        </w:hyperlink>
+        <w:t>e Army. Th</w:t>
       </w:r>
       <w:r>
         <w:rPr>
@@ -672,29 +647,13 @@
             <w:rPr>
               <w:rStyle w:val="Hyperlink"/>
             </w:rPr>
-            <w:t xml:space="preserve"> of</w:t>
+            <w:t xml:space="preserve"> offi</w:t>
           </w:r>
         </w:hyperlink>
       </w:r>
       <w:r>
         <w:rPr>
-          <w:rFonts w:ascii="Charis SIL Regular" w:hAnsi="Charis SIL Regular" w:eastAsia="Charis SIL Regular"/>
-          <w:b w:val="0"/>
-          <w:i w:val="0"/>
-          <w:color w:val="000000"/>
-          <w:sz w:val="24"/>
-        </w:rPr>
-        <w:hyperlink r:id="rId12" w:history="1">
-          <w:r>
-            <w:rPr>
-              <w:rStyle w:val="Hyperlink"/>
-            </w:rPr>
-            <w:t>fi</w:t>
-          </w:r>
-        </w:hyperlink>
-      </w:r>
-      <w:r>
-        <w:rPr>
+          <w:u w:val="single" w:color="0000ff"/>
           <w:rFonts w:ascii="Charis SIL Regular" w:hAnsi="Charis SIL Regular" w:eastAsia="Charis SIL Regular"/>
           <w:b w:val="0"/>
           <w:i w:val="0"/>
@@ -735,9 +694,19 @@
             <w:rPr>
               <w:rStyle w:val="Hyperlink"/>
             </w:rPr>
-            <w:t xml:space="preserve">s of </w:t>
+            <w:t xml:space="preserve">s </w:t>
           </w:r>
         </w:hyperlink>
+      </w:r>
+      <w:r>
+        <w:rPr>
+          <w:rFonts w:ascii="Charis SIL Regular" w:hAnsi="Charis SIL Regular" w:eastAsia="Charis SIL Regular"/>
+          <w:b w:val="0"/>
+          <w:i w:val="0"/>
+          <w:color w:val="000000"/>
+          <w:sz w:val="24"/>
+        </w:rPr>
+        <w:t xml:space="preserve">of </w:t>
       </w:r>
       <w:r>
         <w:rPr>
@@ -2480,7 +2449,7 @@
           <w:sz w:val="24"/>
           <w:u w:val="single"/>
         </w:rPr>
-        <w:t>Scientific research in colonised terr</w:t>
+        <w:t>Scientific research in colonised terri</w:t>
       </w:r>
       <w:r>
         <w:rPr>
@@ -2491,7 +2460,7 @@
           <w:sz w:val="24"/>
           <w:u w:val="single"/>
         </w:rPr>
-        <w:t>i</w:t>
+        <w:t>torie</w:t>
       </w:r>
       <w:r>
         <w:rPr>
@@ -2500,9 +2469,8 @@
           <w:i w:val="0"/>
           <w:color w:val="0000FF"/>
           <w:sz w:val="24"/>
-          <w:u w:val="single"/>
         </w:rPr>
-        <w:t>tories</w:t>
+        <w:t>s</w:t>
       </w:r>
       <w:r>
         <w:br/>

--- a/EXPORTS/DOCX/published/niveau2/English/MilitaryAndNavy.docx
+++ b/EXPORTS/DOCX/published/niveau2/English/MilitaryAndNavy.docx
@@ -319,46 +319,7 @@
           <w:color w:val="000000"/>
           <w:sz w:val="24"/>
         </w:rPr>
-        <w:t>the deployment of th</w:t>
-      </w:r>
-      <w:r>
-        <w:rPr>
-          <w:u w:val="single" w:color="0000ff"/>
-          <w:rFonts w:ascii="Charis SIL Regular" w:hAnsi="Charis SIL Regular" w:eastAsia="Charis SIL Regular"/>
-          <w:b w:val="0"/>
-          <w:i w:val="0"/>
-          <w:color w:val="000000"/>
-          <w:sz w:val="24"/>
-        </w:rPr>
-        <w:t>e Army. Th</w:t>
-      </w:r>
-      <w:r>
-        <w:rPr>
-          <w:u w:val="single" w:color="0000ff"/>
-          <w:rFonts w:ascii="Charis SIL Regular" w:hAnsi="Charis SIL Regular" w:eastAsia="Charis SIL Regular"/>
-          <w:b w:val="0"/>
-          <w:i w:val="0"/>
-          <w:color w:val="000000"/>
-          <w:sz w:val="24"/>
-        </w:rPr>
-        <w:hyperlink r:id="rId9" w:history="1">
-          <w:r>
-            <w:rPr>
-              <w:rStyle w:val="Hyperlink"/>
-            </w:rPr>
-            <w:t>e Koni</w:t>
-          </w:r>
-        </w:hyperlink>
-      </w:r>
-      <w:r>
-        <w:rPr>
-          <w:rFonts w:ascii="Charis SIL Regular" w:hAnsi="Charis SIL Regular" w:eastAsia="Charis SIL Regular"/>
-          <w:b w:val="0"/>
-          <w:i w:val="0"/>
-          <w:color w:val="000000"/>
-          <w:sz w:val="24"/>
-        </w:rPr>
-        <w:t>n</w:t>
+        <w:t>the deployment of the Army. The Konin</w:t>
       </w:r>
       <w:r>
         <w:rPr>
@@ -647,13 +608,29 @@
             <w:rPr>
               <w:rStyle w:val="Hyperlink"/>
             </w:rPr>
-            <w:t xml:space="preserve"> offi</w:t>
+            <w:t xml:space="preserve"> of</w:t>
           </w:r>
         </w:hyperlink>
       </w:r>
       <w:r>
         <w:rPr>
-          <w:u w:val="single" w:color="0000ff"/>
+          <w:rFonts w:ascii="Charis SIL Regular" w:hAnsi="Charis SIL Regular" w:eastAsia="Charis SIL Regular"/>
+          <w:b w:val="0"/>
+          <w:i w:val="0"/>
+          <w:color w:val="000000"/>
+          <w:sz w:val="24"/>
+        </w:rPr>
+        <w:hyperlink r:id="rId12" w:history="1">
+          <w:r>
+            <w:rPr>
+              <w:rStyle w:val="Hyperlink"/>
+            </w:rPr>
+            <w:t>fi</w:t>
+          </w:r>
+        </w:hyperlink>
+      </w:r>
+      <w:r>
+        <w:rPr>
           <w:rFonts w:ascii="Charis SIL Regular" w:hAnsi="Charis SIL Regular" w:eastAsia="Charis SIL Regular"/>
           <w:b w:val="0"/>
           <w:i w:val="0"/>
@@ -694,19 +671,9 @@
             <w:rPr>
               <w:rStyle w:val="Hyperlink"/>
             </w:rPr>
-            <w:t xml:space="preserve">s </w:t>
+            <w:t xml:space="preserve">s of </w:t>
           </w:r>
         </w:hyperlink>
-      </w:r>
-      <w:r>
-        <w:rPr>
-          <w:rFonts w:ascii="Charis SIL Regular" w:hAnsi="Charis SIL Regular" w:eastAsia="Charis SIL Regular"/>
-          <w:b w:val="0"/>
-          <w:i w:val="0"/>
-          <w:color w:val="000000"/>
-          <w:sz w:val="24"/>
-        </w:rPr>
-        <w:t xml:space="preserve">of </w:t>
       </w:r>
       <w:r>
         <w:rPr>

--- a/EXPORTS/DOCX/published/niveau2/English/MilitaryAndNavy.docx
+++ b/EXPORTS/DOCX/published/niveau2/English/MilitaryAndNavy.docx
@@ -2416,7 +2416,7 @@
           <w:sz w:val="24"/>
           <w:u w:val="single"/>
         </w:rPr>
-        <w:t>Scientific research in colonised terri</w:t>
+        <w:t>Scientific research in colonised terr</w:t>
       </w:r>
       <w:r>
         <w:rPr>
@@ -2427,7 +2427,7 @@
           <w:sz w:val="24"/>
           <w:u w:val="single"/>
         </w:rPr>
-        <w:t>torie</w:t>
+        <w:t>i</w:t>
       </w:r>
       <w:r>
         <w:rPr>
@@ -2436,8 +2436,9 @@
           <w:i w:val="0"/>
           <w:color w:val="0000FF"/>
           <w:sz w:val="24"/>
+          <w:u w:val="single"/>
         </w:rPr>
-        <w:t>s</w:t>
+        <w:t>tories</w:t>
       </w:r>
       <w:r>
         <w:br/>

--- a/EXPORTS/DOCX/published/niveau2/English/MilitaryAndNavy.docx
+++ b/EXPORTS/DOCX/published/niveau2/English/MilitaryAndNavy.docx
@@ -319,7 +319,71 @@
           <w:color w:val="000000"/>
           <w:sz w:val="24"/>
         </w:rPr>
-        <w:t>the deployment of the Army. The Konin</w:t>
+        <w:t>the deployment of th</w:t>
+      </w:r>
+      <w:r>
+        <w:rPr>
+          <w:u w:val="single" w:color="0000ff"/>
+          <w:rFonts w:ascii="Charis SIL Regular" w:hAnsi="Charis SIL Regular" w:eastAsia="Charis SIL Regular"/>
+          <w:b w:val="0"/>
+          <w:i w:val="0"/>
+          <w:color w:val="000000"/>
+          <w:sz w:val="24"/>
+        </w:rPr>
+        <w:hyperlink r:id="rId9" w:history="1">
+          <w:r>
+            <w:rPr>
+              <w:rStyle w:val="Hyperlink"/>
+            </w:rPr>
+            <w:t>e Arm</w:t>
+          </w:r>
+        </w:hyperlink>
+      </w:r>
+      <w:r>
+        <w:rPr>
+          <w:u w:val="single" w:color="0000ff"/>
+          <w:rFonts w:ascii="Charis SIL Regular" w:hAnsi="Charis SIL Regular" w:eastAsia="Charis SIL Regular"/>
+          <w:b w:val="0"/>
+          <w:i w:val="0"/>
+          <w:color w:val="000000"/>
+          <w:sz w:val="24"/>
+        </w:rPr>
+        <w:hyperlink r:id="rId9" w:history="1">
+          <w:r>
+            <w:rPr>
+              <w:rStyle w:val="Hyperlink"/>
+            </w:rPr>
+            <w:t>y. Th</w:t>
+          </w:r>
+        </w:hyperlink>
+      </w:r>
+      <w:r>
+        <w:rPr>
+          <w:u w:val="single" w:color="0000ff"/>
+          <w:rFonts w:ascii="Charis SIL Regular" w:hAnsi="Charis SIL Regular" w:eastAsia="Charis SIL Regular"/>
+          <w:b w:val="0"/>
+          <w:i w:val="0"/>
+          <w:color w:val="000000"/>
+          <w:sz w:val="24"/>
+        </w:rPr>
+        <w:hyperlink r:id="rId9" w:history="1">
+          <w:r>
+            <w:rPr>
+              <w:rStyle w:val="Hyperlink"/>
+            </w:rPr>
+            <w:t>e Koni</w:t>
+          </w:r>
+        </w:hyperlink>
+      </w:r>
+      <w:r>
+        <w:rPr>
+          <w:rFonts w:ascii="Charis SIL Regular" w:hAnsi="Charis SIL Regular" w:eastAsia="Charis SIL Regular"/>
+          <w:b w:val="0"/>
+          <w:i w:val="0"/>
+          <w:color w:val="000000"/>
+          <w:sz w:val="24"/>
+        </w:rPr>
+        <w:t>n</w:t>
       </w:r>
       <w:r>
         <w:rPr>
@@ -2416,7 +2480,7 @@
           <w:sz w:val="24"/>
           <w:u w:val="single"/>
         </w:rPr>
-        <w:t>Scientific research in colonised terr</w:t>
+        <w:t>Scientific research in colonised terri</w:t>
       </w:r>
       <w:r>
         <w:rPr>
@@ -2427,7 +2491,7 @@
           <w:sz w:val="24"/>
           <w:u w:val="single"/>
         </w:rPr>
-        <w:t>i</w:t>
+        <w:t>torie</w:t>
       </w:r>
       <w:r>
         <w:rPr>
@@ -2436,9 +2500,8 @@
           <w:i w:val="0"/>
           <w:color w:val="0000FF"/>
           <w:sz w:val="24"/>
-          <w:u w:val="single"/>
         </w:rPr>
-        <w:t>tories</w:t>
+        <w:t>s</w:t>
       </w:r>
       <w:r>
         <w:br/>

--- a/EXPORTS/DOCX/published/niveau2/English/MilitaryAndNavy.docx
+++ b/EXPORTS/DOCX/published/niveau2/English/MilitaryAndNavy.docx
@@ -2480,7 +2480,7 @@
           <w:sz w:val="24"/>
           <w:u w:val="single"/>
         </w:rPr>
-        <w:t>Scientific research in colonised terri</w:t>
+        <w:t>Scientific research in colonised terr</w:t>
       </w:r>
       <w:r>
         <w:rPr>
@@ -2491,7 +2491,7 @@
           <w:sz w:val="24"/>
           <w:u w:val="single"/>
         </w:rPr>
-        <w:t>torie</w:t>
+        <w:t>i</w:t>
       </w:r>
       <w:r>
         <w:rPr>
@@ -2500,8 +2500,9 @@
           <w:i w:val="0"/>
           <w:color w:val="0000FF"/>
           <w:sz w:val="24"/>
+          <w:u w:val="single"/>
         </w:rPr>
-        <w:t>s</w:t>
+        <w:t>tories</w:t>
       </w:r>
       <w:r>
         <w:br/>

--- a/EXPORTS/DOCX/published/niveau2/English/MilitaryAndNavy.docx
+++ b/EXPORTS/DOCX/published/niveau2/English/MilitaryAndNavy.docx
@@ -2480,7 +2480,7 @@
           <w:sz w:val="24"/>
           <w:u w:val="single"/>
         </w:rPr>
-        <w:t>Scientific research in colonised terr</w:t>
+        <w:t>Scientific research in colonised terri</w:t>
       </w:r>
       <w:r>
         <w:rPr>
@@ -2491,7 +2491,7 @@
           <w:sz w:val="24"/>
           <w:u w:val="single"/>
         </w:rPr>
-        <w:t>i</w:t>
+        <w:t>torie</w:t>
       </w:r>
       <w:r>
         <w:rPr>
@@ -2500,9 +2500,8 @@
           <w:i w:val="0"/>
           <w:color w:val="0000FF"/>
           <w:sz w:val="24"/>
-          <w:u w:val="single"/>
         </w:rPr>
-        <w:t>tories</w:t>
+        <w:t>s</w:t>
       </w:r>
       <w:r>
         <w:br/>

--- a/EXPORTS/DOCX/published/niveau2/English/MilitaryAndNavy.docx
+++ b/EXPORTS/DOCX/published/niveau2/English/MilitaryAndNavy.docx
@@ -741,50 +741,13 @@
       </w:r>
       <w:r>
         <w:rPr>
-          <w:u w:val="single" w:color="0000ff"/>
           <w:rFonts w:ascii="Charis SIL Regular" w:hAnsi="Charis SIL Regular" w:eastAsia="Charis SIL Regular"/>
           <w:b w:val="0"/>
           <w:i w:val="0"/>
           <w:color w:val="000000"/>
           <w:sz w:val="24"/>
         </w:rPr>
-        <w:hyperlink r:id="rId12" w:history="1">
-          <w:r>
-            <w:rPr>
-              <w:rStyle w:val="Hyperlink"/>
-            </w:rPr>
-            <w:t>Dutch</w:t>
-          </w:r>
-        </w:hyperlink>
-      </w:r>
-      <w:r>
-        <w:rPr>
-          <w:u w:val="single" w:color="0000ff"/>
-          <w:rFonts w:ascii="Charis SIL Regular" w:hAnsi="Charis SIL Regular" w:eastAsia="Charis SIL Regular"/>
-          <w:b w:val="0"/>
-          <w:i w:val="0"/>
-          <w:color w:val="000000"/>
-          <w:sz w:val="24"/>
-        </w:rPr>
-        <w:t xml:space="preserve"> </w:t>
-      </w:r>
-      <w:r>
-        <w:rPr>
-          <w:u w:val="single" w:color="0000ff"/>
-          <w:rFonts w:ascii="Charis SIL Regular" w:hAnsi="Charis SIL Regular" w:eastAsia="Charis SIL Regular"/>
-          <w:b w:val="0"/>
-          <w:i w:val="0"/>
-          <w:color w:val="000000"/>
-          <w:sz w:val="24"/>
-        </w:rPr>
-        <w:hyperlink r:id="rId12" w:history="1">
-          <w:r>
-            <w:rPr>
-              <w:rStyle w:val="Hyperlink"/>
-            </w:rPr>
-            <w:t>or oth</w:t>
-          </w:r>
-        </w:hyperlink>
+        <w:t>Dutch or oth</w:t>
       </w:r>
       <w:r>
         <w:rPr>
@@ -2480,7 +2443,7 @@
           <w:sz w:val="24"/>
           <w:u w:val="single"/>
         </w:rPr>
-        <w:t>Scientific research in colonised terri</w:t>
+        <w:t>Scientific research in colonised terr</w:t>
       </w:r>
       <w:r>
         <w:rPr>
@@ -2491,7 +2454,7 @@
           <w:sz w:val="24"/>
           <w:u w:val="single"/>
         </w:rPr>
-        <w:t>torie</w:t>
+        <w:t>i</w:t>
       </w:r>
       <w:r>
         <w:rPr>
@@ -2500,8 +2463,9 @@
           <w:i w:val="0"/>
           <w:color w:val="0000FF"/>
           <w:sz w:val="24"/>
+          <w:u w:val="single"/>
         </w:rPr>
-        <w:t>s</w:t>
+        <w:t>tories</w:t>
       </w:r>
       <w:r>
         <w:br/>

--- a/EXPORTS/DOCX/published/niveau2/English/MilitaryAndNavy.docx
+++ b/EXPORTS/DOCX/published/niveau2/English/MilitaryAndNavy.docx
@@ -695,6 +695,7 @@
       </w:r>
       <w:r>
         <w:rPr>
+          <w:u w:val="single" w:color="0000ff"/>
           <w:rFonts w:ascii="Charis SIL Regular" w:hAnsi="Charis SIL Regular" w:eastAsia="Charis SIL Regular"/>
           <w:b w:val="0"/>
           <w:i w:val="0"/>
@@ -741,13 +742,50 @@
       </w:r>
       <w:r>
         <w:rPr>
+          <w:u w:val="single" w:color="0000ff"/>
           <w:rFonts w:ascii="Charis SIL Regular" w:hAnsi="Charis SIL Regular" w:eastAsia="Charis SIL Regular"/>
           <w:b w:val="0"/>
           <w:i w:val="0"/>
           <w:color w:val="000000"/>
           <w:sz w:val="24"/>
         </w:rPr>
-        <w:t>Dutch or oth</w:t>
+        <w:hyperlink r:id="rId12" w:history="1">
+          <w:r>
+            <w:rPr>
+              <w:rStyle w:val="Hyperlink"/>
+            </w:rPr>
+            <w:t>Dutch</w:t>
+          </w:r>
+        </w:hyperlink>
+      </w:r>
+      <w:r>
+        <w:rPr>
+          <w:u w:val="single" w:color="0000ff"/>
+          <w:rFonts w:ascii="Charis SIL Regular" w:hAnsi="Charis SIL Regular" w:eastAsia="Charis SIL Regular"/>
+          <w:b w:val="0"/>
+          <w:i w:val="0"/>
+          <w:color w:val="000000"/>
+          <w:sz w:val="24"/>
+        </w:rPr>
+        <w:t xml:space="preserve"> </w:t>
+      </w:r>
+      <w:r>
+        <w:rPr>
+          <w:u w:val="single" w:color="0000ff"/>
+          <w:rFonts w:ascii="Charis SIL Regular" w:hAnsi="Charis SIL Regular" w:eastAsia="Charis SIL Regular"/>
+          <w:b w:val="0"/>
+          <w:i w:val="0"/>
+          <w:color w:val="000000"/>
+          <w:sz w:val="24"/>
+        </w:rPr>
+        <w:hyperlink r:id="rId12" w:history="1">
+          <w:r>
+            <w:rPr>
+              <w:rStyle w:val="Hyperlink"/>
+            </w:rPr>
+            <w:t>or oth</w:t>
+          </w:r>
+        </w:hyperlink>
       </w:r>
       <w:r>
         <w:rPr>
@@ -2443,7 +2481,7 @@
           <w:sz w:val="24"/>
           <w:u w:val="single"/>
         </w:rPr>
-        <w:t>Scientific research in colonised terr</w:t>
+        <w:t>Scientific research in colonised terri</w:t>
       </w:r>
       <w:r>
         <w:rPr>
@@ -2454,7 +2492,7 @@
           <w:sz w:val="24"/>
           <w:u w:val="single"/>
         </w:rPr>
-        <w:t>i</w:t>
+        <w:t>torie</w:t>
       </w:r>
       <w:r>
         <w:rPr>
@@ -2463,9 +2501,8 @@
           <w:i w:val="0"/>
           <w:color w:val="0000FF"/>
           <w:sz w:val="24"/>
-          <w:u w:val="single"/>
         </w:rPr>
-        <w:t>tories</w:t>
+        <w:t>s</w:t>
       </w:r>
       <w:r>
         <w:br/>

--- a/EXPORTS/DOCX/published/niveau2/English/MilitaryAndNavy.docx
+++ b/EXPORTS/DOCX/published/niveau2/English/MilitaryAndNavy.docx
@@ -330,14 +330,7 @@
           <w:color w:val="000000"/>
           <w:sz w:val="24"/>
         </w:rPr>
-        <w:hyperlink r:id="rId9" w:history="1">
-          <w:r>
-            <w:rPr>
-              <w:rStyle w:val="Hyperlink"/>
-            </w:rPr>
-            <w:t>e Arm</w:t>
-          </w:r>
-        </w:hyperlink>
+        <w:t>e Arm</w:t>
       </w:r>
       <w:r>
         <w:rPr>

--- a/EXPORTS/DOCX/published/niveau2/English/MilitaryAndNavy.docx
+++ b/EXPORTS/DOCX/published/niveau2/English/MilitaryAndNavy.docx
@@ -330,7 +330,14 @@
           <w:color w:val="000000"/>
           <w:sz w:val="24"/>
         </w:rPr>
-        <w:t>e Arm</w:t>
+        <w:hyperlink r:id="rId9" w:history="1">
+          <w:r>
+            <w:rPr>
+              <w:rStyle w:val="Hyperlink"/>
+            </w:rPr>
+            <w:t>e Arm</w:t>
+          </w:r>
+        </w:hyperlink>
       </w:r>
       <w:r>
         <w:rPr>
@@ -631,25 +638,7 @@
           <w:color w:val="000000"/>
           <w:sz w:val="24"/>
         </w:rPr>
-        <w:t xml:space="preserve"> operated in the Dutch East Indies. The KNIL was form</w:t>
-      </w:r>
-      <w:r>
-        <w:rPr>
-          <w:u w:val="single" w:color="0000ff"/>
-          <w:rFonts w:ascii="Charis SIL Regular" w:hAnsi="Charis SIL Regular" w:eastAsia="Charis SIL Regular"/>
-          <w:b w:val="0"/>
-          <w:i w:val="0"/>
-          <w:color w:val="000000"/>
-          <w:sz w:val="24"/>
-        </w:rPr>
-        <w:hyperlink r:id="rId12" w:history="1">
-          <w:r>
-            <w:rPr>
-              <w:rStyle w:val="Hyperlink"/>
-            </w:rPr>
-            <w:t>ed by</w:t>
-          </w:r>
-        </w:hyperlink>
+        <w:t xml:space="preserve"> operated in the Dutch East Indies. The KNIL was formed by</w:t>
       </w:r>
       <w:r>
         <w:rPr>
@@ -688,7 +677,6 @@
       </w:r>
       <w:r>
         <w:rPr>
-          <w:u w:val="single" w:color="0000ff"/>
           <w:rFonts w:ascii="Charis SIL Regular" w:hAnsi="Charis SIL Regular" w:eastAsia="Charis SIL Regular"/>
           <w:b w:val="0"/>
           <w:i w:val="0"/>
@@ -2474,7 +2462,7 @@
           <w:sz w:val="24"/>
           <w:u w:val="single"/>
         </w:rPr>
-        <w:t>Scientific research in colonised terri</w:t>
+        <w:t>Scientific research in colonised terr</w:t>
       </w:r>
       <w:r>
         <w:rPr>
@@ -2485,7 +2473,7 @@
           <w:sz w:val="24"/>
           <w:u w:val="single"/>
         </w:rPr>
-        <w:t>torie</w:t>
+        <w:t>i</w:t>
       </w:r>
       <w:r>
         <w:rPr>
@@ -2494,8 +2482,9 @@
           <w:i w:val="0"/>
           <w:color w:val="0000FF"/>
           <w:sz w:val="24"/>
+          <w:u w:val="single"/>
         </w:rPr>
-        <w:t>s</w:t>
+        <w:t>tories</w:t>
       </w:r>
       <w:r>
         <w:br/>

--- a/EXPORTS/DOCX/published/niveau2/English/MilitaryAndNavy.docx
+++ b/EXPORTS/DOCX/published/niveau2/English/MilitaryAndNavy.docx
@@ -330,7 +330,14 @@
           <w:color w:val="000000"/>
           <w:sz w:val="24"/>
         </w:rPr>
-        <w:t>e Arm</w:t>
+        <w:hyperlink r:id="rId9" w:history="1">
+          <w:r>
+            <w:rPr>
+              <w:rStyle w:val="Hyperlink"/>
+            </w:rPr>
+            <w:t>e Arm</w:t>
+          </w:r>
+        </w:hyperlink>
       </w:r>
       <w:r>
         <w:rPr>
@@ -631,7 +638,7 @@
           <w:color w:val="000000"/>
           <w:sz w:val="24"/>
         </w:rPr>
-        <w:t xml:space="preserve"> operated in the Dutch East Indies. The KNIL was form</w:t>
+        <w:t xml:space="preserve"> operated in the Dutch East Indies. The KNIL was formed by</w:t>
       </w:r>
       <w:r>
         <w:rPr>
@@ -647,13 +654,12 @@
             <w:rPr>
               <w:rStyle w:val="Hyperlink"/>
             </w:rPr>
-            <w:t>ed by</w:t>
+            <w:t xml:space="preserve"> of</w:t>
           </w:r>
         </w:hyperlink>
       </w:r>
       <w:r>
         <w:rPr>
-          <w:u w:val="single" w:color="0000ff"/>
           <w:rFonts w:ascii="Charis SIL Regular" w:hAnsi="Charis SIL Regular" w:eastAsia="Charis SIL Regular"/>
           <w:b w:val="0"/>
           <w:i w:val="0"/>
@@ -665,13 +671,12 @@
             <w:rPr>
               <w:rStyle w:val="Hyperlink"/>
             </w:rPr>
-            <w:t xml:space="preserve"> offi</w:t>
+            <w:t>fi</w:t>
           </w:r>
         </w:hyperlink>
       </w:r>
       <w:r>
         <w:rPr>
-          <w:u w:val="single" w:color="0000ff"/>
           <w:rFonts w:ascii="Charis SIL Regular" w:hAnsi="Charis SIL Regular" w:eastAsia="Charis SIL Regular"/>
           <w:b w:val="0"/>
           <w:i w:val="0"/>
@@ -712,19 +717,9 @@
             <w:rPr>
               <w:rStyle w:val="Hyperlink"/>
             </w:rPr>
-            <w:t xml:space="preserve">s </w:t>
+            <w:t xml:space="preserve">s of </w:t>
           </w:r>
         </w:hyperlink>
-      </w:r>
-      <w:r>
-        <w:rPr>
-          <w:rFonts w:ascii="Charis SIL Regular" w:hAnsi="Charis SIL Regular" w:eastAsia="Charis SIL Regular"/>
-          <w:b w:val="0"/>
-          <w:i w:val="0"/>
-          <w:color w:val="000000"/>
-          <w:sz w:val="24"/>
-        </w:rPr>
-        <w:t xml:space="preserve">of </w:t>
       </w:r>
       <w:r>
         <w:rPr>
@@ -2467,7 +2462,7 @@
           <w:sz w:val="24"/>
           <w:u w:val="single"/>
         </w:rPr>
-        <w:t>Scientific research in colonised terr</w:t>
+        <w:t>Scientific research in colonised terri</w:t>
       </w:r>
       <w:r>
         <w:rPr>
@@ -2478,7 +2473,7 @@
           <w:sz w:val="24"/>
           <w:u w:val="single"/>
         </w:rPr>
-        <w:t>i</w:t>
+        <w:t>torie</w:t>
       </w:r>
       <w:r>
         <w:rPr>
@@ -2487,9 +2482,8 @@
           <w:i w:val="0"/>
           <w:color w:val="0000FF"/>
           <w:sz w:val="24"/>
-          <w:u w:val="single"/>
         </w:rPr>
-        <w:t>tories</w:t>
+        <w:t>s</w:t>
       </w:r>
       <w:r>
         <w:br/>

--- a/EXPORTS/DOCX/published/niveau2/English/MilitaryAndNavy.docx
+++ b/EXPORTS/DOCX/published/niveau2/English/MilitaryAndNavy.docx
@@ -638,7 +638,25 @@
           <w:color w:val="000000"/>
           <w:sz w:val="24"/>
         </w:rPr>
-        <w:t xml:space="preserve"> operated in the Dutch East Indies. The KNIL was formed by</w:t>
+        <w:t xml:space="preserve"> operated in the Dutch East Indies. The KNIL was form</w:t>
+      </w:r>
+      <w:r>
+        <w:rPr>
+          <w:u w:val="single" w:color="0000ff"/>
+          <w:rFonts w:ascii="Charis SIL Regular" w:hAnsi="Charis SIL Regular" w:eastAsia="Charis SIL Regular"/>
+          <w:b w:val="0"/>
+          <w:i w:val="0"/>
+          <w:color w:val="000000"/>
+          <w:sz w:val="24"/>
+        </w:rPr>
+        <w:hyperlink r:id="rId12" w:history="1">
+          <w:r>
+            <w:rPr>
+              <w:rStyle w:val="Hyperlink"/>
+            </w:rPr>
+            <w:t>ed by</w:t>
+          </w:r>
+        </w:hyperlink>
       </w:r>
       <w:r>
         <w:rPr>
@@ -677,6 +695,7 @@
       </w:r>
       <w:r>
         <w:rPr>
+          <w:u w:val="single" w:color="0000ff"/>
           <w:rFonts w:ascii="Charis SIL Regular" w:hAnsi="Charis SIL Regular" w:eastAsia="Charis SIL Regular"/>
           <w:b w:val="0"/>
           <w:i w:val="0"/>
@@ -723,50 +742,13 @@
       </w:r>
       <w:r>
         <w:rPr>
-          <w:u w:val="single" w:color="0000ff"/>
           <w:rFonts w:ascii="Charis SIL Regular" w:hAnsi="Charis SIL Regular" w:eastAsia="Charis SIL Regular"/>
           <w:b w:val="0"/>
           <w:i w:val="0"/>
           <w:color w:val="000000"/>
           <w:sz w:val="24"/>
         </w:rPr>
-        <w:hyperlink r:id="rId12" w:history="1">
-          <w:r>
-            <w:rPr>
-              <w:rStyle w:val="Hyperlink"/>
-            </w:rPr>
-            <w:t>Dutch</w:t>
-          </w:r>
-        </w:hyperlink>
-      </w:r>
-      <w:r>
-        <w:rPr>
-          <w:u w:val="single" w:color="0000ff"/>
-          <w:rFonts w:ascii="Charis SIL Regular" w:hAnsi="Charis SIL Regular" w:eastAsia="Charis SIL Regular"/>
-          <w:b w:val="0"/>
-          <w:i w:val="0"/>
-          <w:color w:val="000000"/>
-          <w:sz w:val="24"/>
-        </w:rPr>
-        <w:t xml:space="preserve"> </w:t>
-      </w:r>
-      <w:r>
-        <w:rPr>
-          <w:u w:val="single" w:color="0000ff"/>
-          <w:rFonts w:ascii="Charis SIL Regular" w:hAnsi="Charis SIL Regular" w:eastAsia="Charis SIL Regular"/>
-          <w:b w:val="0"/>
-          <w:i w:val="0"/>
-          <w:color w:val="000000"/>
-          <w:sz w:val="24"/>
-        </w:rPr>
-        <w:hyperlink r:id="rId12" w:history="1">
-          <w:r>
-            <w:rPr>
-              <w:rStyle w:val="Hyperlink"/>
-            </w:rPr>
-            <w:t>or oth</w:t>
-          </w:r>
-        </w:hyperlink>
+        <w:t>Dutch or oth</w:t>
       </w:r>
       <w:r>
         <w:rPr>
@@ -3742,7 +3724,7 @@
         <w:autoSpaceDN w:val="0"/>
         <w:autoSpaceDE w:val="0"/>
         <w:widowControl/>
-        <w:spacing w:line="538" w:lineRule="exact" w:before="478" w:after="0"/>
+        <w:spacing w:line="538" w:lineRule="exact" w:before="458" w:after="0"/>
         <w:ind w:left="0" w:right="0" w:firstLine="0"/>
         <w:jc w:val="left"/>
       </w:pPr>
@@ -3809,7 +3791,7 @@
     </w:p>
     <w:sectPr>
       <w:pgSz w:w="11900" w:h="16840"/>
-      <w:pgMar w:top="324" w:right="940" w:bottom="1422" w:left="960" w:header="720" w:footer="720" w:gutter="0"/>
+      <w:pgMar w:top="324" w:right="940" w:bottom="1432" w:left="960" w:header="720" w:footer="720" w:gutter="0"/>
       <w:cols/>
       <w:docGrid w:linePitch="360"/>
     </w:sectPr>

--- a/EXPORTS/DOCX/published/niveau2/English/MilitaryAndNavy.docx
+++ b/EXPORTS/DOCX/published/niveau2/English/MilitaryAndNavy.docx
@@ -742,13 +742,50 @@
       </w:r>
       <w:r>
         <w:rPr>
+          <w:u w:val="single" w:color="0000ff"/>
           <w:rFonts w:ascii="Charis SIL Regular" w:hAnsi="Charis SIL Regular" w:eastAsia="Charis SIL Regular"/>
           <w:b w:val="0"/>
           <w:i w:val="0"/>
           <w:color w:val="000000"/>
           <w:sz w:val="24"/>
         </w:rPr>
-        <w:t>Dutch or oth</w:t>
+        <w:hyperlink r:id="rId12" w:history="1">
+          <w:r>
+            <w:rPr>
+              <w:rStyle w:val="Hyperlink"/>
+            </w:rPr>
+            <w:t>Dutch</w:t>
+          </w:r>
+        </w:hyperlink>
+      </w:r>
+      <w:r>
+        <w:rPr>
+          <w:u w:val="single" w:color="0000ff"/>
+          <w:rFonts w:ascii="Charis SIL Regular" w:hAnsi="Charis SIL Regular" w:eastAsia="Charis SIL Regular"/>
+          <w:b w:val="0"/>
+          <w:i w:val="0"/>
+          <w:color w:val="000000"/>
+          <w:sz w:val="24"/>
+        </w:rPr>
+        <w:t xml:space="preserve"> </w:t>
+      </w:r>
+      <w:r>
+        <w:rPr>
+          <w:u w:val="single" w:color="0000ff"/>
+          <w:rFonts w:ascii="Charis SIL Regular" w:hAnsi="Charis SIL Regular" w:eastAsia="Charis SIL Regular"/>
+          <w:b w:val="0"/>
+          <w:i w:val="0"/>
+          <w:color w:val="000000"/>
+          <w:sz w:val="24"/>
+        </w:rPr>
+        <w:hyperlink r:id="rId12" w:history="1">
+          <w:r>
+            <w:rPr>
+              <w:rStyle w:val="Hyperlink"/>
+            </w:rPr>
+            <w:t>or oth</w:t>
+          </w:r>
+        </w:hyperlink>
       </w:r>
       <w:r>
         <w:rPr>

--- a/EXPORTS/DOCX/published/niveau2/English/MilitaryAndNavy.docx
+++ b/EXPORTS/DOCX/published/niveau2/English/MilitaryAndNavy.docx
@@ -1065,79 +1065,7 @@
           <w:color w:val="000000"/>
           <w:sz w:val="24"/>
         </w:rPr>
-        <w:t>of tens of thousands of v</w:t>
-      </w:r>
-      <w:r>
-        <w:rPr>
-          <w:u w:val="single" w:color="0000ff"/>
-          <w:rFonts w:ascii="Charis SIL Regular" w:hAnsi="Charis SIL Regular" w:eastAsia="Charis SIL Regular"/>
-          <w:b w:val="0"/>
-          <w:i w:val="0"/>
-          <w:color w:val="000000"/>
-          <w:sz w:val="24"/>
-        </w:rPr>
-        <w:hyperlink r:id="rId14" w:history="1">
-          <w:r>
-            <w:rPr>
-              <w:rStyle w:val="Hyperlink"/>
-            </w:rPr>
-            <w:t>olunteers a</w:t>
-          </w:r>
-        </w:hyperlink>
-      </w:r>
-      <w:r>
-        <w:rPr>
-          <w:u w:val="single" w:color="0000ff"/>
-          <w:rFonts w:ascii="Charis SIL Regular" w:hAnsi="Charis SIL Regular" w:eastAsia="Charis SIL Regular"/>
-          <w:b w:val="0"/>
-          <w:i w:val="0"/>
-          <w:color w:val="000000"/>
-          <w:sz w:val="24"/>
-        </w:rPr>
-        <w:hyperlink r:id="rId14" w:history="1">
-          <w:r>
-            <w:rPr>
-              <w:rStyle w:val="Hyperlink"/>
-            </w:rPr>
-            <w:t>nd c</w:t>
-          </w:r>
-        </w:hyperlink>
-      </w:r>
-      <w:r>
-        <w:rPr>
-          <w:u w:val="single" w:color="0000ff"/>
-          <w:rFonts w:ascii="Charis SIL Regular" w:hAnsi="Charis SIL Regular" w:eastAsia="Charis SIL Regular"/>
-          <w:b w:val="0"/>
-          <w:i w:val="0"/>
-          <w:color w:val="000000"/>
-          <w:sz w:val="24"/>
-        </w:rPr>
-        <w:hyperlink r:id="rId14" w:history="1">
-          <w:r>
-            <w:rPr>
-              <w:rStyle w:val="Hyperlink"/>
-            </w:rPr>
-            <w:t>o</w:t>
-          </w:r>
-        </w:hyperlink>
-      </w:r>
-      <w:r>
-        <w:rPr>
-          <w:u w:val="single" w:color="0000ff"/>
-          <w:rFonts w:ascii="Charis SIL Regular" w:hAnsi="Charis SIL Regular" w:eastAsia="Charis SIL Regular"/>
-          <w:b w:val="0"/>
-          <w:i w:val="0"/>
-          <w:color w:val="000000"/>
-          <w:sz w:val="24"/>
-        </w:rPr>
-        <w:hyperlink r:id="rId14" w:history="1">
-          <w:r>
-            <w:rPr>
-              <w:rStyle w:val="Hyperlink"/>
-            </w:rPr>
-            <w:t>ns</w:t>
-          </w:r>
-        </w:hyperlink>
+        <w:t>of tens of thousands of volunteers and cons</w:t>
       </w:r>
       <w:r>
         <w:rPr>
@@ -1942,25 +1870,7 @@
           <w:color w:val="000000"/>
           <w:sz w:val="24"/>
         </w:rPr>
-        <w:t>h</w:t>
-      </w:r>
-      <w:r>
-        <w:rPr>
-          <w:u w:val="single" w:color="0000ff"/>
-          <w:rFonts w:ascii="Charis SIL Regular" w:hAnsi="Charis SIL Regular" w:eastAsia="Charis SIL Regular"/>
-          <w:b w:val="0"/>
-          <w:i w:val="0"/>
-          <w:color w:val="000000"/>
-          <w:sz w:val="24"/>
-        </w:rPr>
-        <w:hyperlink r:id="rId19" w:history="1">
-          <w:r>
-            <w:rPr>
-              <w:rStyle w:val="Hyperlink"/>
-            </w:rPr>
-            <w:t xml:space="preserve"> certif</w:t>
-          </w:r>
-        </w:hyperlink>
+        <w:t>h certifi</w:t>
       </w:r>
       <w:r>
         <w:rPr>
@@ -1970,25 +1880,7 @@
           <w:color w:val="000000"/>
           <w:sz w:val="24"/>
         </w:rPr>
-        <w:t>i</w:t>
-      </w:r>
-      <w:r>
-        <w:rPr>
-          <w:u w:val="single" w:color="0000ff"/>
-          <w:rFonts w:ascii="Charis SIL Regular" w:hAnsi="Charis SIL Regular" w:eastAsia="Charis SIL Regular"/>
-          <w:b w:val="0"/>
-          <w:i w:val="0"/>
-          <w:color w:val="000000"/>
-          <w:sz w:val="24"/>
-        </w:rPr>
-        <w:hyperlink r:id="rId19" w:history="1">
-          <w:r>
-            <w:rPr>
-              <w:rStyle w:val="Hyperlink"/>
-            </w:rPr>
-            <w:t>c</w:t>
-          </w:r>
-        </w:hyperlink>
+        <w:t>c</w:t>
       </w:r>
       <w:r>
         <w:rPr>
@@ -2480,7 +2372,7 @@
           <w:sz w:val="24"/>
           <w:u w:val="single"/>
         </w:rPr>
-        <w:t>Scientific research in colonised terr</w:t>
+        <w:t>Scientific research in colonised terri</w:t>
       </w:r>
       <w:r>
         <w:rPr>
@@ -2491,7 +2383,7 @@
           <w:sz w:val="24"/>
           <w:u w:val="single"/>
         </w:rPr>
-        <w:t>i</w:t>
+        <w:t>torie</w:t>
       </w:r>
       <w:r>
         <w:rPr>
@@ -2500,9 +2392,8 @@
           <w:i w:val="0"/>
           <w:color w:val="0000FF"/>
           <w:sz w:val="24"/>
-          <w:u w:val="single"/>
         </w:rPr>
-        <w:t>tories</w:t>
+        <w:t>s</w:t>
       </w:r>
       <w:r>
         <w:br/>

--- a/EXPORTS/DOCX/published/niveau2/English/MilitaryAndNavy.docx
+++ b/EXPORTS/DOCX/published/niveau2/English/MilitaryAndNavy.docx
@@ -319,25 +319,7 @@
           <w:color w:val="000000"/>
           <w:sz w:val="24"/>
         </w:rPr>
-        <w:t>the deployment of th</w:t>
-      </w:r>
-      <w:r>
-        <w:rPr>
-          <w:u w:val="single" w:color="0000ff"/>
-          <w:rFonts w:ascii="Charis SIL Regular" w:hAnsi="Charis SIL Regular" w:eastAsia="Charis SIL Regular"/>
-          <w:b w:val="0"/>
-          <w:i w:val="0"/>
-          <w:color w:val="000000"/>
-          <w:sz w:val="24"/>
-        </w:rPr>
-        <w:hyperlink r:id="rId9" w:history="1">
-          <w:r>
-            <w:rPr>
-              <w:rStyle w:val="Hyperlink"/>
-            </w:rPr>
-            <w:t>e Arm</w:t>
-          </w:r>
-        </w:hyperlink>
+        <w:t>the deployment of the Arm</w:t>
       </w:r>
       <w:r>
         <w:rPr>
@@ -1065,7 +1047,79 @@
           <w:color w:val="000000"/>
           <w:sz w:val="24"/>
         </w:rPr>
-        <w:t>of tens of thousands of volunteers and cons</w:t>
+        <w:t>of tens of thousands of v</w:t>
+      </w:r>
+      <w:r>
+        <w:rPr>
+          <w:u w:val="single" w:color="0000ff"/>
+          <w:rFonts w:ascii="Charis SIL Regular" w:hAnsi="Charis SIL Regular" w:eastAsia="Charis SIL Regular"/>
+          <w:b w:val="0"/>
+          <w:i w:val="0"/>
+          <w:color w:val="000000"/>
+          <w:sz w:val="24"/>
+        </w:rPr>
+        <w:hyperlink r:id="rId14" w:history="1">
+          <w:r>
+            <w:rPr>
+              <w:rStyle w:val="Hyperlink"/>
+            </w:rPr>
+            <w:t>olunteers a</w:t>
+          </w:r>
+        </w:hyperlink>
+      </w:r>
+      <w:r>
+        <w:rPr>
+          <w:u w:val="single" w:color="0000ff"/>
+          <w:rFonts w:ascii="Charis SIL Regular" w:hAnsi="Charis SIL Regular" w:eastAsia="Charis SIL Regular"/>
+          <w:b w:val="0"/>
+          <w:i w:val="0"/>
+          <w:color w:val="000000"/>
+          <w:sz w:val="24"/>
+        </w:rPr>
+        <w:hyperlink r:id="rId14" w:history="1">
+          <w:r>
+            <w:rPr>
+              <w:rStyle w:val="Hyperlink"/>
+            </w:rPr>
+            <w:t>nd c</w:t>
+          </w:r>
+        </w:hyperlink>
+      </w:r>
+      <w:r>
+        <w:rPr>
+          <w:u w:val="single" w:color="0000ff"/>
+          <w:rFonts w:ascii="Charis SIL Regular" w:hAnsi="Charis SIL Regular" w:eastAsia="Charis SIL Regular"/>
+          <w:b w:val="0"/>
+          <w:i w:val="0"/>
+          <w:color w:val="000000"/>
+          <w:sz w:val="24"/>
+        </w:rPr>
+        <w:hyperlink r:id="rId14" w:history="1">
+          <w:r>
+            <w:rPr>
+              <w:rStyle w:val="Hyperlink"/>
+            </w:rPr>
+            <w:t>o</w:t>
+          </w:r>
+        </w:hyperlink>
+      </w:r>
+      <w:r>
+        <w:rPr>
+          <w:u w:val="single" w:color="0000ff"/>
+          <w:rFonts w:ascii="Charis SIL Regular" w:hAnsi="Charis SIL Regular" w:eastAsia="Charis SIL Regular"/>
+          <w:b w:val="0"/>
+          <w:i w:val="0"/>
+          <w:color w:val="000000"/>
+          <w:sz w:val="24"/>
+        </w:rPr>
+        <w:hyperlink r:id="rId14" w:history="1">
+          <w:r>
+            <w:rPr>
+              <w:rStyle w:val="Hyperlink"/>
+            </w:rPr>
+            <w:t>ns</w:t>
+          </w:r>
+        </w:hyperlink>
       </w:r>
       <w:r>
         <w:rPr>
@@ -1870,7 +1924,25 @@
           <w:color w:val="000000"/>
           <w:sz w:val="24"/>
         </w:rPr>
-        <w:t>h certifi</w:t>
+        <w:t>h</w:t>
+      </w:r>
+      <w:r>
+        <w:rPr>
+          <w:u w:val="single" w:color="0000ff"/>
+          <w:rFonts w:ascii="Charis SIL Regular" w:hAnsi="Charis SIL Regular" w:eastAsia="Charis SIL Regular"/>
+          <w:b w:val="0"/>
+          <w:i w:val="0"/>
+          <w:color w:val="000000"/>
+          <w:sz w:val="24"/>
+        </w:rPr>
+        <w:hyperlink r:id="rId19" w:history="1">
+          <w:r>
+            <w:rPr>
+              <w:rStyle w:val="Hyperlink"/>
+            </w:rPr>
+            <w:t xml:space="preserve"> certif</w:t>
+          </w:r>
+        </w:hyperlink>
       </w:r>
       <w:r>
         <w:rPr>
@@ -1880,7 +1952,25 @@
           <w:color w:val="000000"/>
           <w:sz w:val="24"/>
         </w:rPr>
-        <w:t>c</w:t>
+        <w:t>i</w:t>
+      </w:r>
+      <w:r>
+        <w:rPr>
+          <w:u w:val="single" w:color="0000ff"/>
+          <w:rFonts w:ascii="Charis SIL Regular" w:hAnsi="Charis SIL Regular" w:eastAsia="Charis SIL Regular"/>
+          <w:b w:val="0"/>
+          <w:i w:val="0"/>
+          <w:color w:val="000000"/>
+          <w:sz w:val="24"/>
+        </w:rPr>
+        <w:hyperlink r:id="rId19" w:history="1">
+          <w:r>
+            <w:rPr>
+              <w:rStyle w:val="Hyperlink"/>
+            </w:rPr>
+            <w:t>c</w:t>
+          </w:r>
+        </w:hyperlink>
       </w:r>
       <w:r>
         <w:rPr>
@@ -2372,7 +2462,7 @@
           <w:sz w:val="24"/>
           <w:u w:val="single"/>
         </w:rPr>
-        <w:t>Scientific research in colonised terri</w:t>
+        <w:t>Scientific research in colonised terr</w:t>
       </w:r>
       <w:r>
         <w:rPr>
@@ -2383,7 +2473,7 @@
           <w:sz w:val="24"/>
           <w:u w:val="single"/>
         </w:rPr>
-        <w:t>torie</w:t>
+        <w:t>i</w:t>
       </w:r>
       <w:r>
         <w:rPr>
@@ -2392,8 +2482,9 @@
           <w:i w:val="0"/>
           <w:color w:val="0000FF"/>
           <w:sz w:val="24"/>
+          <w:u w:val="single"/>
         </w:rPr>
-        <w:t>s</w:t>
+        <w:t>tories</w:t>
       </w:r>
       <w:r>
         <w:br/>

--- a/EXPORTS/DOCX/published/niveau2/English/MilitaryAndNavy.docx
+++ b/EXPORTS/DOCX/published/niveau2/English/MilitaryAndNavy.docx
@@ -1058,14 +1058,7 @@
           <w:color w:val="000000"/>
           <w:sz w:val="24"/>
         </w:rPr>
-        <w:hyperlink r:id="rId14" w:history="1">
-          <w:r>
-            <w:rPr>
-              <w:rStyle w:val="Hyperlink"/>
-            </w:rPr>
-            <w:t>olunteers a</w:t>
-          </w:r>
-        </w:hyperlink>
+        <w:t>olunteers a</w:t>
       </w:r>
       <w:r>
         <w:rPr>

--- a/EXPORTS/DOCX/published/niveau2/English/MilitaryAndNavy.docx
+++ b/EXPORTS/DOCX/published/niveau2/English/MilitaryAndNavy.docx
@@ -319,7 +319,7 @@
           <w:color w:val="000000"/>
           <w:sz w:val="24"/>
         </w:rPr>
-        <w:t>the deployment of the Arm</w:t>
+        <w:t>the deployment of th</w:t>
       </w:r>
       <w:r>
         <w:rPr>
@@ -330,14 +330,7 @@
           <w:color w:val="000000"/>
           <w:sz w:val="24"/>
         </w:rPr>
-        <w:hyperlink r:id="rId9" w:history="1">
-          <w:r>
-            <w:rPr>
-              <w:rStyle w:val="Hyperlink"/>
-            </w:rPr>
-            <w:t>y. Th</w:t>
-          </w:r>
-        </w:hyperlink>
+        <w:t>e Army. Th</w:t>
       </w:r>
       <w:r>
         <w:rPr>
@@ -677,6 +670,7 @@
       </w:r>
       <w:r>
         <w:rPr>
+          <w:u w:val="single" w:color="0000ff"/>
           <w:rFonts w:ascii="Charis SIL Regular" w:hAnsi="Charis SIL Regular" w:eastAsia="Charis SIL Regular"/>
           <w:b w:val="0"/>
           <w:i w:val="0"/>
@@ -1058,7 +1052,14 @@
           <w:color w:val="000000"/>
           <w:sz w:val="24"/>
         </w:rPr>
-        <w:t>olunteers a</w:t>
+        <w:hyperlink r:id="rId14" w:history="1">
+          <w:r>
+            <w:rPr>
+              <w:rStyle w:val="Hyperlink"/>
+            </w:rPr>
+            <w:t>olunteers a</w:t>
+          </w:r>
+        </w:hyperlink>
       </w:r>
       <w:r>
         <w:rPr>
@@ -1939,6 +1940,7 @@
       </w:r>
       <w:r>
         <w:rPr>
+          <w:u w:val="single" w:color="0000ff"/>
           <w:rFonts w:ascii="Charis SIL Regular" w:hAnsi="Charis SIL Regular" w:eastAsia="Charis SIL Regular"/>
           <w:b w:val="0"/>
           <w:i w:val="0"/>
@@ -2051,7 +2053,7 @@
             <w:rPr>
               <w:rStyle w:val="Hyperlink"/>
             </w:rPr>
-            <w:t>e subjec</w:t>
+            <w:t>e subje</w:t>
           </w:r>
         </w:hyperlink>
       </w:r>
@@ -2063,7 +2065,7 @@
           <w:color w:val="000000"/>
           <w:sz w:val="24"/>
         </w:rPr>
-        <w:t xml:space="preserve">t to </w:t>
+        <w:t xml:space="preserve">ct to </w:t>
       </w:r>
       <w:r>
         <w:rPr>

--- a/EXPORTS/DOCX/published/niveau2/English/MilitaryAndNavy.docx
+++ b/EXPORTS/DOCX/published/niveau2/English/MilitaryAndNavy.docx
@@ -330,7 +330,32 @@
           <w:color w:val="000000"/>
           <w:sz w:val="24"/>
         </w:rPr>
-        <w:t>e Army. Th</w:t>
+        <w:hyperlink r:id="rId9" w:history="1">
+          <w:r>
+            <w:rPr>
+              <w:rStyle w:val="Hyperlink"/>
+            </w:rPr>
+            <w:t>e Arm</w:t>
+          </w:r>
+        </w:hyperlink>
+      </w:r>
+      <w:r>
+        <w:rPr>
+          <w:u w:val="single" w:color="0000ff"/>
+          <w:rFonts w:ascii="Charis SIL Regular" w:hAnsi="Charis SIL Regular" w:eastAsia="Charis SIL Regular"/>
+          <w:b w:val="0"/>
+          <w:i w:val="0"/>
+          <w:color w:val="000000"/>
+          <w:sz w:val="24"/>
+        </w:rPr>
+        <w:hyperlink r:id="rId9" w:history="1">
+          <w:r>
+            <w:rPr>
+              <w:rStyle w:val="Hyperlink"/>
+            </w:rPr>
+            <w:t>y. Th</w:t>
+          </w:r>
+        </w:hyperlink>
       </w:r>
       <w:r>
         <w:rPr>
@@ -670,7 +695,6 @@
       </w:r>
       <w:r>
         <w:rPr>
-          <w:u w:val="single" w:color="0000ff"/>
           <w:rFonts w:ascii="Charis SIL Regular" w:hAnsi="Charis SIL Regular" w:eastAsia="Charis SIL Regular"/>
           <w:b w:val="0"/>
           <w:i w:val="0"/>
@@ -1940,7 +1964,6 @@
       </w:r>
       <w:r>
         <w:rPr>
-          <w:u w:val="single" w:color="0000ff"/>
           <w:rFonts w:ascii="Charis SIL Regular" w:hAnsi="Charis SIL Regular" w:eastAsia="Charis SIL Regular"/>
           <w:b w:val="0"/>
           <w:i w:val="0"/>
@@ -2053,7 +2076,7 @@
             <w:rPr>
               <w:rStyle w:val="Hyperlink"/>
             </w:rPr>
-            <w:t>e subje</w:t>
+            <w:t>e subjec</w:t>
           </w:r>
         </w:hyperlink>
       </w:r>
@@ -2065,7 +2088,7 @@
           <w:color w:val="000000"/>
           <w:sz w:val="24"/>
         </w:rPr>
-        <w:t xml:space="preserve">ct to </w:t>
+        <w:t xml:space="preserve">t to </w:t>
       </w:r>
       <w:r>
         <w:rPr>

--- a/EXPORTS/DOCX/published/niveau2/English/MilitaryAndNavy.docx
+++ b/EXPORTS/DOCX/published/niveau2/English/MilitaryAndNavy.docx
@@ -319,43 +319,7 @@
           <w:color w:val="000000"/>
           <w:sz w:val="24"/>
         </w:rPr>
-        <w:t>the deployment of th</w:t>
-      </w:r>
-      <w:r>
-        <w:rPr>
-          <w:u w:val="single" w:color="0000ff"/>
-          <w:rFonts w:ascii="Charis SIL Regular" w:hAnsi="Charis SIL Regular" w:eastAsia="Charis SIL Regular"/>
-          <w:b w:val="0"/>
-          <w:i w:val="0"/>
-          <w:color w:val="000000"/>
-          <w:sz w:val="24"/>
-        </w:rPr>
-        <w:hyperlink r:id="rId9" w:history="1">
-          <w:r>
-            <w:rPr>
-              <w:rStyle w:val="Hyperlink"/>
-            </w:rPr>
-            <w:t>e Arm</w:t>
-          </w:r>
-        </w:hyperlink>
-      </w:r>
-      <w:r>
-        <w:rPr>
-          <w:u w:val="single" w:color="0000ff"/>
-          <w:rFonts w:ascii="Charis SIL Regular" w:hAnsi="Charis SIL Regular" w:eastAsia="Charis SIL Regular"/>
-          <w:b w:val="0"/>
-          <w:i w:val="0"/>
-          <w:color w:val="000000"/>
-          <w:sz w:val="24"/>
-        </w:rPr>
-        <w:hyperlink r:id="rId9" w:history="1">
-          <w:r>
-            <w:rPr>
-              <w:rStyle w:val="Hyperlink"/>
-            </w:rPr>
-            <w:t>y. Th</w:t>
-          </w:r>
-        </w:hyperlink>
+        <w:t>the deployment of the Army. Th</w:t>
       </w:r>
       <w:r>
         <w:rPr>
@@ -672,29 +636,13 @@
             <w:rPr>
               <w:rStyle w:val="Hyperlink"/>
             </w:rPr>
-            <w:t xml:space="preserve"> of</w:t>
+            <w:t xml:space="preserve"> offi</w:t>
           </w:r>
         </w:hyperlink>
       </w:r>
       <w:r>
         <w:rPr>
-          <w:rFonts w:ascii="Charis SIL Regular" w:hAnsi="Charis SIL Regular" w:eastAsia="Charis SIL Regular"/>
-          <w:b w:val="0"/>
-          <w:i w:val="0"/>
-          <w:color w:val="000000"/>
-          <w:sz w:val="24"/>
-        </w:rPr>
-        <w:hyperlink r:id="rId12" w:history="1">
-          <w:r>
-            <w:rPr>
-              <w:rStyle w:val="Hyperlink"/>
-            </w:rPr>
-            <w:t>fi</w:t>
-          </w:r>
-        </w:hyperlink>
-      </w:r>
-      <w:r>
-        <w:rPr>
+          <w:u w:val="single" w:color="0000ff"/>
           <w:rFonts w:ascii="Charis SIL Regular" w:hAnsi="Charis SIL Regular" w:eastAsia="Charis SIL Regular"/>
           <w:b w:val="0"/>
           <w:i w:val="0"/>
@@ -735,9 +683,19 @@
             <w:rPr>
               <w:rStyle w:val="Hyperlink"/>
             </w:rPr>
-            <w:t xml:space="preserve">s of </w:t>
+            <w:t xml:space="preserve">s </w:t>
           </w:r>
         </w:hyperlink>
+      </w:r>
+      <w:r>
+        <w:rPr>
+          <w:rFonts w:ascii="Charis SIL Regular" w:hAnsi="Charis SIL Regular" w:eastAsia="Charis SIL Regular"/>
+          <w:b w:val="0"/>
+          <w:i w:val="0"/>
+          <w:color w:val="000000"/>
+          <w:sz w:val="24"/>
+        </w:rPr>
+        <w:t xml:space="preserve">of </w:t>
       </w:r>
       <w:r>
         <w:rPr>
@@ -1964,6 +1922,7 @@
       </w:r>
       <w:r>
         <w:rPr>
+          <w:u w:val="single" w:color="0000ff"/>
           <w:rFonts w:ascii="Charis SIL Regular" w:hAnsi="Charis SIL Regular" w:eastAsia="Charis SIL Regular"/>
           <w:b w:val="0"/>
           <w:i w:val="0"/>
@@ -2076,7 +2035,7 @@
             <w:rPr>
               <w:rStyle w:val="Hyperlink"/>
             </w:rPr>
-            <w:t>e subjec</w:t>
+            <w:t>e subje</w:t>
           </w:r>
         </w:hyperlink>
       </w:r>
@@ -2088,7 +2047,7 @@
           <w:color w:val="000000"/>
           <w:sz w:val="24"/>
         </w:rPr>
-        <w:t xml:space="preserve">t to </w:t>
+        <w:t xml:space="preserve">ct to </w:t>
       </w:r>
       <w:r>
         <w:rPr>

--- a/EXPORTS/DOCX/published/niveau2/English/MilitaryAndNavy.docx
+++ b/EXPORTS/DOCX/published/niveau2/English/MilitaryAndNavy.docx
@@ -319,7 +319,43 @@
           <w:color w:val="000000"/>
           <w:sz w:val="24"/>
         </w:rPr>
-        <w:t>the deployment of the Army. Th</w:t>
+        <w:t>the deployment of th</w:t>
+      </w:r>
+      <w:r>
+        <w:rPr>
+          <w:u w:val="single" w:color="0000ff"/>
+          <w:rFonts w:ascii="Charis SIL Regular" w:hAnsi="Charis SIL Regular" w:eastAsia="Charis SIL Regular"/>
+          <w:b w:val="0"/>
+          <w:i w:val="0"/>
+          <w:color w:val="000000"/>
+          <w:sz w:val="24"/>
+        </w:rPr>
+        <w:hyperlink r:id="rId9" w:history="1">
+          <w:r>
+            <w:rPr>
+              <w:rStyle w:val="Hyperlink"/>
+            </w:rPr>
+            <w:t>e Arm</w:t>
+          </w:r>
+        </w:hyperlink>
+      </w:r>
+      <w:r>
+        <w:rPr>
+          <w:u w:val="single" w:color="0000ff"/>
+          <w:rFonts w:ascii="Charis SIL Regular" w:hAnsi="Charis SIL Regular" w:eastAsia="Charis SIL Regular"/>
+          <w:b w:val="0"/>
+          <w:i w:val="0"/>
+          <w:color w:val="000000"/>
+          <w:sz w:val="24"/>
+        </w:rPr>
+        <w:hyperlink r:id="rId9" w:history="1">
+          <w:r>
+            <w:rPr>
+              <w:rStyle w:val="Hyperlink"/>
+            </w:rPr>
+            <w:t>y. Th</w:t>
+          </w:r>
+        </w:hyperlink>
       </w:r>
       <w:r>
         <w:rPr>
@@ -602,7 +638,7 @@
           <w:color w:val="000000"/>
           <w:sz w:val="24"/>
         </w:rPr>
-        <w:t xml:space="preserve"> operated in the Dutch East Indies. The KNIL was form</w:t>
+        <w:t xml:space="preserve"> operated in the Dutch East Indies. The KNIL was formed by</w:t>
       </w:r>
       <w:r>
         <w:rPr>
@@ -618,13 +654,12 @@
             <w:rPr>
               <w:rStyle w:val="Hyperlink"/>
             </w:rPr>
-            <w:t>ed by</w:t>
+            <w:t xml:space="preserve"> of</w:t>
           </w:r>
         </w:hyperlink>
       </w:r>
       <w:r>
         <w:rPr>
-          <w:u w:val="single" w:color="0000ff"/>
           <w:rFonts w:ascii="Charis SIL Regular" w:hAnsi="Charis SIL Regular" w:eastAsia="Charis SIL Regular"/>
           <w:b w:val="0"/>
           <w:i w:val="0"/>
@@ -636,13 +671,12 @@
             <w:rPr>
               <w:rStyle w:val="Hyperlink"/>
             </w:rPr>
-            <w:t xml:space="preserve"> offi</w:t>
+            <w:t>fi</w:t>
           </w:r>
         </w:hyperlink>
       </w:r>
       <w:r>
         <w:rPr>
-          <w:u w:val="single" w:color="0000ff"/>
           <w:rFonts w:ascii="Charis SIL Regular" w:hAnsi="Charis SIL Regular" w:eastAsia="Charis SIL Regular"/>
           <w:b w:val="0"/>
           <w:i w:val="0"/>
@@ -683,19 +717,9 @@
             <w:rPr>
               <w:rStyle w:val="Hyperlink"/>
             </w:rPr>
-            <w:t xml:space="preserve">s </w:t>
+            <w:t xml:space="preserve">s of </w:t>
           </w:r>
         </w:hyperlink>
-      </w:r>
-      <w:r>
-        <w:rPr>
-          <w:rFonts w:ascii="Charis SIL Regular" w:hAnsi="Charis SIL Regular" w:eastAsia="Charis SIL Regular"/>
-          <w:b w:val="0"/>
-          <w:i w:val="0"/>
-          <w:color w:val="000000"/>
-          <w:sz w:val="24"/>
-        </w:rPr>
-        <w:t xml:space="preserve">of </w:t>
       </w:r>
       <w:r>
         <w:rPr>
@@ -1922,7 +1946,6 @@
       </w:r>
       <w:r>
         <w:rPr>
-          <w:u w:val="single" w:color="0000ff"/>
           <w:rFonts w:ascii="Charis SIL Regular" w:hAnsi="Charis SIL Regular" w:eastAsia="Charis SIL Regular"/>
           <w:b w:val="0"/>
           <w:i w:val="0"/>
@@ -2035,7 +2058,7 @@
             <w:rPr>
               <w:rStyle w:val="Hyperlink"/>
             </w:rPr>
-            <w:t>e subje</w:t>
+            <w:t>e subjec</w:t>
           </w:r>
         </w:hyperlink>
       </w:r>
@@ -2047,7 +2070,7 @@
           <w:color w:val="000000"/>
           <w:sz w:val="24"/>
         </w:rPr>
-        <w:t xml:space="preserve">ct to </w:t>
+        <w:t xml:space="preserve">t to </w:t>
       </w:r>
       <w:r>
         <w:rPr>

--- a/EXPORTS/DOCX/published/niveau2/English/MilitaryAndNavy.docx
+++ b/EXPORTS/DOCX/published/niveau2/English/MilitaryAndNavy.docx
@@ -330,32 +330,7 @@
           <w:color w:val="000000"/>
           <w:sz w:val="24"/>
         </w:rPr>
-        <w:hyperlink r:id="rId9" w:history="1">
-          <w:r>
-            <w:rPr>
-              <w:rStyle w:val="Hyperlink"/>
-            </w:rPr>
-            <w:t>e Arm</w:t>
-          </w:r>
-        </w:hyperlink>
-      </w:r>
-      <w:r>
-        <w:rPr>
-          <w:u w:val="single" w:color="0000ff"/>
-          <w:rFonts w:ascii="Charis SIL Regular" w:hAnsi="Charis SIL Regular" w:eastAsia="Charis SIL Regular"/>
-          <w:b w:val="0"/>
-          <w:i w:val="0"/>
-          <w:color w:val="000000"/>
-          <w:sz w:val="24"/>
-        </w:rPr>
-        <w:hyperlink r:id="rId9" w:history="1">
-          <w:r>
-            <w:rPr>
-              <w:rStyle w:val="Hyperlink"/>
-            </w:rPr>
-            <w:t>y. Th</w:t>
-          </w:r>
-        </w:hyperlink>
+        <w:t>e Army. Th</w:t>
       </w:r>
       <w:r>
         <w:rPr>
@@ -638,7 +613,25 @@
           <w:color w:val="000000"/>
           <w:sz w:val="24"/>
         </w:rPr>
-        <w:t xml:space="preserve"> operated in the Dutch East Indies. The KNIL was formed by</w:t>
+        <w:t xml:space="preserve"> operated in the Dutch East Indies. The KNIL was form</w:t>
+      </w:r>
+      <w:r>
+        <w:rPr>
+          <w:u w:val="single" w:color="0000ff"/>
+          <w:rFonts w:ascii="Charis SIL Regular" w:hAnsi="Charis SIL Regular" w:eastAsia="Charis SIL Regular"/>
+          <w:b w:val="0"/>
+          <w:i w:val="0"/>
+          <w:color w:val="000000"/>
+          <w:sz w:val="24"/>
+        </w:rPr>
+        <w:hyperlink r:id="rId12" w:history="1">
+          <w:r>
+            <w:rPr>
+              <w:rStyle w:val="Hyperlink"/>
+            </w:rPr>
+            <w:t>ed by</w:t>
+          </w:r>
+        </w:hyperlink>
       </w:r>
       <w:r>
         <w:rPr>

--- a/EXPORTS/DOCX/published/niveau2/English/MilitaryAndNavy.docx
+++ b/EXPORTS/DOCX/published/niveau2/English/MilitaryAndNavy.docx
@@ -330,7 +330,32 @@
           <w:color w:val="000000"/>
           <w:sz w:val="24"/>
         </w:rPr>
-        <w:t>e Army. Th</w:t>
+        <w:hyperlink r:id="rId9" w:history="1">
+          <w:r>
+            <w:rPr>
+              <w:rStyle w:val="Hyperlink"/>
+            </w:rPr>
+            <w:t>e Arm</w:t>
+          </w:r>
+        </w:hyperlink>
+      </w:r>
+      <w:r>
+        <w:rPr>
+          <w:u w:val="single" w:color="0000ff"/>
+          <w:rFonts w:ascii="Charis SIL Regular" w:hAnsi="Charis SIL Regular" w:eastAsia="Charis SIL Regular"/>
+          <w:b w:val="0"/>
+          <w:i w:val="0"/>
+          <w:color w:val="000000"/>
+          <w:sz w:val="24"/>
+        </w:rPr>
+        <w:hyperlink r:id="rId9" w:history="1">
+          <w:r>
+            <w:rPr>
+              <w:rStyle w:val="Hyperlink"/>
+            </w:rPr>
+            <w:t>y. Th</w:t>
+          </w:r>
+        </w:hyperlink>
       </w:r>
       <w:r>
         <w:rPr>
@@ -670,6 +695,7 @@
       </w:r>
       <w:r>
         <w:rPr>
+          <w:u w:val="single" w:color="0000ff"/>
           <w:rFonts w:ascii="Charis SIL Regular" w:hAnsi="Charis SIL Regular" w:eastAsia="Charis SIL Regular"/>
           <w:b w:val="0"/>
           <w:i w:val="0"/>

--- a/EXPORTS/DOCX/published/niveau2/English/MilitaryAndNavy.docx
+++ b/EXPORTS/DOCX/published/niveau2/English/MilitaryAndNavy.docx
@@ -695,7 +695,6 @@
       </w:r>
       <w:r>
         <w:rPr>
-          <w:u w:val="single" w:color="0000ff"/>
           <w:rFonts w:ascii="Charis SIL Regular" w:hAnsi="Charis SIL Regular" w:eastAsia="Charis SIL Regular"/>
           <w:b w:val="0"/>
           <w:i w:val="0"/>

--- a/EXPORTS/DOCX/published/niveau2/English/MilitaryAndNavy.docx
+++ b/EXPORTS/DOCX/published/niveau2/English/MilitaryAndNavy.docx
@@ -319,25 +319,7 @@
           <w:color w:val="000000"/>
           <w:sz w:val="24"/>
         </w:rPr>
-        <w:t>the deployment of th</w:t>
-      </w:r>
-      <w:r>
-        <w:rPr>
-          <w:u w:val="single" w:color="0000ff"/>
-          <w:rFonts w:ascii="Charis SIL Regular" w:hAnsi="Charis SIL Regular" w:eastAsia="Charis SIL Regular"/>
-          <w:b w:val="0"/>
-          <w:i w:val="0"/>
-          <w:color w:val="000000"/>
-          <w:sz w:val="24"/>
-        </w:rPr>
-        <w:hyperlink r:id="rId9" w:history="1">
-          <w:r>
-            <w:rPr>
-              <w:rStyle w:val="Hyperlink"/>
-            </w:rPr>
-            <w:t>e Arm</w:t>
-          </w:r>
-        </w:hyperlink>
+        <w:t>the deployment of the Arm</w:t>
       </w:r>
       <w:r>
         <w:rPr>
@@ -695,6 +677,7 @@
       </w:r>
       <w:r>
         <w:rPr>
+          <w:u w:val="single" w:color="0000ff"/>
           <w:rFonts w:ascii="Charis SIL Regular" w:hAnsi="Charis SIL Regular" w:eastAsia="Charis SIL Regular"/>
           <w:b w:val="0"/>
           <w:i w:val="0"/>

--- a/EXPORTS/DOCX/published/niveau2/English/MilitaryAndNavy.docx
+++ b/EXPORTS/DOCX/published/niveau2/English/MilitaryAndNavy.docx
@@ -319,7 +319,25 @@
           <w:color w:val="000000"/>
           <w:sz w:val="24"/>
         </w:rPr>
-        <w:t>the deployment of the Arm</w:t>
+        <w:t>the deployment of th</w:t>
+      </w:r>
+      <w:r>
+        <w:rPr>
+          <w:u w:val="single" w:color="0000ff"/>
+          <w:rFonts w:ascii="Charis SIL Regular" w:hAnsi="Charis SIL Regular" w:eastAsia="Charis SIL Regular"/>
+          <w:b w:val="0"/>
+          <w:i w:val="0"/>
+          <w:color w:val="000000"/>
+          <w:sz w:val="24"/>
+        </w:rPr>
+        <w:hyperlink r:id="rId9" w:history="1">
+          <w:r>
+            <w:rPr>
+              <w:rStyle w:val="Hyperlink"/>
+            </w:rPr>
+            <w:t>e Arm</w:t>
+          </w:r>
+        </w:hyperlink>
       </w:r>
       <w:r>
         <w:rPr>
@@ -677,7 +695,6 @@
       </w:r>
       <w:r>
         <w:rPr>
-          <w:u w:val="single" w:color="0000ff"/>
           <w:rFonts w:ascii="Charis SIL Regular" w:hAnsi="Charis SIL Regular" w:eastAsia="Charis SIL Regular"/>
           <w:b w:val="0"/>
           <w:i w:val="0"/>

--- a/EXPORTS/DOCX/published/niveau2/English/MilitaryAndNavy.docx
+++ b/EXPORTS/DOCX/published/niveau2/English/MilitaryAndNavy.docx
@@ -649,14 +649,7 @@
           <w:color w:val="000000"/>
           <w:sz w:val="24"/>
         </w:rPr>
-        <w:hyperlink r:id="rId12" w:history="1">
-          <w:r>
-            <w:rPr>
-              <w:rStyle w:val="Hyperlink"/>
-            </w:rPr>
-            <w:t>ed by</w:t>
-          </w:r>
-        </w:hyperlink>
+        <w:t>ed by</w:t>
       </w:r>
       <w:r>
         <w:rPr>
@@ -672,29 +665,13 @@
             <w:rPr>
               <w:rStyle w:val="Hyperlink"/>
             </w:rPr>
-            <w:t xml:space="preserve"> of</w:t>
+            <w:t xml:space="preserve"> offi</w:t>
           </w:r>
         </w:hyperlink>
       </w:r>
       <w:r>
         <w:rPr>
-          <w:rFonts w:ascii="Charis SIL Regular" w:hAnsi="Charis SIL Regular" w:eastAsia="Charis SIL Regular"/>
-          <w:b w:val="0"/>
-          <w:i w:val="0"/>
-          <w:color w:val="000000"/>
-          <w:sz w:val="24"/>
-        </w:rPr>
-        <w:hyperlink r:id="rId12" w:history="1">
-          <w:r>
-            <w:rPr>
-              <w:rStyle w:val="Hyperlink"/>
-            </w:rPr>
-            <w:t>fi</w:t>
-          </w:r>
-        </w:hyperlink>
-      </w:r>
-      <w:r>
-        <w:rPr>
+          <w:u w:val="single" w:color="0000ff"/>
           <w:rFonts w:ascii="Charis SIL Regular" w:hAnsi="Charis SIL Regular" w:eastAsia="Charis SIL Regular"/>
           <w:b w:val="0"/>
           <w:i w:val="0"/>
@@ -735,9 +712,19 @@
             <w:rPr>
               <w:rStyle w:val="Hyperlink"/>
             </w:rPr>
-            <w:t xml:space="preserve">s of </w:t>
+            <w:t xml:space="preserve">s </w:t>
           </w:r>
         </w:hyperlink>
+      </w:r>
+      <w:r>
+        <w:rPr>
+          <w:rFonts w:ascii="Charis SIL Regular" w:hAnsi="Charis SIL Regular" w:eastAsia="Charis SIL Regular"/>
+          <w:b w:val="0"/>
+          <w:i w:val="0"/>
+          <w:color w:val="000000"/>
+          <w:sz w:val="24"/>
+        </w:rPr>
+        <w:t xml:space="preserve">of </w:t>
       </w:r>
       <w:r>
         <w:rPr>
@@ -2480,7 +2467,7 @@
           <w:sz w:val="24"/>
           <w:u w:val="single"/>
         </w:rPr>
-        <w:t>Scientific research in colonised terri</w:t>
+        <w:t>Scientific research in colonised terr</w:t>
       </w:r>
       <w:r>
         <w:rPr>
@@ -2491,7 +2478,7 @@
           <w:sz w:val="24"/>
           <w:u w:val="single"/>
         </w:rPr>
-        <w:t>torie</w:t>
+        <w:t>i</w:t>
       </w:r>
       <w:r>
         <w:rPr>
@@ -2500,8 +2487,9 @@
           <w:i w:val="0"/>
           <w:color w:val="0000FF"/>
           <w:sz w:val="24"/>
+          <w:u w:val="single"/>
         </w:rPr>
-        <w:t>s</w:t>
+        <w:t>tories</w:t>
       </w:r>
       <w:r>
         <w:br/>

--- a/EXPORTS/DOCX/published/niveau2/English/MilitaryAndNavy.docx
+++ b/EXPORTS/DOCX/published/niveau2/English/MilitaryAndNavy.docx
@@ -649,7 +649,14 @@
           <w:color w:val="000000"/>
           <w:sz w:val="24"/>
         </w:rPr>
-        <w:t>ed by</w:t>
+        <w:hyperlink r:id="rId12" w:history="1">
+          <w:r>
+            <w:rPr>
+              <w:rStyle w:val="Hyperlink"/>
+            </w:rPr>
+            <w:t>ed by</w:t>
+          </w:r>
+        </w:hyperlink>
       </w:r>
       <w:r>
         <w:rPr>
@@ -2467,7 +2474,7 @@
           <w:sz w:val="24"/>
           <w:u w:val="single"/>
         </w:rPr>
-        <w:t>Scientific research in colonised terr</w:t>
+        <w:t>Scientific research in colonised terri</w:t>
       </w:r>
       <w:r>
         <w:rPr>
@@ -2478,7 +2485,7 @@
           <w:sz w:val="24"/>
           <w:u w:val="single"/>
         </w:rPr>
-        <w:t>i</w:t>
+        <w:t>torie</w:t>
       </w:r>
       <w:r>
         <w:rPr>
@@ -2487,9 +2494,8 @@
           <w:i w:val="0"/>
           <w:color w:val="0000FF"/>
           <w:sz w:val="24"/>
-          <w:u w:val="single"/>
         </w:rPr>
-        <w:t>tories</w:t>
+        <w:t>s</w:t>
       </w:r>
       <w:r>
         <w:br/>

--- a/EXPORTS/DOCX/published/niveau2/English/MilitaryAndNavy.docx
+++ b/EXPORTS/DOCX/published/niveau2/English/MilitaryAndNavy.docx
@@ -672,7 +672,24 @@
             <w:rPr>
               <w:rStyle w:val="Hyperlink"/>
             </w:rPr>
-            <w:t xml:space="preserve"> offi</w:t>
+            <w:t xml:space="preserve"> of</w:t>
+          </w:r>
+        </w:hyperlink>
+      </w:r>
+      <w:r>
+        <w:rPr>
+          <w:rFonts w:ascii="Charis SIL Regular" w:hAnsi="Charis SIL Regular" w:eastAsia="Charis SIL Regular"/>
+          <w:b w:val="0"/>
+          <w:i w:val="0"/>
+          <w:color w:val="000000"/>
+          <w:sz w:val="24"/>
+        </w:rPr>
+        <w:hyperlink r:id="rId12" w:history="1">
+          <w:r>
+            <w:rPr>
+              <w:rStyle w:val="Hyperlink"/>
+            </w:rPr>
+            <w:t>fi</w:t>
           </w:r>
         </w:hyperlink>
       </w:r>
@@ -719,19 +736,9 @@
             <w:rPr>
               <w:rStyle w:val="Hyperlink"/>
             </w:rPr>
-            <w:t xml:space="preserve">s </w:t>
+            <w:t xml:space="preserve">s of </w:t>
           </w:r>
         </w:hyperlink>
-      </w:r>
-      <w:r>
-        <w:rPr>
-          <w:rFonts w:ascii="Charis SIL Regular" w:hAnsi="Charis SIL Regular" w:eastAsia="Charis SIL Regular"/>
-          <w:b w:val="0"/>
-          <w:i w:val="0"/>
-          <w:color w:val="000000"/>
-          <w:sz w:val="24"/>
-        </w:rPr>
-        <w:t xml:space="preserve">of </w:t>
       </w:r>
       <w:r>
         <w:rPr>
@@ -1059,25 +1066,7 @@
           <w:color w:val="000000"/>
           <w:sz w:val="24"/>
         </w:rPr>
-        <w:t>of tens of thousands of v</w:t>
-      </w:r>
-      <w:r>
-        <w:rPr>
-          <w:u w:val="single" w:color="0000ff"/>
-          <w:rFonts w:ascii="Charis SIL Regular" w:hAnsi="Charis SIL Regular" w:eastAsia="Charis SIL Regular"/>
-          <w:b w:val="0"/>
-          <w:i w:val="0"/>
-          <w:color w:val="000000"/>
-          <w:sz w:val="24"/>
-        </w:rPr>
-        <w:hyperlink r:id="rId14" w:history="1">
-          <w:r>
-            <w:rPr>
-              <w:rStyle w:val="Hyperlink"/>
-            </w:rPr>
-            <w:t>olunteers a</w:t>
-          </w:r>
-        </w:hyperlink>
+        <w:t>of tens of thousands of volunteers a</w:t>
       </w:r>
       <w:r>
         <w:rPr>
@@ -2474,7 +2463,7 @@
           <w:sz w:val="24"/>
           <w:u w:val="single"/>
         </w:rPr>
-        <w:t>Scientific research in colonised terri</w:t>
+        <w:t>Scientific research in colonised terr</w:t>
       </w:r>
       <w:r>
         <w:rPr>
@@ -2485,7 +2474,7 @@
           <w:sz w:val="24"/>
           <w:u w:val="single"/>
         </w:rPr>
-        <w:t>torie</w:t>
+        <w:t>i</w:t>
       </w:r>
       <w:r>
         <w:rPr>
@@ -2494,8 +2483,9 @@
           <w:i w:val="0"/>
           <w:color w:val="0000FF"/>
           <w:sz w:val="24"/>
+          <w:u w:val="single"/>
         </w:rPr>
-        <w:t>s</w:t>
+        <w:t>tories</w:t>
       </w:r>
       <w:r>
         <w:br/>

--- a/EXPORTS/DOCX/published/niveau2/English/MilitaryAndNavy.docx
+++ b/EXPORTS/DOCX/published/niveau2/English/MilitaryAndNavy.docx
@@ -695,7 +695,6 @@
       </w:r>
       <w:r>
         <w:rPr>
-          <w:u w:val="single" w:color="0000ff"/>
           <w:rFonts w:ascii="Charis SIL Regular" w:hAnsi="Charis SIL Regular" w:eastAsia="Charis SIL Regular"/>
           <w:b w:val="0"/>
           <w:i w:val="0"/>
@@ -1066,7 +1065,25 @@
           <w:color w:val="000000"/>
           <w:sz w:val="24"/>
         </w:rPr>
-        <w:t>of tens of thousands of volunteers a</w:t>
+        <w:t>of tens of thousands of v</w:t>
+      </w:r>
+      <w:r>
+        <w:rPr>
+          <w:u w:val="single" w:color="0000ff"/>
+          <w:rFonts w:ascii="Charis SIL Regular" w:hAnsi="Charis SIL Regular" w:eastAsia="Charis SIL Regular"/>
+          <w:b w:val="0"/>
+          <w:i w:val="0"/>
+          <w:color w:val="000000"/>
+          <w:sz w:val="24"/>
+        </w:rPr>
+        <w:hyperlink r:id="rId14" w:history="1">
+          <w:r>
+            <w:rPr>
+              <w:rStyle w:val="Hyperlink"/>
+            </w:rPr>
+            <w:t>olunteers a</w:t>
+          </w:r>
+        </w:hyperlink>
       </w:r>
       <w:r>
         <w:rPr>
@@ -2463,7 +2480,7 @@
           <w:sz w:val="24"/>
           <w:u w:val="single"/>
         </w:rPr>
-        <w:t>Scientific research in colonised terr</w:t>
+        <w:t>Scientific research in colonised terri</w:t>
       </w:r>
       <w:r>
         <w:rPr>
@@ -2474,7 +2491,7 @@
           <w:sz w:val="24"/>
           <w:u w:val="single"/>
         </w:rPr>
-        <w:t>i</w:t>
+        <w:t>torie</w:t>
       </w:r>
       <w:r>
         <w:rPr>
@@ -2483,9 +2500,8 @@
           <w:i w:val="0"/>
           <w:color w:val="0000FF"/>
           <w:sz w:val="24"/>
-          <w:u w:val="single"/>
         </w:rPr>
-        <w:t>tories</w:t>
+        <w:t>s</w:t>
       </w:r>
       <w:r>
         <w:br/>

--- a/EXPORTS/DOCX/published/niveau2/English/MilitaryAndNavy.docx
+++ b/EXPORTS/DOCX/published/niveau2/English/MilitaryAndNavy.docx
@@ -638,25 +638,7 @@
           <w:color w:val="000000"/>
           <w:sz w:val="24"/>
         </w:rPr>
-        <w:t xml:space="preserve"> operated in the Dutch East Indies. The KNIL was form</w:t>
-      </w:r>
-      <w:r>
-        <w:rPr>
-          <w:u w:val="single" w:color="0000ff"/>
-          <w:rFonts w:ascii="Charis SIL Regular" w:hAnsi="Charis SIL Regular" w:eastAsia="Charis SIL Regular"/>
-          <w:b w:val="0"/>
-          <w:i w:val="0"/>
-          <w:color w:val="000000"/>
-          <w:sz w:val="24"/>
-        </w:rPr>
-        <w:hyperlink r:id="rId12" w:history="1">
-          <w:r>
-            <w:rPr>
-              <w:rStyle w:val="Hyperlink"/>
-            </w:rPr>
-            <w:t>ed by</w:t>
-          </w:r>
-        </w:hyperlink>
+        <w:t xml:space="preserve"> operated in the Dutch East Indies. The KNIL was formed by</w:t>
       </w:r>
       <w:r>
         <w:rPr>
@@ -695,6 +677,7 @@
       </w:r>
       <w:r>
         <w:rPr>
+          <w:u w:val="single" w:color="0000ff"/>
           <w:rFonts w:ascii="Charis SIL Regular" w:hAnsi="Charis SIL Regular" w:eastAsia="Charis SIL Regular"/>
           <w:b w:val="0"/>
           <w:i w:val="0"/>

--- a/EXPORTS/DOCX/published/niveau2/English/MilitaryAndNavy.docx
+++ b/EXPORTS/DOCX/published/niveau2/English/MilitaryAndNavy.docx
@@ -638,7 +638,7 @@
           <w:color w:val="000000"/>
           <w:sz w:val="24"/>
         </w:rPr>
-        <w:t xml:space="preserve"> operated in the Dutch East Indies. The KNIL was formed by</w:t>
+        <w:t xml:space="preserve"> operated in the Dutch East Indies. The KNIL was form</w:t>
       </w:r>
       <w:r>
         <w:rPr>
@@ -654,12 +654,13 @@
             <w:rPr>
               <w:rStyle w:val="Hyperlink"/>
             </w:rPr>
-            <w:t xml:space="preserve"> of</w:t>
+            <w:t>ed by</w:t>
           </w:r>
         </w:hyperlink>
       </w:r>
       <w:r>
         <w:rPr>
+          <w:u w:val="single" w:color="0000ff"/>
           <w:rFonts w:ascii="Charis SIL Regular" w:hAnsi="Charis SIL Regular" w:eastAsia="Charis SIL Regular"/>
           <w:b w:val="0"/>
           <w:i w:val="0"/>
@@ -671,7 +672,7 @@
             <w:rPr>
               <w:rStyle w:val="Hyperlink"/>
             </w:rPr>
-            <w:t>fi</w:t>
+            <w:t xml:space="preserve"> offi</w:t>
           </w:r>
         </w:hyperlink>
       </w:r>
@@ -718,9 +719,19 @@
             <w:rPr>
               <w:rStyle w:val="Hyperlink"/>
             </w:rPr>
-            <w:t xml:space="preserve">s of </w:t>
+            <w:t xml:space="preserve">s </w:t>
           </w:r>
         </w:hyperlink>
+      </w:r>
+      <w:r>
+        <w:rPr>
+          <w:rFonts w:ascii="Charis SIL Regular" w:hAnsi="Charis SIL Regular" w:eastAsia="Charis SIL Regular"/>
+          <w:b w:val="0"/>
+          <w:i w:val="0"/>
+          <w:color w:val="000000"/>
+          <w:sz w:val="24"/>
+        </w:rPr>
+        <w:t xml:space="preserve">of </w:t>
       </w:r>
       <w:r>
         <w:rPr>
@@ -1048,79 +1059,7 @@
           <w:color w:val="000000"/>
           <w:sz w:val="24"/>
         </w:rPr>
-        <w:t>of tens of thousands of v</w:t>
-      </w:r>
-      <w:r>
-        <w:rPr>
-          <w:u w:val="single" w:color="0000ff"/>
-          <w:rFonts w:ascii="Charis SIL Regular" w:hAnsi="Charis SIL Regular" w:eastAsia="Charis SIL Regular"/>
-          <w:b w:val="0"/>
-          <w:i w:val="0"/>
-          <w:color w:val="000000"/>
-          <w:sz w:val="24"/>
-        </w:rPr>
-        <w:hyperlink r:id="rId14" w:history="1">
-          <w:r>
-            <w:rPr>
-              <w:rStyle w:val="Hyperlink"/>
-            </w:rPr>
-            <w:t>olunteers a</w:t>
-          </w:r>
-        </w:hyperlink>
-      </w:r>
-      <w:r>
-        <w:rPr>
-          <w:u w:val="single" w:color="0000ff"/>
-          <w:rFonts w:ascii="Charis SIL Regular" w:hAnsi="Charis SIL Regular" w:eastAsia="Charis SIL Regular"/>
-          <w:b w:val="0"/>
-          <w:i w:val="0"/>
-          <w:color w:val="000000"/>
-          <w:sz w:val="24"/>
-        </w:rPr>
-        <w:hyperlink r:id="rId14" w:history="1">
-          <w:r>
-            <w:rPr>
-              <w:rStyle w:val="Hyperlink"/>
-            </w:rPr>
-            <w:t>nd c</w:t>
-          </w:r>
-        </w:hyperlink>
-      </w:r>
-      <w:r>
-        <w:rPr>
-          <w:u w:val="single" w:color="0000ff"/>
-          <w:rFonts w:ascii="Charis SIL Regular" w:hAnsi="Charis SIL Regular" w:eastAsia="Charis SIL Regular"/>
-          <w:b w:val="0"/>
-          <w:i w:val="0"/>
-          <w:color w:val="000000"/>
-          <w:sz w:val="24"/>
-        </w:rPr>
-        <w:hyperlink r:id="rId14" w:history="1">
-          <w:r>
-            <w:rPr>
-              <w:rStyle w:val="Hyperlink"/>
-            </w:rPr>
-            <w:t>o</w:t>
-          </w:r>
-        </w:hyperlink>
-      </w:r>
-      <w:r>
-        <w:rPr>
-          <w:u w:val="single" w:color="0000ff"/>
-          <w:rFonts w:ascii="Charis SIL Regular" w:hAnsi="Charis SIL Regular" w:eastAsia="Charis SIL Regular"/>
-          <w:b w:val="0"/>
-          <w:i w:val="0"/>
-          <w:color w:val="000000"/>
-          <w:sz w:val="24"/>
-        </w:rPr>
-        <w:hyperlink r:id="rId14" w:history="1">
-          <w:r>
-            <w:rPr>
-              <w:rStyle w:val="Hyperlink"/>
-            </w:rPr>
-            <w:t>ns</w:t>
-          </w:r>
-        </w:hyperlink>
+        <w:t>of tens of thousands of volunteers and cons</w:t>
       </w:r>
       <w:r>
         <w:rPr>
@@ -2463,7 +2402,7 @@
           <w:sz w:val="24"/>
           <w:u w:val="single"/>
         </w:rPr>
-        <w:t>Scientific research in colonised terr</w:t>
+        <w:t>Scientific research in colonised terri</w:t>
       </w:r>
       <w:r>
         <w:rPr>
@@ -2474,7 +2413,7 @@
           <w:sz w:val="24"/>
           <w:u w:val="single"/>
         </w:rPr>
-        <w:t>i</w:t>
+        <w:t>torie</w:t>
       </w:r>
       <w:r>
         <w:rPr>
@@ -2483,9 +2422,8 @@
           <w:i w:val="0"/>
           <w:color w:val="0000FF"/>
           <w:sz w:val="24"/>
-          <w:u w:val="single"/>
         </w:rPr>
-        <w:t>tories</w:t>
+        <w:t>s</w:t>
       </w:r>
       <w:r>
         <w:br/>
